--- a/Capitulos de Tesis/Capítulo 1..docx
+++ b/Capitulos de Tesis/Capítulo 1..docx
@@ -487,7 +487,13 @@
         <w:pStyle w:val="Tesis"/>
       </w:pPr>
       <w:r>
-        <w:t>La educación en Venezuela atraviesa una crisis profunda que afecta directamente a millones de estudiantes de educación media general. Esta situación se caracteriza por una combinación de factores estructurales, sociales y pedagógicos que han debilitado el acceso, la permanencia y la calidad del aprendizaje en todo el país. La exclusión escolar masiva es uno de los problemas más alarmantes: más de 3 millones de niños y jóvenes están fuera del sistema educativo, según especialistas de la Universidad Católica Andrés Bello. Esta exclusión responde a condiciones socioeconómicas adversas como la pobreza extrema, la migración familiar, la falta de transporte escolar y la necesidad de trabajar desde temprana edad, lo que limita el derecho a la educación.</w:t>
+        <w:t xml:space="preserve">La educación en Venezuela atraviesa una crisis profunda que afecta directamente a millones de estudiantes de </w:t>
+      </w:r>
+      <w:r>
+        <w:t>bachillerato</w:t>
+      </w:r>
+      <w:r>
+        <w:t>. Esta situación se caracteriza por una combinación de factores estructurales, sociales y pedagógicos que han debilitado el acceso, la permanencia y la calidad del aprendizaje en todo el país. La exclusión escolar masiva es uno de los problemas más alarmantes: más de 3 millones de niños y jóvenes están fuera del sistema educativo, según especialistas de la Universidad Católica Andrés Bello. Esta exclusión responde a condiciones socioeconómicas adversas como la pobreza extrema, la migración familiar, la falta de transporte escolar y la necesidad de trabajar desde temprana edad, lo que limita el derecho a la educación.</w:t>
       </w:r>
     </w:p>
     <w:p>
@@ -601,7 +607,13 @@
       </w:pPr>
       <w:r>
         <w:lastRenderedPageBreak/>
-        <w:t>La etapa de programación se desarrollará utilizando tecnologías web como Python, junto con bases de datos que permitan almacenar el progreso de los usuarios, sus logros y estadísticas. Se aplicará una metodología de desarrollo ágil, que facilite ajustes rápidos y mejoras continuas en función de la experiencia de uso. Aunque no se realizarán pruebas en instituciones educativas, se recogerá retroalimentación voluntaria de los usuarios y se analizarán métricas internas como tiempo de uso, niveles completados y frecuencia de interacción, para evaluar su impacto y optimizar la experiencia.</w:t>
+        <w:t xml:space="preserve">La etapa de programación se desarrollará utilizando </w:t>
+      </w:r>
+      <w:r>
+        <w:t>lenguajes de programación</w:t>
+      </w:r>
+      <w:r>
+        <w:t xml:space="preserve"> como Python, junto con bases de datos que permitan almacenar el progreso de los usuarios, sus logros y estadísticas. Se aplicará una metodología de desarrollo ágil, que facilite ajustes rápidos y mejoras continuas en función de la experiencia de uso. Aunque no se realizarán pruebas en instituciones educativas, se recogerá retroalimentación voluntaria de los usuarios y se analizarán métricas internas como tiempo de uso, niveles completados y frecuencia de interacción, para evaluar su impacto y optimizar la experiencia.</w:t>
       </w:r>
     </w:p>
     <w:p>
@@ -640,7 +652,13 @@
       </w:r>
       <w:proofErr w:type="spellEnd"/>
       <w:r>
-        <w:t xml:space="preserve"> para potenciar el rendimiento académico en estudiantes de media básica y bachillerato en Venezuela?</w:t>
+        <w:t xml:space="preserve"> para potenciar el rendimiento académico en estudiantes de</w:t>
+      </w:r>
+      <w:r>
+        <w:t xml:space="preserve"> </w:t>
+      </w:r>
+      <w:r>
+        <w:t>bachillerato en Venezuela?</w:t>
       </w:r>
     </w:p>
     <w:p>
@@ -702,7 +720,7 @@
       </w:r>
       <w:proofErr w:type="spellEnd"/>
       <w:r>
-        <w:t xml:space="preserve"> para potenciar el rendimiento académico en estudiantes de media básica y bachillerato en Venezuela.</w:t>
+        <w:t xml:space="preserve"> para potenciar el rendimiento académico en estudiantes de bachillerato en Venezuela.</w:t>
       </w:r>
     </w:p>
     <w:p>
@@ -738,7 +756,7 @@
         </w:rPr>
       </w:pPr>
       <w:r>
-        <w:t>Analizar la situación actual de los estudiantes de media básica y bachillerato.</w:t>
+        <w:t>Analizar la situación actual de los estudiantes de bachillerato.</w:t>
       </w:r>
     </w:p>
     <w:p>
@@ -943,7 +961,13 @@
       </w:r>
       <w:r>
         <w:lastRenderedPageBreak/>
-        <w:t>que afectan a los estudiantes venezolanos de educación media general, especialmente aquellos que han quedado fuera del sistema escolar o que enfrentan condiciones adversas para continuar sus estudios. Al ofrecer una herramienta digital accesible, autónoma y motivadora, se propone una solución práctica que puede contribuir a reducir la exclusión escolar, mejorar el rendimiento académico y fortalecer el vínculo de los jóvenes con el aprendizaje.</w:t>
+        <w:t>que afectan a los estudiantes venezolanos de</w:t>
+      </w:r>
+      <w:r>
+        <w:t xml:space="preserve"> bachillerato</w:t>
+      </w:r>
+      <w:r>
+        <w:t>, especialmente aquellos que han quedado fuera del sistema escolar o que enfrentan condiciones adversas para continuar sus estudios. Al ofrecer una herramienta digital accesible, autónoma y motivadora, se propone una solución práctica que puede contribuir a reducir la exclusión escolar, mejorar el rendimiento académico y fortalecer el vínculo de los jóvenes con el aprendizaje.</w:t>
       </w:r>
     </w:p>
     <w:p>
@@ -998,7 +1022,13 @@
         </w:rPr>
       </w:pPr>
       <w:r>
-        <w:t xml:space="preserve">La aplicación está concebida como una plataforma autónoma, similar a modelos como Duolingo, donde los estudiantes pueden acceder a contenidos curriculares </w:t>
+        <w:t xml:space="preserve">La aplicación está concebida como una plataforma autónoma, similar a modelos como Duolingo, donde los estudiantes pueden acceder a contenidos </w:t>
+      </w:r>
+      <w:r>
+        <w:t>educativo</w:t>
+      </w:r>
+      <w:r>
+        <w:t xml:space="preserve">s </w:t>
       </w:r>
       <w:proofErr w:type="spellStart"/>
       <w:r>
@@ -1006,7 +1036,16 @@
       </w:r>
       <w:proofErr w:type="spellEnd"/>
       <w:r>
-        <w:t xml:space="preserve"> desde cualquier dispositivo con conexión a internet. La validación del producto no se realizará mediante pruebas institucionales, sino a través de métricas internas de uso, retroalimentación voluntaria de los usuarios y análisis de interacción digital (</w:t>
+        <w:t xml:space="preserve"> desde </w:t>
+      </w:r>
+      <w:r>
+        <w:t xml:space="preserve">un </w:t>
+      </w:r>
+      <w:r>
+        <w:t xml:space="preserve">dispositivo </w:t>
+      </w:r>
+      <w:r>
+        <w:t>con conexión a internet. La validación del producto no se realizará mediante pruebas institucionales, sino a través de métricas internas de uso y análisis de interacción digital (</w:t>
       </w:r>
       <w:proofErr w:type="spellStart"/>
       <w:r>
@@ -1014,7 +1053,7 @@
       </w:r>
       <w:proofErr w:type="spellEnd"/>
       <w:r>
-        <w:t>, progresión, retención).</w:t>
+        <w:t>, progresión).</w:t>
       </w:r>
     </w:p>
     <w:p>
@@ -1024,6 +1063,16 @@
       <w:r>
         <w:t>Este enfoque metodológico permite responder a las limitaciones del sistema educativo venezolano, donde el acceso a instituciones formales está restringido para millones de estudiantes. Al prescindir de estructuras escolares tradicionales, la aplicación se convierte en una alternativa flexible y descentralizada, capaz de ofrecer experiencias de aprendizaje significativas en entornos vulnerables o informales.</w:t>
       </w:r>
+    </w:p>
+    <w:p>
+      <w:pPr>
+        <w:pStyle w:val="Tesis"/>
+      </w:pPr>
+    </w:p>
+    <w:p>
+      <w:pPr>
+        <w:pStyle w:val="Tesis"/>
+      </w:pPr>
     </w:p>
     <w:p>
       <w:pPr>
@@ -1045,6 +1094,7 @@
           <w:sz w:val="24"/>
           <w:szCs w:val="24"/>
         </w:rPr>
+        <w:lastRenderedPageBreak/>
         <w:t>4. DELIMITACIÓN DE LA INVESTIGACI</w:t>
       </w:r>
       <w:r>
@@ -1079,7 +1129,6 @@
         <w:rPr>
           <w:shd w:val="clear" w:color="auto" w:fill="FFFFFF"/>
         </w:rPr>
-        <w:lastRenderedPageBreak/>
         <w:t xml:space="preserve">Esta investigación desde el punto de vista espacial se llevará a cabo en el área geográfica de Venezuela ubicándose en el estado Zulia, en el municipio Maracaibo, en la parroquia Juana de Ávila, en la Universidad Rafael Belloso Chacín, </w:t>
       </w:r>
       <w:r>
@@ -1155,7 +1204,14 @@
         <w:rPr>
           <w:shd w:val="clear" w:color="auto" w:fill="FFFFFF"/>
         </w:rPr>
-        <w:t xml:space="preserve"> y Ryan, desde el enfoque de la gamificación educativa, se incorporan los aportes de autores como Kapp (2012) y Deterding (201</w:t>
+        <w:t xml:space="preserve"> y Ryan, desde el enfoque de la gamificación </w:t>
+      </w:r>
+      <w:r>
+        <w:rPr>
+          <w:shd w:val="clear" w:color="auto" w:fill="FFFFFF"/>
+        </w:rPr>
+        <w:lastRenderedPageBreak/>
+        <w:t>educativa, se incorporan los aportes de autores como Kapp (2012) y Deterding (201</w:t>
       </w:r>
       <w:r>
         <w:rPr>

--- a/Capitulos de Tesis/Capítulo 1..docx
+++ b/Capitulos de Tesis/Capítulo 1..docx
@@ -1204,26 +1204,13 @@
         <w:rPr>
           <w:shd w:val="clear" w:color="auto" w:fill="FFFFFF"/>
         </w:rPr>
-        <w:t xml:space="preserve"> y Ryan, desde el enfoque de la gamificación </w:t>
+        <w:t xml:space="preserve"> y Ryan, desde el enfoque de la gamificación educativa, se incorporan los aportes de autores como </w:t>
       </w:r>
       <w:r>
         <w:rPr>
           <w:shd w:val="clear" w:color="auto" w:fill="FFFFFF"/>
         </w:rPr>
-        <w:lastRenderedPageBreak/>
-        <w:t>educativa, se incorporan los aportes de autores como Kapp (2012) y Deterding (201</w:t>
-      </w:r>
-      <w:r>
-        <w:rPr>
-          <w:shd w:val="clear" w:color="auto" w:fill="FFFFFF"/>
-        </w:rPr>
-        <w:t>1</w:t>
-      </w:r>
-      <w:r>
-        <w:rPr>
-          <w:shd w:val="clear" w:color="auto" w:fill="FFFFFF"/>
-        </w:rPr>
-        <w:t>).</w:t>
+        <w:t>Borras (2015).</w:t>
       </w:r>
     </w:p>
     <w:sectPr>

--- a/Capitulos de Tesis/Capítulo 1..docx
+++ b/Capitulos de Tesis/Capítulo 1..docx
@@ -1,6 +1,6 @@
 
 <file path=word/document.xml><?xml version="1.0" encoding="utf-8"?>
-<w:document xmlns:wpc="http://schemas.microsoft.com/office/word/2010/wordprocessingCanvas" xmlns:cx="http://schemas.microsoft.com/office/drawing/2014/chartex" xmlns:cx1="http://schemas.microsoft.com/office/drawing/2015/9/8/chartex" xmlns:cx2="http://schemas.microsoft.com/office/drawing/2015/10/21/chartex" xmlns:cx3="http://schemas.microsoft.com/office/drawing/2016/5/9/chartex" xmlns:cx4="http://schemas.microsoft.com/office/drawing/2016/5/10/chartex" xmlns:cx5="http://schemas.microsoft.com/office/drawing/2016/5/11/chartex" xmlns:cx6="http://schemas.microsoft.com/office/drawing/2016/5/12/chartex" xmlns:cx7="http://schemas.microsoft.com/office/drawing/2016/5/13/chartex" xmlns:cx8="http://schemas.microsoft.com/office/drawing/2016/5/14/chartex" xmlns:mc="http://schemas.openxmlformats.org/markup-compatibility/2006" xmlns:aink="http://schemas.microsoft.com/office/drawing/2016/ink" xmlns:am3d="http://schemas.microsoft.com/office/drawing/2017/model3d" xmlns:o="urn:schemas-microsoft-com:office:office" xmlns:oel="http://schemas.microsoft.com/office/2019/extlst" xmlns:r="http://schemas.openxmlformats.org/officeDocument/2006/relationships" xmlns:m="http://schemas.openxmlformats.org/officeDocument/2006/math" xmlns:v="urn:schemas-microsoft-com:vml" xmlns:wp14="http://schemas.microsoft.com/office/word/2010/wordprocessingDrawing" xmlns:wp="http://schemas.openxmlformats.org/drawingml/2006/wordprocessingDrawing" xmlns:w10="urn:schemas-microsoft-com:office:word" xmlns:w="http://schemas.openxmlformats.org/wordprocessingml/2006/main" xmlns:w14="http://schemas.microsoft.com/office/word/2010/wordml" xmlns:w15="http://schemas.microsoft.com/office/word/2012/wordml" xmlns:w16cex="http://schemas.microsoft.com/office/word/2018/wordml/cex" xmlns:w16cid="http://schemas.microsoft.com/office/word/2016/wordml/cid" xmlns:w16="http://schemas.microsoft.com/office/word/2018/wordml" xmlns:w16du="http://schemas.microsoft.com/office/word/2023/wordml/word16du" xmlns:w16sdtdh="http://schemas.microsoft.com/office/word/2020/wordml/sdtdatahash" xmlns:w16sdtfl="http://schemas.microsoft.com/office/word/2024/wordml/sdtformatlock" xmlns:w16se="http://schemas.microsoft.com/office/word/2015/wordml/symex" xmlns:wpg="http://schemas.microsoft.com/office/word/2010/wordprocessingGroup" xmlns:wpi="http://schemas.microsoft.com/office/word/2010/wordprocessingInk" xmlns:wne="http://schemas.microsoft.com/office/word/2006/wordml" xmlns:wps="http://schemas.microsoft.com/office/word/2010/wordprocessingShape" mc:Ignorable="w14 w15 w16se w16cid w16 w16cex w16sdtdh w16sdtfl w16du wp14">
+<w:document xmlns:wpc="http://schemas.microsoft.com/office/word/2010/wordprocessingCanvas" xmlns:cx="http://schemas.microsoft.com/office/drawing/2014/chartex" xmlns:cx1="http://schemas.microsoft.com/office/drawing/2015/9/8/chartex" xmlns:cx2="http://schemas.microsoft.com/office/drawing/2015/10/21/chartex" xmlns:cx3="http://schemas.microsoft.com/office/drawing/2016/5/9/chartex" xmlns:cx4="http://schemas.microsoft.com/office/drawing/2016/5/10/chartex" xmlns:cx5="http://schemas.microsoft.com/office/drawing/2016/5/11/chartex" xmlns:cx6="http://schemas.microsoft.com/office/drawing/2016/5/12/chartex" xmlns:cx7="http://schemas.microsoft.com/office/drawing/2016/5/13/chartex" xmlns:cx8="http://schemas.microsoft.com/office/drawing/2016/5/14/chartex" xmlns:mc="http://schemas.openxmlformats.org/markup-compatibility/2006" xmlns:aink="http://schemas.microsoft.com/office/drawing/2016/ink" xmlns:am3d="http://schemas.microsoft.com/office/drawing/2017/model3d" xmlns:o="urn:schemas-microsoft-com:office:office" xmlns:oel="http://schemas.microsoft.com/office/2019/extlst" xmlns:r="http://schemas.openxmlformats.org/officeDocument/2006/relationships" xmlns:m="http://schemas.openxmlformats.org/officeDocument/2006/math" xmlns:v="urn:schemas-microsoft-com:vml" xmlns:wp14="http://schemas.microsoft.com/office/word/2010/wordprocessingDrawing" xmlns:wp="http://schemas.openxmlformats.org/drawingml/2006/wordprocessingDrawing" xmlns:w10="urn:schemas-microsoft-com:office:word" xmlns:w="http://schemas.openxmlformats.org/wordprocessingml/2006/main" xmlns:w14="http://schemas.microsoft.com/office/word/2010/wordml" xmlns:w15="http://schemas.microsoft.com/office/word/2012/wordml" xmlns:w16cex="http://schemas.microsoft.com/office/word/2018/wordml/cex" xmlns:w16cid="http://schemas.microsoft.com/office/word/2016/wordml/cid" xmlns:w16="http://schemas.microsoft.com/office/word/2018/wordml" xmlns:w16sdtdh="http://schemas.microsoft.com/office/word/2020/wordml/sdtdatahash" xmlns:w16se="http://schemas.microsoft.com/office/word/2015/wordml/symex" xmlns:wpg="http://schemas.microsoft.com/office/word/2010/wordprocessingGroup" xmlns:wpi="http://schemas.microsoft.com/office/word/2010/wordprocessingInk" xmlns:wne="http://schemas.microsoft.com/office/word/2006/wordml" xmlns:wps="http://schemas.microsoft.com/office/word/2010/wordprocessingShape" mc:Ignorable="w14 w15 w16se w16cid w16 w16cex w16sdtdh wp14">
   <w:body>
     <w:p>
       <w:pPr>
@@ -255,7 +255,7 @@
               </wp:anchor>
             </w:drawing>
           </mc:Choice>
-          <mc:Fallback>
+          <mc:Fallback xmlns:w16sdtfl="http://schemas.microsoft.com/office/word/2024/wordml/sdtformatlock" xmlns:w16du="http://schemas.microsoft.com/office/word/2023/wordml/word16du">
             <w:pict>
               <v:group w14:anchorId="0FAF0B72" id="Grupo 1" o:spid="_x0000_s1026" style="position:absolute;margin-left:-12.85pt;margin-top:10.35pt;width:430.25pt;height:121.6pt;z-index:251659264" coordorigin="2268,6021" coordsize="8280,2340" o:gfxdata="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">
                 <v:shapetype id="_x0000_t75" coordsize="21600,21600" o:spt="75" o:preferrelative="t" path="m@4@5l@4@11@9@11@9@5xe" filled="f" stroked="f">
@@ -384,7 +384,18 @@
           <w:szCs w:val="40"/>
           <w:lang w:val="pt-BR"/>
         </w:rPr>
-        <w:t>EL PROBLEMA</w:t>
+        <w:t>EL PROBLEM</w:t>
+      </w:r>
+      <w:r>
+        <w:rPr>
+          <w:rFonts w:ascii="Arial" w:hAnsi="Arial" w:cs="Arial"/>
+          <w:b/>
+          <w:color w:val="000000"/>
+          <w:sz w:val="40"/>
+          <w:szCs w:val="40"/>
+          <w:lang w:val="pt-BR"/>
+        </w:rPr>
+        <w:t>A</w:t>
       </w:r>
     </w:p>
     <w:p>
@@ -424,95 +435,122 @@
           <w:sz w:val="24"/>
           <w:szCs w:val="24"/>
         </w:rPr>
-      </w:pPr>
-      <w:r>
-        <w:rPr>
-          <w:rFonts w:ascii="Arial" w:hAnsi="Arial" w:cs="Arial"/>
-          <w:b/>
-          <w:bCs/>
-          <w:sz w:val="24"/>
-          <w:szCs w:val="24"/>
-        </w:rPr>
-        <w:lastRenderedPageBreak/>
-        <w:t>CAPÍTULO I</w:t>
-      </w:r>
-    </w:p>
-    <w:p>
-      <w:pPr>
-        <w:spacing w:after="0" w:line="480" w:lineRule="auto"/>
-        <w:jc w:val="center"/>
-        <w:rPr>
-          <w:rFonts w:ascii="Arial" w:hAnsi="Arial" w:cs="Arial"/>
-          <w:b/>
-          <w:bCs/>
-          <w:sz w:val="24"/>
-          <w:szCs w:val="24"/>
-        </w:rPr>
-      </w:pPr>
-      <w:r>
-        <w:rPr>
-          <w:rFonts w:ascii="Arial" w:hAnsi="Arial" w:cs="Arial"/>
-          <w:b/>
-          <w:bCs/>
-          <w:sz w:val="24"/>
-          <w:szCs w:val="24"/>
-        </w:rPr>
-        <w:t>EL PROBLEMA</w:t>
-      </w:r>
-    </w:p>
-    <w:p>
-      <w:pPr>
-        <w:spacing w:after="0" w:line="480" w:lineRule="auto"/>
-        <w:rPr>
-          <w:rFonts w:ascii="Arial" w:hAnsi="Arial" w:cs="Arial"/>
-          <w:b/>
-          <w:bCs/>
-          <w:sz w:val="24"/>
-          <w:szCs w:val="24"/>
-        </w:rPr>
-      </w:pPr>
-      <w:r>
-        <w:rPr>
-          <w:rFonts w:ascii="Arial" w:hAnsi="Arial" w:cs="Arial"/>
-          <w:b/>
-          <w:bCs/>
-          <w:sz w:val="24"/>
-          <w:szCs w:val="24"/>
-        </w:rPr>
-        <w:t>1. DESCRIPCIÓN DE LA SITUACIÓN OBJETO DE ESTUDIO</w:t>
-      </w:r>
-    </w:p>
-    <w:p>
-      <w:pPr>
-        <w:pStyle w:val="Tesis"/>
-      </w:pPr>
-      <w:r>
-        <w:t xml:space="preserve">La educación en Venezuela atraviesa una crisis profunda que afecta directamente a millones de estudiantes de </w:t>
-      </w:r>
-      <w:r>
-        <w:t>bachillerato</w:t>
-      </w:r>
-      <w:r>
-        <w:t>. Esta situación se caracteriza por una combinación de factores estructurales, sociales y pedagógicos que han debilitado el acceso, la permanencia y la calidad del aprendizaje en todo el país. La exclusión escolar masiva es uno de los problemas más alarmantes: más de 3 millones de niños y jóvenes están fuera del sistema educativo, según especialistas de la Universidad Católica Andrés Bello. Esta exclusión responde a condiciones socioeconómicas adversas como la pobreza extrema, la migración familiar, la falta de transporte escolar y la necesidad de trabajar desde temprana edad, lo que limita el derecho a la educación.</w:t>
-      </w:r>
-    </w:p>
-    <w:p>
-      <w:pPr>
-        <w:pStyle w:val="Tesis"/>
         <w:sectPr>
           <w:headerReference w:type="default" r:id="rId10"/>
-          <w:footerReference w:type="first" r:id="rId11"/>
+          <w:footerReference w:type="default" r:id="rId11"/>
+          <w:footerReference w:type="first" r:id="rId12"/>
           <w:pgSz w:w="12240" w:h="15840"/>
           <w:pgMar w:top="2835" w:right="1701" w:bottom="1701" w:left="2268" w:header="709" w:footer="709" w:gutter="0"/>
+          <w:pgNumType w:start="5"/>
           <w:cols w:space="708"/>
           <w:docGrid w:linePitch="360"/>
         </w:sectPr>
       </w:pPr>
+    </w:p>
+    <w:p>
+      <w:pPr>
+        <w:spacing w:after="0" w:line="480" w:lineRule="auto"/>
+        <w:jc w:val="center"/>
+        <w:rPr>
+          <w:rFonts w:ascii="Arial" w:hAnsi="Arial" w:cs="Arial"/>
+          <w:b/>
+          <w:bCs/>
+          <w:sz w:val="24"/>
+          <w:szCs w:val="24"/>
+        </w:rPr>
+      </w:pPr>
+      <w:r>
+        <w:rPr>
+          <w:rFonts w:ascii="Arial" w:hAnsi="Arial" w:cs="Arial"/>
+          <w:b/>
+          <w:bCs/>
+          <w:sz w:val="24"/>
+          <w:szCs w:val="24"/>
+        </w:rPr>
+        <w:lastRenderedPageBreak/>
+        <w:t>CAPÍTULO I</w:t>
+      </w:r>
+    </w:p>
+    <w:p>
+      <w:pPr>
+        <w:spacing w:after="0" w:line="480" w:lineRule="auto"/>
+        <w:jc w:val="center"/>
+        <w:rPr>
+          <w:rFonts w:ascii="Arial" w:hAnsi="Arial" w:cs="Arial"/>
+          <w:b/>
+          <w:bCs/>
+          <w:sz w:val="24"/>
+          <w:szCs w:val="24"/>
+        </w:rPr>
+      </w:pPr>
+      <w:r>
+        <w:rPr>
+          <w:rFonts w:ascii="Arial" w:hAnsi="Arial" w:cs="Arial"/>
+          <w:b/>
+          <w:bCs/>
+          <w:sz w:val="24"/>
+          <w:szCs w:val="24"/>
+        </w:rPr>
+        <w:t>EL PROBLEMA</w:t>
+      </w:r>
+    </w:p>
+    <w:p>
+      <w:pPr>
+        <w:spacing w:after="0" w:line="480" w:lineRule="auto"/>
+        <w:rPr>
+          <w:rFonts w:ascii="Arial" w:hAnsi="Arial" w:cs="Arial"/>
+          <w:b/>
+          <w:bCs/>
+          <w:sz w:val="24"/>
+          <w:szCs w:val="24"/>
+        </w:rPr>
+      </w:pPr>
+      <w:r>
+        <w:rPr>
+          <w:rFonts w:ascii="Arial" w:hAnsi="Arial" w:cs="Arial"/>
+          <w:b/>
+          <w:bCs/>
+          <w:sz w:val="24"/>
+          <w:szCs w:val="24"/>
+        </w:rPr>
+        <w:t>1. DESCRIPCIÓN DE LA SITUACIÓN OBJETO DE ESTUDIO</w:t>
+      </w:r>
+    </w:p>
+    <w:p>
+      <w:pPr>
+        <w:pStyle w:val="Tesis"/>
+      </w:pPr>
+      <w:r>
+        <w:t xml:space="preserve">La educación en Venezuela atraviesa una crisis profunda que afecta directamente a millones de estudiantes de </w:t>
+      </w:r>
+      <w:r>
+        <w:t>bachillerato</w:t>
+      </w:r>
+      <w:r>
+        <w:t>. Esta situación se caracteriza por una combinación de factores estructurales, sociales y pedagógicos que han debilitado el acceso, la permanencia y la calidad del aprendizaje en todo el país. La exclusión escolar masiva es uno de los problemas más alarmantes: más de 3 millones de niños y jóvenes están fuera del sistema educativo, según especialistas de la Universidad Católica Andrés Bello. Esta exclusión responde a condiciones socioeconómicas adversas como la pobreza extrema, la migración familiar, la falta de transporte escolar y la necesidad de trabajar desde temprana edad, lo que limita el derecho a la educación.</w:t>
+      </w:r>
+    </w:p>
+    <w:p>
+      <w:pPr>
+        <w:pStyle w:val="Tesis"/>
+        <w:sectPr>
+          <w:headerReference w:type="default" r:id="rId13"/>
+          <w:footerReference w:type="default" r:id="rId14"/>
+          <w:pgSz w:w="12240" w:h="15840"/>
+          <w:pgMar w:top="2835" w:right="1701" w:bottom="1701" w:left="2268" w:header="709" w:footer="709" w:gutter="0"/>
+          <w:pgNumType w:start="5"/>
+          <w:cols w:space="708"/>
+          <w:docGrid w:linePitch="360"/>
+        </w:sectPr>
+      </w:pPr>
       <w:r>
         <w:t>A esta realidad se suma el deterioro generalizado de la infraestructura escolar. Muchas instituciones carecen de servicios básicos como agua potable, electricidad, baños funcionales y mobiliario adecuado. Algunas operan en condiciones improvisadas, lo que afecta directamente el ambiente de aprendizaje, la seguridad y la dignidad de los estudiantes. Además, la escasez de docentes capacitados y activos agrava la situación: la deserc</w:t>
       </w:r>
       <w:r>
-        <w:t xml:space="preserve">ión </w:t>
+        <w:t>i</w:t>
+      </w:r>
+      <w:r>
+        <w:t xml:space="preserve">ón </w:t>
       </w:r>
     </w:p>
     <w:p>
@@ -566,10 +604,18 @@
       </w:r>
       <w:proofErr w:type="spellEnd"/>
       <w:r>
-        <w:t xml:space="preserve"> para potenciar el rendimiento académico en estudiantes de media básica y bachillerato en Venezuela. La aplicación se plantea como un proyecto independiente, inspirado en modelos exitosos como Duolingo, Khan Academy </w:t>
+        <w:t xml:space="preserve"> para potenciar el rendimiento académico en estudiantes de bachillerato en Venezuela. La aplicación se plantea como un proyecto independiente, inspirado en modelos exitosos como Duolingo, Khan </w:t>
       </w:r>
       <w:proofErr w:type="spellStart"/>
       <w:r>
+        <w:t>Academy</w:t>
+      </w:r>
+      <w:proofErr w:type="spellEnd"/>
+      <w:r>
+        <w:t xml:space="preserve"> </w:t>
+      </w:r>
+      <w:proofErr w:type="spellStart"/>
+      <w:r>
         <w:t>Kids</w:t>
       </w:r>
       <w:proofErr w:type="spellEnd"/>
@@ -606,14 +652,17 @@
         <w:pStyle w:val="Tesis"/>
       </w:pPr>
       <w:r>
+        <w:t xml:space="preserve">La etapa de programación se desarrollará utilizando </w:t>
+      </w:r>
+      <w:r>
+        <w:t>lenguajes de programación</w:t>
+      </w:r>
+      <w:r>
+        <w:t xml:space="preserve"> como Python, junto con bases de datos que permitan almacenar </w:t>
+      </w:r>
+      <w:r>
         <w:lastRenderedPageBreak/>
-        <w:t xml:space="preserve">La etapa de programación se desarrollará utilizando </w:t>
-      </w:r>
-      <w:r>
-        <w:t>lenguajes de programación</w:t>
-      </w:r>
-      <w:r>
-        <w:t xml:space="preserve"> como Python, junto con bases de datos que permitan almacenar el progreso de los usuarios, sus logros y estadísticas. Se aplicará una metodología de desarrollo ágil, que facilite ajustes rápidos y mejoras continuas en función de la experiencia de uso. Aunque no se realizarán pruebas en instituciones educativas, se recogerá retroalimentación voluntaria de los usuarios y se analizarán métricas internas como tiempo de uso, niveles completados y frecuencia de interacción, para evaluar su impacto y optimizar la experiencia.</w:t>
+        <w:t>el progreso de los usuarios, sus logros y estadísticas. Se aplicará una metodología de desarrollo ágil, que facilite ajustes rápidos y mejoras continuas en función de la experiencia de uso. Aunque no se realizarán pruebas en instituciones educativas, se recogerá retroalimentación voluntaria de los usuarios y se analizarán métricas internas como tiempo de uso, niveles completados y frecuencia de interacción, para evaluar su impacto y optimizar la experiencia.</w:t>
       </w:r>
     </w:p>
     <w:p>
@@ -777,7 +826,6 @@
           <w:sz w:val="24"/>
           <w:szCs w:val="24"/>
         </w:rPr>
-        <w:lastRenderedPageBreak/>
         <w:t>Determinar los requerimientos necesarios para desarrollar la aplicación.</w:t>
       </w:r>
     </w:p>
@@ -799,6 +847,7 @@
           <w:sz w:val="24"/>
           <w:szCs w:val="24"/>
         </w:rPr>
+        <w:lastRenderedPageBreak/>
         <w:t>Diseñar el prototipo de la aplicación a partir de los requerimientos previamente identificados.</w:t>
       </w:r>
     </w:p>
@@ -887,10 +936,6 @@
     <w:p>
       <w:pPr>
         <w:pStyle w:val="Tesis"/>
-        <w:rPr>
-          <w:b/>
-          <w:bCs/>
-        </w:rPr>
       </w:pPr>
       <w:r>
         <w:t xml:space="preserve">Desde el punto de vista teórico, nuestra propuesta de desarrollar una aplicación educativa </w:t>
@@ -901,7 +946,19 @@
       </w:r>
       <w:proofErr w:type="spellEnd"/>
       <w:r>
-        <w:t xml:space="preserve"> para potenciar el conocimiento de matemáticas se fundamenta en teorías educativas que subrayan la importancia de la motivación y la participación activa en el proceso de aprendizaje. En este sentido, el constructivismo se erige como un pilar esencial, sugiriendo que los estudiantes adquieren conocimiento de manera más efectiva cuando interactúan con su entorno y construyen su propio entendimiento a través de experiencias prácticas. La implementación de una aplicación que ofrezca retos interactivos y retroalimentación inmediata no solo facilita la exploración de conceptos complejos, sino que también promueve un aprendizaje significativo y duradero.</w:t>
+        <w:t xml:space="preserve"> para potenciar el conocimiento de matemáticas se fundamenta en teorías educativas que subrayan la importancia de la motivación y la participación activa en el proceso de aprendizaje. </w:t>
+      </w:r>
+    </w:p>
+    <w:p>
+      <w:pPr>
+        <w:pStyle w:val="Tesis"/>
+        <w:rPr>
+          <w:b/>
+          <w:bCs/>
+        </w:rPr>
+      </w:pPr>
+      <w:r>
+        <w:t>En este sentido, el constructivismo se erige como un pilar esencial, sugiriendo que los estudiantes adquieren conocimiento de manera más efectiva cuando interactúan con su entorno y construyen su propio entendimiento a través de experiencias prácticas. La implementación de una aplicación que ofrezca retos interactivos y retroalimentación inmediata no solo facilita la exploración de conceptos complejos, sino que también promueve un aprendizaje significativo y duradero.</w:t>
       </w:r>
     </w:p>
     <w:p>
@@ -1214,6 +1271,8 @@
       </w:r>
     </w:p>
     <w:sectPr>
+      <w:headerReference w:type="default" r:id="rId15"/>
+      <w:footerReference w:type="default" r:id="rId16"/>
       <w:pgSz w:w="12240" w:h="15840"/>
       <w:pgMar w:top="1701" w:right="1701" w:bottom="1701" w:left="2268" w:header="709" w:footer="709" w:gutter="0"/>
       <w:cols w:space="708"/>
@@ -1224,7 +1283,7 @@
 </file>
 
 <file path=word/endnotes.xml><?xml version="1.0" encoding="utf-8"?>
-<w:endnotes xmlns:wpc="http://schemas.microsoft.com/office/word/2010/wordprocessingCanvas" xmlns:cx="http://schemas.microsoft.com/office/drawing/2014/chartex" xmlns:cx1="http://schemas.microsoft.com/office/drawing/2015/9/8/chartex" xmlns:cx2="http://schemas.microsoft.com/office/drawing/2015/10/21/chartex" xmlns:cx3="http://schemas.microsoft.com/office/drawing/2016/5/9/chartex" xmlns:cx4="http://schemas.microsoft.com/office/drawing/2016/5/10/chartex" xmlns:cx5="http://schemas.microsoft.com/office/drawing/2016/5/11/chartex" xmlns:cx6="http://schemas.microsoft.com/office/drawing/2016/5/12/chartex" xmlns:cx7="http://schemas.microsoft.com/office/drawing/2016/5/13/chartex" xmlns:cx8="http://schemas.microsoft.com/office/drawing/2016/5/14/chartex" xmlns:mc="http://schemas.openxmlformats.org/markup-compatibility/2006" xmlns:aink="http://schemas.microsoft.com/office/drawing/2016/ink" xmlns:am3d="http://schemas.microsoft.com/office/drawing/2017/model3d" xmlns:o="urn:schemas-microsoft-com:office:office" xmlns:oel="http://schemas.microsoft.com/office/2019/extlst" xmlns:r="http://schemas.openxmlformats.org/officeDocument/2006/relationships" xmlns:m="http://schemas.openxmlformats.org/officeDocument/2006/math" xmlns:v="urn:schemas-microsoft-com:vml" xmlns:wp14="http://schemas.microsoft.com/office/word/2010/wordprocessingDrawing" xmlns:wp="http://schemas.openxmlformats.org/drawingml/2006/wordprocessingDrawing" xmlns:w10="urn:schemas-microsoft-com:office:word" xmlns:w="http://schemas.openxmlformats.org/wordprocessingml/2006/main" xmlns:w14="http://schemas.microsoft.com/office/word/2010/wordml" xmlns:w15="http://schemas.microsoft.com/office/word/2012/wordml" xmlns:w16cex="http://schemas.microsoft.com/office/word/2018/wordml/cex" xmlns:w16cid="http://schemas.microsoft.com/office/word/2016/wordml/cid" xmlns:w16="http://schemas.microsoft.com/office/word/2018/wordml" xmlns:w16du="http://schemas.microsoft.com/office/word/2023/wordml/word16du" xmlns:w16sdtdh="http://schemas.microsoft.com/office/word/2020/wordml/sdtdatahash" xmlns:w16sdtfl="http://schemas.microsoft.com/office/word/2024/wordml/sdtformatlock" xmlns:w16se="http://schemas.microsoft.com/office/word/2015/wordml/symex" xmlns:wpg="http://schemas.microsoft.com/office/word/2010/wordprocessingGroup" xmlns:wpi="http://schemas.microsoft.com/office/word/2010/wordprocessingInk" xmlns:wne="http://schemas.microsoft.com/office/word/2006/wordml" xmlns:wps="http://schemas.microsoft.com/office/word/2010/wordprocessingShape" mc:Ignorable="w14 w15 w16se w16cid w16 w16cex w16sdtdh w16sdtfl w16du wp14">
+<w:endnotes xmlns:wpc="http://schemas.microsoft.com/office/word/2010/wordprocessingCanvas" xmlns:cx="http://schemas.microsoft.com/office/drawing/2014/chartex" xmlns:cx1="http://schemas.microsoft.com/office/drawing/2015/9/8/chartex" xmlns:cx2="http://schemas.microsoft.com/office/drawing/2015/10/21/chartex" xmlns:cx3="http://schemas.microsoft.com/office/drawing/2016/5/9/chartex" xmlns:cx4="http://schemas.microsoft.com/office/drawing/2016/5/10/chartex" xmlns:cx5="http://schemas.microsoft.com/office/drawing/2016/5/11/chartex" xmlns:cx6="http://schemas.microsoft.com/office/drawing/2016/5/12/chartex" xmlns:cx7="http://schemas.microsoft.com/office/drawing/2016/5/13/chartex" xmlns:cx8="http://schemas.microsoft.com/office/drawing/2016/5/14/chartex" xmlns:mc="http://schemas.openxmlformats.org/markup-compatibility/2006" xmlns:aink="http://schemas.microsoft.com/office/drawing/2016/ink" xmlns:am3d="http://schemas.microsoft.com/office/drawing/2017/model3d" xmlns:o="urn:schemas-microsoft-com:office:office" xmlns:oel="http://schemas.microsoft.com/office/2019/extlst" xmlns:r="http://schemas.openxmlformats.org/officeDocument/2006/relationships" xmlns:m="http://schemas.openxmlformats.org/officeDocument/2006/math" xmlns:v="urn:schemas-microsoft-com:vml" xmlns:wp14="http://schemas.microsoft.com/office/word/2010/wordprocessingDrawing" xmlns:wp="http://schemas.openxmlformats.org/drawingml/2006/wordprocessingDrawing" xmlns:w10="urn:schemas-microsoft-com:office:word" xmlns:w="http://schemas.openxmlformats.org/wordprocessingml/2006/main" xmlns:w14="http://schemas.microsoft.com/office/word/2010/wordml" xmlns:w15="http://schemas.microsoft.com/office/word/2012/wordml" xmlns:w16cex="http://schemas.microsoft.com/office/word/2018/wordml/cex" xmlns:w16cid="http://schemas.microsoft.com/office/word/2016/wordml/cid" xmlns:w16="http://schemas.microsoft.com/office/word/2018/wordml" xmlns:w16sdtdh="http://schemas.microsoft.com/office/word/2020/wordml/sdtdatahash" xmlns:w16se="http://schemas.microsoft.com/office/word/2015/wordml/symex" xmlns:wpg="http://schemas.microsoft.com/office/word/2010/wordprocessingGroup" xmlns:wpi="http://schemas.microsoft.com/office/word/2010/wordprocessingInk" xmlns:wne="http://schemas.microsoft.com/office/word/2006/wordml" xmlns:wps="http://schemas.microsoft.com/office/word/2010/wordprocessingShape" mc:Ignorable="w14 w15 w16se w16cid w16 w16cex w16sdtdh wp14">
   <w:endnote w:type="separator" w:id="-1">
     <w:p>
       <w:pPr>
@@ -1249,7 +1308,23 @@
 </file>
 
 <file path=word/footer1.xml><?xml version="1.0" encoding="utf-8"?>
-<w:ftr xmlns:wpc="http://schemas.microsoft.com/office/word/2010/wordprocessingCanvas" xmlns:cx="http://schemas.microsoft.com/office/drawing/2014/chartex" xmlns:cx1="http://schemas.microsoft.com/office/drawing/2015/9/8/chartex" xmlns:cx2="http://schemas.microsoft.com/office/drawing/2015/10/21/chartex" xmlns:cx3="http://schemas.microsoft.com/office/drawing/2016/5/9/chartex" xmlns:cx4="http://schemas.microsoft.com/office/drawing/2016/5/10/chartex" xmlns:cx5="http://schemas.microsoft.com/office/drawing/2016/5/11/chartex" xmlns:cx6="http://schemas.microsoft.com/office/drawing/2016/5/12/chartex" xmlns:cx7="http://schemas.microsoft.com/office/drawing/2016/5/13/chartex" xmlns:cx8="http://schemas.microsoft.com/office/drawing/2016/5/14/chartex" xmlns:mc="http://schemas.openxmlformats.org/markup-compatibility/2006" xmlns:aink="http://schemas.microsoft.com/office/drawing/2016/ink" xmlns:am3d="http://schemas.microsoft.com/office/drawing/2017/model3d" xmlns:o="urn:schemas-microsoft-com:office:office" xmlns:oel="http://schemas.microsoft.com/office/2019/extlst" xmlns:r="http://schemas.openxmlformats.org/officeDocument/2006/relationships" xmlns:m="http://schemas.openxmlformats.org/officeDocument/2006/math" xmlns:v="urn:schemas-microsoft-com:vml" xmlns:wp14="http://schemas.microsoft.com/office/word/2010/wordprocessingDrawing" xmlns:wp="http://schemas.openxmlformats.org/drawingml/2006/wordprocessingDrawing" xmlns:w10="urn:schemas-microsoft-com:office:word" xmlns:w="http://schemas.openxmlformats.org/wordprocessingml/2006/main" xmlns:w14="http://schemas.microsoft.com/office/word/2010/wordml" xmlns:w15="http://schemas.microsoft.com/office/word/2012/wordml" xmlns:w16cex="http://schemas.microsoft.com/office/word/2018/wordml/cex" xmlns:w16cid="http://schemas.microsoft.com/office/word/2016/wordml/cid" xmlns:w16="http://schemas.microsoft.com/office/word/2018/wordml" xmlns:w16du="http://schemas.microsoft.com/office/word/2023/wordml/word16du" xmlns:w16sdtdh="http://schemas.microsoft.com/office/word/2020/wordml/sdtdatahash" xmlns:w16sdtfl="http://schemas.microsoft.com/office/word/2024/wordml/sdtformatlock" xmlns:w16se="http://schemas.microsoft.com/office/word/2015/wordml/symex" xmlns:wpg="http://schemas.microsoft.com/office/word/2010/wordprocessingGroup" xmlns:wpi="http://schemas.microsoft.com/office/word/2010/wordprocessingInk" xmlns:wne="http://schemas.microsoft.com/office/word/2006/wordml" xmlns:wps="http://schemas.microsoft.com/office/word/2010/wordprocessingShape" mc:Ignorable="w14 w15 w16se w16cid w16 w16cex w16sdtdh w16sdtfl w16du wp14">
+<w:ftr xmlns:wpc="http://schemas.microsoft.com/office/word/2010/wordprocessingCanvas" xmlns:cx="http://schemas.microsoft.com/office/drawing/2014/chartex" xmlns:cx1="http://schemas.microsoft.com/office/drawing/2015/9/8/chartex" xmlns:cx2="http://schemas.microsoft.com/office/drawing/2015/10/21/chartex" xmlns:cx3="http://schemas.microsoft.com/office/drawing/2016/5/9/chartex" xmlns:cx4="http://schemas.microsoft.com/office/drawing/2016/5/10/chartex" xmlns:cx5="http://schemas.microsoft.com/office/drawing/2016/5/11/chartex" xmlns:cx6="http://schemas.microsoft.com/office/drawing/2016/5/12/chartex" xmlns:cx7="http://schemas.microsoft.com/office/drawing/2016/5/13/chartex" xmlns:cx8="http://schemas.microsoft.com/office/drawing/2016/5/14/chartex" xmlns:mc="http://schemas.openxmlformats.org/markup-compatibility/2006" xmlns:aink="http://schemas.microsoft.com/office/drawing/2016/ink" xmlns:am3d="http://schemas.microsoft.com/office/drawing/2017/model3d" xmlns:o="urn:schemas-microsoft-com:office:office" xmlns:oel="http://schemas.microsoft.com/office/2019/extlst" xmlns:r="http://schemas.openxmlformats.org/officeDocument/2006/relationships" xmlns:m="http://schemas.openxmlformats.org/officeDocument/2006/math" xmlns:v="urn:schemas-microsoft-com:vml" xmlns:wp14="http://schemas.microsoft.com/office/word/2010/wordprocessingDrawing" xmlns:wp="http://schemas.openxmlformats.org/drawingml/2006/wordprocessingDrawing" xmlns:w10="urn:schemas-microsoft-com:office:word" xmlns:w="http://schemas.openxmlformats.org/wordprocessingml/2006/main" xmlns:w14="http://schemas.microsoft.com/office/word/2010/wordml" xmlns:w15="http://schemas.microsoft.com/office/word/2012/wordml" xmlns:w16cex="http://schemas.microsoft.com/office/word/2018/wordml/cex" xmlns:w16cid="http://schemas.microsoft.com/office/word/2016/wordml/cid" xmlns:w16="http://schemas.microsoft.com/office/word/2018/wordml" xmlns:w16sdtdh="http://schemas.microsoft.com/office/word/2020/wordml/sdtdatahash" xmlns:w16se="http://schemas.microsoft.com/office/word/2015/wordml/symex" xmlns:wpg="http://schemas.microsoft.com/office/word/2010/wordprocessingGroup" xmlns:wpi="http://schemas.microsoft.com/office/word/2010/wordprocessingInk" xmlns:wne="http://schemas.microsoft.com/office/word/2006/wordml" xmlns:wps="http://schemas.microsoft.com/office/word/2010/wordprocessingShape" mc:Ignorable="w14 w15 w16se w16cid w16 w16cex w16sdtdh wp14">
+  <w:p>
+    <w:pPr>
+      <w:pStyle w:val="Piedepgina"/>
+      <w:jc w:val="center"/>
+    </w:pPr>
+  </w:p>
+  <w:p>
+    <w:pPr>
+      <w:pStyle w:val="Piedepgina"/>
+    </w:pPr>
+  </w:p>
+</w:ftr>
+</file>
+
+<file path=word/footer2.xml><?xml version="1.0" encoding="utf-8"?>
+<w:ftr xmlns:wpc="http://schemas.microsoft.com/office/word/2010/wordprocessingCanvas" xmlns:cx="http://schemas.microsoft.com/office/drawing/2014/chartex" xmlns:cx1="http://schemas.microsoft.com/office/drawing/2015/9/8/chartex" xmlns:cx2="http://schemas.microsoft.com/office/drawing/2015/10/21/chartex" xmlns:cx3="http://schemas.microsoft.com/office/drawing/2016/5/9/chartex" xmlns:cx4="http://schemas.microsoft.com/office/drawing/2016/5/10/chartex" xmlns:cx5="http://schemas.microsoft.com/office/drawing/2016/5/11/chartex" xmlns:cx6="http://schemas.microsoft.com/office/drawing/2016/5/12/chartex" xmlns:cx7="http://schemas.microsoft.com/office/drawing/2016/5/13/chartex" xmlns:cx8="http://schemas.microsoft.com/office/drawing/2016/5/14/chartex" xmlns:mc="http://schemas.openxmlformats.org/markup-compatibility/2006" xmlns:aink="http://schemas.microsoft.com/office/drawing/2016/ink" xmlns:am3d="http://schemas.microsoft.com/office/drawing/2017/model3d" xmlns:o="urn:schemas-microsoft-com:office:office" xmlns:oel="http://schemas.microsoft.com/office/2019/extlst" xmlns:r="http://schemas.openxmlformats.org/officeDocument/2006/relationships" xmlns:m="http://schemas.openxmlformats.org/officeDocument/2006/math" xmlns:v="urn:schemas-microsoft-com:vml" xmlns:wp14="http://schemas.microsoft.com/office/word/2010/wordprocessingDrawing" xmlns:wp="http://schemas.openxmlformats.org/drawingml/2006/wordprocessingDrawing" xmlns:w10="urn:schemas-microsoft-com:office:word" xmlns:w="http://schemas.openxmlformats.org/wordprocessingml/2006/main" xmlns:w14="http://schemas.microsoft.com/office/word/2010/wordml" xmlns:w15="http://schemas.microsoft.com/office/word/2012/wordml" xmlns:w16cex="http://schemas.microsoft.com/office/word/2018/wordml/cex" xmlns:w16cid="http://schemas.microsoft.com/office/word/2016/wordml/cid" xmlns:w16="http://schemas.microsoft.com/office/word/2018/wordml" xmlns:w16sdtdh="http://schemas.microsoft.com/office/word/2020/wordml/sdtdatahash" xmlns:w16se="http://schemas.microsoft.com/office/word/2015/wordml/symex" xmlns:wpg="http://schemas.microsoft.com/office/word/2010/wordprocessingGroup" xmlns:wpi="http://schemas.microsoft.com/office/word/2010/wordprocessingInk" xmlns:wne="http://schemas.microsoft.com/office/word/2006/wordml" xmlns:wps="http://schemas.microsoft.com/office/word/2010/wordprocessingShape" mc:Ignorable="w14 w15 w16se w16cid w16 w16cex w16sdtdh wp14">
   <w:p>
     <w:pPr>
       <w:pStyle w:val="Piedepgina"/>
@@ -1264,8 +1339,115 @@
 </w:ftr>
 </file>
 
+<file path=word/footer3.xml><?xml version="1.0" encoding="utf-8"?>
+<w:ftr xmlns:wpc="http://schemas.microsoft.com/office/word/2010/wordprocessingCanvas" xmlns:cx="http://schemas.microsoft.com/office/drawing/2014/chartex" xmlns:cx1="http://schemas.microsoft.com/office/drawing/2015/9/8/chartex" xmlns:cx2="http://schemas.microsoft.com/office/drawing/2015/10/21/chartex" xmlns:cx3="http://schemas.microsoft.com/office/drawing/2016/5/9/chartex" xmlns:cx4="http://schemas.microsoft.com/office/drawing/2016/5/10/chartex" xmlns:cx5="http://schemas.microsoft.com/office/drawing/2016/5/11/chartex" xmlns:cx6="http://schemas.microsoft.com/office/drawing/2016/5/12/chartex" xmlns:cx7="http://schemas.microsoft.com/office/drawing/2016/5/13/chartex" xmlns:cx8="http://schemas.microsoft.com/office/drawing/2016/5/14/chartex" xmlns:mc="http://schemas.openxmlformats.org/markup-compatibility/2006" xmlns:aink="http://schemas.microsoft.com/office/drawing/2016/ink" xmlns:am3d="http://schemas.microsoft.com/office/drawing/2017/model3d" xmlns:o="urn:schemas-microsoft-com:office:office" xmlns:oel="http://schemas.microsoft.com/office/2019/extlst" xmlns:r="http://schemas.openxmlformats.org/officeDocument/2006/relationships" xmlns:m="http://schemas.openxmlformats.org/officeDocument/2006/math" xmlns:v="urn:schemas-microsoft-com:vml" xmlns:wp14="http://schemas.microsoft.com/office/word/2010/wordprocessingDrawing" xmlns:wp="http://schemas.openxmlformats.org/drawingml/2006/wordprocessingDrawing" xmlns:w10="urn:schemas-microsoft-com:office:word" xmlns:w="http://schemas.openxmlformats.org/wordprocessingml/2006/main" xmlns:w14="http://schemas.microsoft.com/office/word/2010/wordml" xmlns:w15="http://schemas.microsoft.com/office/word/2012/wordml" xmlns:w16cex="http://schemas.microsoft.com/office/word/2018/wordml/cex" xmlns:w16cid="http://schemas.microsoft.com/office/word/2016/wordml/cid" xmlns:w16="http://schemas.microsoft.com/office/word/2018/wordml" xmlns:w16sdtdh="http://schemas.microsoft.com/office/word/2020/wordml/sdtdatahash" xmlns:w16se="http://schemas.microsoft.com/office/word/2015/wordml/symex" xmlns:wpg="http://schemas.microsoft.com/office/word/2010/wordprocessingGroup" xmlns:wpi="http://schemas.microsoft.com/office/word/2010/wordprocessingInk" xmlns:wne="http://schemas.microsoft.com/office/word/2006/wordml" xmlns:wps="http://schemas.microsoft.com/office/word/2010/wordprocessingShape" mc:Ignorable="w14 w15 w16se w16cid w16 w16cex w16sdtdh wp14">
+  <w:sdt>
+    <w:sdtPr>
+      <w:id w:val="1419441446"/>
+      <w:docPartObj>
+        <w:docPartGallery w:val="Page Numbers (Bottom of Page)"/>
+        <w:docPartUnique/>
+      </w:docPartObj>
+    </w:sdtPr>
+    <w:sdtEndPr>
+      <w:rPr>
+        <w:rFonts w:ascii="Arial" w:hAnsi="Arial" w:cs="Arial"/>
+        <w:sz w:val="24"/>
+        <w:szCs w:val="24"/>
+      </w:rPr>
+    </w:sdtEndPr>
+    <w:sdtContent>
+      <w:p>
+        <w:pPr>
+          <w:pStyle w:val="Piedepgina"/>
+          <w:jc w:val="center"/>
+          <w:rPr>
+            <w:rFonts w:ascii="Arial" w:hAnsi="Arial" w:cs="Arial"/>
+            <w:sz w:val="24"/>
+            <w:szCs w:val="24"/>
+          </w:rPr>
+        </w:pPr>
+        <w:r>
+          <w:rPr>
+            <w:rFonts w:ascii="Arial" w:hAnsi="Arial" w:cs="Arial"/>
+            <w:sz w:val="24"/>
+            <w:szCs w:val="24"/>
+          </w:rPr>
+          <w:fldChar w:fldCharType="begin"/>
+        </w:r>
+        <w:r>
+          <w:rPr>
+            <w:rFonts w:ascii="Arial" w:hAnsi="Arial" w:cs="Arial"/>
+            <w:sz w:val="24"/>
+            <w:szCs w:val="24"/>
+          </w:rPr>
+          <w:instrText>PAGE   \* MERGEFORMAT</w:instrText>
+        </w:r>
+        <w:r>
+          <w:rPr>
+            <w:rFonts w:ascii="Arial" w:hAnsi="Arial" w:cs="Arial"/>
+            <w:sz w:val="24"/>
+            <w:szCs w:val="24"/>
+          </w:rPr>
+          <w:fldChar w:fldCharType="separate"/>
+        </w:r>
+        <w:r>
+          <w:rPr>
+            <w:rFonts w:ascii="Arial" w:hAnsi="Arial" w:cs="Arial"/>
+            <w:sz w:val="24"/>
+            <w:szCs w:val="24"/>
+            <w:lang w:val="es-ES"/>
+          </w:rPr>
+          <w:t>2</w:t>
+        </w:r>
+        <w:r>
+          <w:rPr>
+            <w:rFonts w:ascii="Arial" w:hAnsi="Arial" w:cs="Arial"/>
+            <w:sz w:val="24"/>
+            <w:szCs w:val="24"/>
+          </w:rPr>
+          <w:fldChar w:fldCharType="end"/>
+        </w:r>
+      </w:p>
+    </w:sdtContent>
+  </w:sdt>
+  <w:p>
+    <w:pPr>
+      <w:pStyle w:val="Piedepgina"/>
+    </w:pPr>
+  </w:p>
+</w:ftr>
+</file>
+
+<file path=word/footer4.xml><?xml version="1.0" encoding="utf-8"?>
+<w:ftr xmlns:wpc="http://schemas.microsoft.com/office/word/2010/wordprocessingCanvas" xmlns:cx="http://schemas.microsoft.com/office/drawing/2014/chartex" xmlns:cx1="http://schemas.microsoft.com/office/drawing/2015/9/8/chartex" xmlns:cx2="http://schemas.microsoft.com/office/drawing/2015/10/21/chartex" xmlns:cx3="http://schemas.microsoft.com/office/drawing/2016/5/9/chartex" xmlns:cx4="http://schemas.microsoft.com/office/drawing/2016/5/10/chartex" xmlns:cx5="http://schemas.microsoft.com/office/drawing/2016/5/11/chartex" xmlns:cx6="http://schemas.microsoft.com/office/drawing/2016/5/12/chartex" xmlns:cx7="http://schemas.microsoft.com/office/drawing/2016/5/13/chartex" xmlns:cx8="http://schemas.microsoft.com/office/drawing/2016/5/14/chartex" xmlns:mc="http://schemas.openxmlformats.org/markup-compatibility/2006" xmlns:aink="http://schemas.microsoft.com/office/drawing/2016/ink" xmlns:am3d="http://schemas.microsoft.com/office/drawing/2017/model3d" xmlns:o="urn:schemas-microsoft-com:office:office" xmlns:oel="http://schemas.microsoft.com/office/2019/extlst" xmlns:r="http://schemas.openxmlformats.org/officeDocument/2006/relationships" xmlns:m="http://schemas.openxmlformats.org/officeDocument/2006/math" xmlns:v="urn:schemas-microsoft-com:vml" xmlns:wp14="http://schemas.microsoft.com/office/word/2010/wordprocessingDrawing" xmlns:wp="http://schemas.openxmlformats.org/drawingml/2006/wordprocessingDrawing" xmlns:w10="urn:schemas-microsoft-com:office:word" xmlns:w="http://schemas.openxmlformats.org/wordprocessingml/2006/main" xmlns:w14="http://schemas.microsoft.com/office/word/2010/wordml" xmlns:w15="http://schemas.microsoft.com/office/word/2012/wordml" xmlns:w16cex="http://schemas.microsoft.com/office/word/2018/wordml/cex" xmlns:w16cid="http://schemas.microsoft.com/office/word/2016/wordml/cid" xmlns:w16="http://schemas.microsoft.com/office/word/2018/wordml" xmlns:w16sdtdh="http://schemas.microsoft.com/office/word/2020/wordml/sdtdatahash" xmlns:w16se="http://schemas.microsoft.com/office/word/2015/wordml/symex" xmlns:wpg="http://schemas.microsoft.com/office/word/2010/wordprocessingGroup" xmlns:wpi="http://schemas.microsoft.com/office/word/2010/wordprocessingInk" xmlns:wne="http://schemas.microsoft.com/office/word/2006/wordml" xmlns:wps="http://schemas.microsoft.com/office/word/2010/wordprocessingShape" mc:Ignorable="w14 w15 w16se w16cid w16 w16cex w16sdtdh wp14">
+  <w:sdt>
+    <w:sdtPr>
+      <w:id w:val="1991524223"/>
+      <w:docPartObj>
+        <w:docPartGallery w:val="Page Numbers (Bottom of Page)"/>
+        <w:docPartUnique/>
+      </w:docPartObj>
+    </w:sdtPr>
+    <w:sdtContent>
+      <w:p>
+        <w:pPr>
+          <w:pStyle w:val="Piedepgina"/>
+          <w:jc w:val="center"/>
+        </w:pPr>
+      </w:p>
+    </w:sdtContent>
+  </w:sdt>
+  <w:p>
+    <w:pPr>
+      <w:pStyle w:val="Piedepgina"/>
+    </w:pPr>
+  </w:p>
+</w:ftr>
+</file>
+
 <file path=word/footnotes.xml><?xml version="1.0" encoding="utf-8"?>
-<w:footnotes xmlns:wpc="http://schemas.microsoft.com/office/word/2010/wordprocessingCanvas" xmlns:cx="http://schemas.microsoft.com/office/drawing/2014/chartex" xmlns:cx1="http://schemas.microsoft.com/office/drawing/2015/9/8/chartex" xmlns:cx2="http://schemas.microsoft.com/office/drawing/2015/10/21/chartex" xmlns:cx3="http://schemas.microsoft.com/office/drawing/2016/5/9/chartex" xmlns:cx4="http://schemas.microsoft.com/office/drawing/2016/5/10/chartex" xmlns:cx5="http://schemas.microsoft.com/office/drawing/2016/5/11/chartex" xmlns:cx6="http://schemas.microsoft.com/office/drawing/2016/5/12/chartex" xmlns:cx7="http://schemas.microsoft.com/office/drawing/2016/5/13/chartex" xmlns:cx8="http://schemas.microsoft.com/office/drawing/2016/5/14/chartex" xmlns:mc="http://schemas.openxmlformats.org/markup-compatibility/2006" xmlns:aink="http://schemas.microsoft.com/office/drawing/2016/ink" xmlns:am3d="http://schemas.microsoft.com/office/drawing/2017/model3d" xmlns:o="urn:schemas-microsoft-com:office:office" xmlns:oel="http://schemas.microsoft.com/office/2019/extlst" xmlns:r="http://schemas.openxmlformats.org/officeDocument/2006/relationships" xmlns:m="http://schemas.openxmlformats.org/officeDocument/2006/math" xmlns:v="urn:schemas-microsoft-com:vml" xmlns:wp14="http://schemas.microsoft.com/office/word/2010/wordprocessingDrawing" xmlns:wp="http://schemas.openxmlformats.org/drawingml/2006/wordprocessingDrawing" xmlns:w10="urn:schemas-microsoft-com:office:word" xmlns:w="http://schemas.openxmlformats.org/wordprocessingml/2006/main" xmlns:w14="http://schemas.microsoft.com/office/word/2010/wordml" xmlns:w15="http://schemas.microsoft.com/office/word/2012/wordml" xmlns:w16cex="http://schemas.microsoft.com/office/word/2018/wordml/cex" xmlns:w16cid="http://schemas.microsoft.com/office/word/2016/wordml/cid" xmlns:w16="http://schemas.microsoft.com/office/word/2018/wordml" xmlns:w16du="http://schemas.microsoft.com/office/word/2023/wordml/word16du" xmlns:w16sdtdh="http://schemas.microsoft.com/office/word/2020/wordml/sdtdatahash" xmlns:w16sdtfl="http://schemas.microsoft.com/office/word/2024/wordml/sdtformatlock" xmlns:w16se="http://schemas.microsoft.com/office/word/2015/wordml/symex" xmlns:wpg="http://schemas.microsoft.com/office/word/2010/wordprocessingGroup" xmlns:wpi="http://schemas.microsoft.com/office/word/2010/wordprocessingInk" xmlns:wne="http://schemas.microsoft.com/office/word/2006/wordml" xmlns:wps="http://schemas.microsoft.com/office/word/2010/wordprocessingShape" mc:Ignorable="w14 w15 w16se w16cid w16 w16cex w16sdtdh w16sdtfl w16du wp14">
+<w:footnotes xmlns:wpc="http://schemas.microsoft.com/office/word/2010/wordprocessingCanvas" xmlns:cx="http://schemas.microsoft.com/office/drawing/2014/chartex" xmlns:cx1="http://schemas.microsoft.com/office/drawing/2015/9/8/chartex" xmlns:cx2="http://schemas.microsoft.com/office/drawing/2015/10/21/chartex" xmlns:cx3="http://schemas.microsoft.com/office/drawing/2016/5/9/chartex" xmlns:cx4="http://schemas.microsoft.com/office/drawing/2016/5/10/chartex" xmlns:cx5="http://schemas.microsoft.com/office/drawing/2016/5/11/chartex" xmlns:cx6="http://schemas.microsoft.com/office/drawing/2016/5/12/chartex" xmlns:cx7="http://schemas.microsoft.com/office/drawing/2016/5/13/chartex" xmlns:cx8="http://schemas.microsoft.com/office/drawing/2016/5/14/chartex" xmlns:mc="http://schemas.openxmlformats.org/markup-compatibility/2006" xmlns:aink="http://schemas.microsoft.com/office/drawing/2016/ink" xmlns:am3d="http://schemas.microsoft.com/office/drawing/2017/model3d" xmlns:o="urn:schemas-microsoft-com:office:office" xmlns:oel="http://schemas.microsoft.com/office/2019/extlst" xmlns:r="http://schemas.openxmlformats.org/officeDocument/2006/relationships" xmlns:m="http://schemas.openxmlformats.org/officeDocument/2006/math" xmlns:v="urn:schemas-microsoft-com:vml" xmlns:wp14="http://schemas.microsoft.com/office/word/2010/wordprocessingDrawing" xmlns:wp="http://schemas.openxmlformats.org/drawingml/2006/wordprocessingDrawing" xmlns:w10="urn:schemas-microsoft-com:office:word" xmlns:w="http://schemas.openxmlformats.org/wordprocessingml/2006/main" xmlns:w14="http://schemas.microsoft.com/office/word/2010/wordml" xmlns:w15="http://schemas.microsoft.com/office/word/2012/wordml" xmlns:w16cex="http://schemas.microsoft.com/office/word/2018/wordml/cex" xmlns:w16cid="http://schemas.microsoft.com/office/word/2016/wordml/cid" xmlns:w16="http://schemas.microsoft.com/office/word/2018/wordml" xmlns:w16sdtdh="http://schemas.microsoft.com/office/word/2020/wordml/sdtdatahash" xmlns:w16se="http://schemas.microsoft.com/office/word/2015/wordml/symex" xmlns:wpg="http://schemas.microsoft.com/office/word/2010/wordprocessingGroup" xmlns:wpi="http://schemas.microsoft.com/office/word/2010/wordprocessingInk" xmlns:wne="http://schemas.microsoft.com/office/word/2006/wordml" xmlns:wps="http://schemas.microsoft.com/office/word/2010/wordprocessingShape" mc:Ignorable="w14 w15 w16se w16cid w16 w16cex w16sdtdh wp14">
   <w:footnote w:type="separator" w:id="-1">
     <w:p>
       <w:pPr>
@@ -1290,18 +1472,130 @@
 </file>
 
 <file path=word/header1.xml><?xml version="1.0" encoding="utf-8"?>
-<w:hdr xmlns:wpc="http://schemas.microsoft.com/office/word/2010/wordprocessingCanvas" xmlns:cx="http://schemas.microsoft.com/office/drawing/2014/chartex" xmlns:cx1="http://schemas.microsoft.com/office/drawing/2015/9/8/chartex" xmlns:cx2="http://schemas.microsoft.com/office/drawing/2015/10/21/chartex" xmlns:cx3="http://schemas.microsoft.com/office/drawing/2016/5/9/chartex" xmlns:cx4="http://schemas.microsoft.com/office/drawing/2016/5/10/chartex" xmlns:cx5="http://schemas.microsoft.com/office/drawing/2016/5/11/chartex" xmlns:cx6="http://schemas.microsoft.com/office/drawing/2016/5/12/chartex" xmlns:cx7="http://schemas.microsoft.com/office/drawing/2016/5/13/chartex" xmlns:cx8="http://schemas.microsoft.com/office/drawing/2016/5/14/chartex" xmlns:mc="http://schemas.openxmlformats.org/markup-compatibility/2006" xmlns:aink="http://schemas.microsoft.com/office/drawing/2016/ink" xmlns:am3d="http://schemas.microsoft.com/office/drawing/2017/model3d" xmlns:o="urn:schemas-microsoft-com:office:office" xmlns:oel="http://schemas.microsoft.com/office/2019/extlst" xmlns:r="http://schemas.openxmlformats.org/officeDocument/2006/relationships" xmlns:m="http://schemas.openxmlformats.org/officeDocument/2006/math" xmlns:v="urn:schemas-microsoft-com:vml" xmlns:wp14="http://schemas.microsoft.com/office/word/2010/wordprocessingDrawing" xmlns:wp="http://schemas.openxmlformats.org/drawingml/2006/wordprocessingDrawing" xmlns:w10="urn:schemas-microsoft-com:office:word" xmlns:w="http://schemas.openxmlformats.org/wordprocessingml/2006/main" xmlns:w14="http://schemas.microsoft.com/office/word/2010/wordml" xmlns:w15="http://schemas.microsoft.com/office/word/2012/wordml" xmlns:w16cex="http://schemas.microsoft.com/office/word/2018/wordml/cex" xmlns:w16cid="http://schemas.microsoft.com/office/word/2016/wordml/cid" xmlns:w16="http://schemas.microsoft.com/office/word/2018/wordml" xmlns:w16du="http://schemas.microsoft.com/office/word/2023/wordml/word16du" xmlns:w16sdtdh="http://schemas.microsoft.com/office/word/2020/wordml/sdtdatahash" xmlns:w16sdtfl="http://schemas.microsoft.com/office/word/2024/wordml/sdtformatlock" xmlns:w16se="http://schemas.microsoft.com/office/word/2015/wordml/symex" xmlns:wpg="http://schemas.microsoft.com/office/word/2010/wordprocessingGroup" xmlns:wpi="http://schemas.microsoft.com/office/word/2010/wordprocessingInk" xmlns:wne="http://schemas.microsoft.com/office/word/2006/wordml" xmlns:wps="http://schemas.microsoft.com/office/word/2010/wordprocessingShape" mc:Ignorable="w14 w15 w16se w16cid w16 w16cex w16sdtdh w16sdtfl w16du wp14">
+<w:hdr xmlns:wpc="http://schemas.microsoft.com/office/word/2010/wordprocessingCanvas" xmlns:cx="http://schemas.microsoft.com/office/drawing/2014/chartex" xmlns:cx1="http://schemas.microsoft.com/office/drawing/2015/9/8/chartex" xmlns:cx2="http://schemas.microsoft.com/office/drawing/2015/10/21/chartex" xmlns:cx3="http://schemas.microsoft.com/office/drawing/2016/5/9/chartex" xmlns:cx4="http://schemas.microsoft.com/office/drawing/2016/5/10/chartex" xmlns:cx5="http://schemas.microsoft.com/office/drawing/2016/5/11/chartex" xmlns:cx6="http://schemas.microsoft.com/office/drawing/2016/5/12/chartex" xmlns:cx7="http://schemas.microsoft.com/office/drawing/2016/5/13/chartex" xmlns:cx8="http://schemas.microsoft.com/office/drawing/2016/5/14/chartex" xmlns:mc="http://schemas.openxmlformats.org/markup-compatibility/2006" xmlns:aink="http://schemas.microsoft.com/office/drawing/2016/ink" xmlns:am3d="http://schemas.microsoft.com/office/drawing/2017/model3d" xmlns:o="urn:schemas-microsoft-com:office:office" xmlns:oel="http://schemas.microsoft.com/office/2019/extlst" xmlns:r="http://schemas.openxmlformats.org/officeDocument/2006/relationships" xmlns:m="http://schemas.openxmlformats.org/officeDocument/2006/math" xmlns:v="urn:schemas-microsoft-com:vml" xmlns:wp14="http://schemas.microsoft.com/office/word/2010/wordprocessingDrawing" xmlns:wp="http://schemas.openxmlformats.org/drawingml/2006/wordprocessingDrawing" xmlns:w10="urn:schemas-microsoft-com:office:word" xmlns:w="http://schemas.openxmlformats.org/wordprocessingml/2006/main" xmlns:w14="http://schemas.microsoft.com/office/word/2010/wordml" xmlns:w15="http://schemas.microsoft.com/office/word/2012/wordml" xmlns:w16cex="http://schemas.microsoft.com/office/word/2018/wordml/cex" xmlns:w16cid="http://schemas.microsoft.com/office/word/2016/wordml/cid" xmlns:w16="http://schemas.microsoft.com/office/word/2018/wordml" xmlns:w16sdtdh="http://schemas.microsoft.com/office/word/2020/wordml/sdtdatahash" xmlns:w16se="http://schemas.microsoft.com/office/word/2015/wordml/symex" xmlns:wpg="http://schemas.microsoft.com/office/word/2010/wordprocessingGroup" xmlns:wpi="http://schemas.microsoft.com/office/word/2010/wordprocessingInk" xmlns:wne="http://schemas.microsoft.com/office/word/2006/wordml" xmlns:wps="http://schemas.microsoft.com/office/word/2010/wordprocessingShape" mc:Ignorable="w14 w15 w16se w16cid w16 w16cex w16sdtdh wp14">
   <w:p>
     <w:pPr>
       <w:pStyle w:val="Encabezado"/>
       <w:jc w:val="right"/>
+      <w:rPr>
+        <w:color w:val="000000" w:themeColor="text1"/>
+        <w:sz w:val="24"/>
+        <w:szCs w:val="24"/>
+      </w:rPr>
+    </w:pPr>
+  </w:p>
+</w:hdr>
+</file>
+
+<file path=word/header2.xml><?xml version="1.0" encoding="utf-8"?>
+<w:hdr xmlns:wpc="http://schemas.microsoft.com/office/word/2010/wordprocessingCanvas" xmlns:cx="http://schemas.microsoft.com/office/drawing/2014/chartex" xmlns:cx1="http://schemas.microsoft.com/office/drawing/2015/9/8/chartex" xmlns:cx2="http://schemas.microsoft.com/office/drawing/2015/10/21/chartex" xmlns:cx3="http://schemas.microsoft.com/office/drawing/2016/5/9/chartex" xmlns:cx4="http://schemas.microsoft.com/office/drawing/2016/5/10/chartex" xmlns:cx5="http://schemas.microsoft.com/office/drawing/2016/5/11/chartex" xmlns:cx6="http://schemas.microsoft.com/office/drawing/2016/5/12/chartex" xmlns:cx7="http://schemas.microsoft.com/office/drawing/2016/5/13/chartex" xmlns:cx8="http://schemas.microsoft.com/office/drawing/2016/5/14/chartex" xmlns:mc="http://schemas.openxmlformats.org/markup-compatibility/2006" xmlns:aink="http://schemas.microsoft.com/office/drawing/2016/ink" xmlns:am3d="http://schemas.microsoft.com/office/drawing/2017/model3d" xmlns:o="urn:schemas-microsoft-com:office:office" xmlns:oel="http://schemas.microsoft.com/office/2019/extlst" xmlns:r="http://schemas.openxmlformats.org/officeDocument/2006/relationships" xmlns:m="http://schemas.openxmlformats.org/officeDocument/2006/math" xmlns:v="urn:schemas-microsoft-com:vml" xmlns:wp14="http://schemas.microsoft.com/office/word/2010/wordprocessingDrawing" xmlns:wp="http://schemas.openxmlformats.org/drawingml/2006/wordprocessingDrawing" xmlns:w10="urn:schemas-microsoft-com:office:word" xmlns:w="http://schemas.openxmlformats.org/wordprocessingml/2006/main" xmlns:w14="http://schemas.microsoft.com/office/word/2010/wordml" xmlns:w15="http://schemas.microsoft.com/office/word/2012/wordml" xmlns:w16cex="http://schemas.microsoft.com/office/word/2018/wordml/cex" xmlns:w16cid="http://schemas.microsoft.com/office/word/2016/wordml/cid" xmlns:w16="http://schemas.microsoft.com/office/word/2018/wordml" xmlns:w16sdtdh="http://schemas.microsoft.com/office/word/2020/wordml/sdtdatahash" xmlns:w16se="http://schemas.microsoft.com/office/word/2015/wordml/symex" xmlns:wpg="http://schemas.microsoft.com/office/word/2010/wordprocessingGroup" xmlns:wpi="http://schemas.microsoft.com/office/word/2010/wordprocessingInk" xmlns:wne="http://schemas.microsoft.com/office/word/2006/wordml" xmlns:wps="http://schemas.microsoft.com/office/word/2010/wordprocessingShape" mc:Ignorable="w14 w15 w16se w16cid w16 w16cex w16sdtdh wp14">
+  <w:p>
+    <w:pPr>
+      <w:pStyle w:val="Encabezado"/>
+    </w:pPr>
+  </w:p>
+  <w:p>
+    <w:pPr>
+      <w:pStyle w:val="Encabezado"/>
+      <w:jc w:val="right"/>
+      <w:rPr>
+        <w:color w:val="000000" w:themeColor="text1"/>
+        <w:sz w:val="24"/>
+        <w:szCs w:val="24"/>
+      </w:rPr>
+    </w:pPr>
+  </w:p>
+</w:hdr>
+</file>
+
+<file path=word/header3.xml><?xml version="1.0" encoding="utf-8"?>
+<w:hdr xmlns:wpc="http://schemas.microsoft.com/office/word/2010/wordprocessingCanvas" xmlns:cx="http://schemas.microsoft.com/office/drawing/2014/chartex" xmlns:cx1="http://schemas.microsoft.com/office/drawing/2015/9/8/chartex" xmlns:cx2="http://schemas.microsoft.com/office/drawing/2015/10/21/chartex" xmlns:cx3="http://schemas.microsoft.com/office/drawing/2016/5/9/chartex" xmlns:cx4="http://schemas.microsoft.com/office/drawing/2016/5/10/chartex" xmlns:cx5="http://schemas.microsoft.com/office/drawing/2016/5/11/chartex" xmlns:cx6="http://schemas.microsoft.com/office/drawing/2016/5/12/chartex" xmlns:cx7="http://schemas.microsoft.com/office/drawing/2016/5/13/chartex" xmlns:cx8="http://schemas.microsoft.com/office/drawing/2016/5/14/chartex" xmlns:mc="http://schemas.openxmlformats.org/markup-compatibility/2006" xmlns:aink="http://schemas.microsoft.com/office/drawing/2016/ink" xmlns:am3d="http://schemas.microsoft.com/office/drawing/2017/model3d" xmlns:o="urn:schemas-microsoft-com:office:office" xmlns:oel="http://schemas.microsoft.com/office/2019/extlst" xmlns:r="http://schemas.openxmlformats.org/officeDocument/2006/relationships" xmlns:m="http://schemas.openxmlformats.org/officeDocument/2006/math" xmlns:v="urn:schemas-microsoft-com:vml" xmlns:wp14="http://schemas.microsoft.com/office/word/2010/wordprocessingDrawing" xmlns:wp="http://schemas.openxmlformats.org/drawingml/2006/wordprocessingDrawing" xmlns:w10="urn:schemas-microsoft-com:office:word" xmlns:w="http://schemas.openxmlformats.org/wordprocessingml/2006/main" xmlns:w14="http://schemas.microsoft.com/office/word/2010/wordml" xmlns:w15="http://schemas.microsoft.com/office/word/2012/wordml" xmlns:w16cex="http://schemas.microsoft.com/office/word/2018/wordml/cex" xmlns:w16cid="http://schemas.microsoft.com/office/word/2016/wordml/cid" xmlns:w16="http://schemas.microsoft.com/office/word/2018/wordml" xmlns:w16sdtdh="http://schemas.microsoft.com/office/word/2020/wordml/sdtdatahash" xmlns:w16se="http://schemas.microsoft.com/office/word/2015/wordml/symex" xmlns:wpg="http://schemas.microsoft.com/office/word/2010/wordprocessingGroup" xmlns:wpi="http://schemas.microsoft.com/office/word/2010/wordprocessingInk" xmlns:wne="http://schemas.microsoft.com/office/word/2006/wordml" xmlns:wps="http://schemas.microsoft.com/office/word/2010/wordprocessingShape" mc:Ignorable="w14 w15 w16se w16cid w16 w16cex w16sdtdh wp14">
+  <w:sdt>
+    <w:sdtPr>
+      <w:id w:val="-22321645"/>
+      <w:docPartObj>
+        <w:docPartGallery w:val="Page Numbers (Top of Page)"/>
+        <w:docPartUnique/>
+      </w:docPartObj>
+    </w:sdtPr>
+    <w:sdtEndPr>
+      <w:rPr>
+        <w:rFonts w:ascii="Arial" w:hAnsi="Arial" w:cs="Arial"/>
+        <w:sz w:val="24"/>
+        <w:szCs w:val="24"/>
+      </w:rPr>
+    </w:sdtEndPr>
+    <w:sdtContent>
+      <w:p>
+        <w:pPr>
+          <w:pStyle w:val="Encabezado"/>
+          <w:jc w:val="right"/>
+          <w:rPr>
+            <w:rFonts w:ascii="Arial" w:hAnsi="Arial" w:cs="Arial"/>
+            <w:sz w:val="24"/>
+            <w:szCs w:val="24"/>
+          </w:rPr>
+        </w:pPr>
+        <w:r>
+          <w:rPr>
+            <w:rFonts w:ascii="Arial" w:hAnsi="Arial" w:cs="Arial"/>
+            <w:sz w:val="24"/>
+            <w:szCs w:val="24"/>
+          </w:rPr>
+          <w:fldChar w:fldCharType="begin"/>
+        </w:r>
+        <w:r>
+          <w:rPr>
+            <w:rFonts w:ascii="Arial" w:hAnsi="Arial" w:cs="Arial"/>
+            <w:sz w:val="24"/>
+            <w:szCs w:val="24"/>
+          </w:rPr>
+          <w:instrText>PAGE   \* MERGEFORMAT</w:instrText>
+        </w:r>
+        <w:r>
+          <w:rPr>
+            <w:rFonts w:ascii="Arial" w:hAnsi="Arial" w:cs="Arial"/>
+            <w:sz w:val="24"/>
+            <w:szCs w:val="24"/>
+          </w:rPr>
+          <w:fldChar w:fldCharType="separate"/>
+        </w:r>
+        <w:r>
+          <w:rPr>
+            <w:rFonts w:ascii="Arial" w:hAnsi="Arial" w:cs="Arial"/>
+            <w:sz w:val="24"/>
+            <w:szCs w:val="24"/>
+            <w:lang w:val="es-ES"/>
+          </w:rPr>
+          <w:t>2</w:t>
+        </w:r>
+        <w:r>
+          <w:rPr>
+            <w:rFonts w:ascii="Arial" w:hAnsi="Arial" w:cs="Arial"/>
+            <w:sz w:val="24"/>
+            <w:szCs w:val="24"/>
+          </w:rPr>
+          <w:fldChar w:fldCharType="end"/>
+        </w:r>
+      </w:p>
+    </w:sdtContent>
+  </w:sdt>
+  <w:p>
+    <w:pPr>
+      <w:pStyle w:val="Encabezado"/>
+      <w:jc w:val="right"/>
+      <w:rPr>
+        <w:color w:val="000000" w:themeColor="text1"/>
+        <w:sz w:val="24"/>
+        <w:szCs w:val="24"/>
+      </w:rPr>
     </w:pPr>
   </w:p>
 </w:hdr>
 </file>
 
 <file path=word/numbering.xml><?xml version="1.0" encoding="utf-8"?>
-<w:numbering xmlns:wpc="http://schemas.microsoft.com/office/word/2010/wordprocessingCanvas" xmlns:cx="http://schemas.microsoft.com/office/drawing/2014/chartex" xmlns:cx1="http://schemas.microsoft.com/office/drawing/2015/9/8/chartex" xmlns:cx2="http://schemas.microsoft.com/office/drawing/2015/10/21/chartex" xmlns:cx3="http://schemas.microsoft.com/office/drawing/2016/5/9/chartex" xmlns:cx4="http://schemas.microsoft.com/office/drawing/2016/5/10/chartex" xmlns:cx5="http://schemas.microsoft.com/office/drawing/2016/5/11/chartex" xmlns:cx6="http://schemas.microsoft.com/office/drawing/2016/5/12/chartex" xmlns:cx7="http://schemas.microsoft.com/office/drawing/2016/5/13/chartex" xmlns:cx8="http://schemas.microsoft.com/office/drawing/2016/5/14/chartex" xmlns:mc="http://schemas.openxmlformats.org/markup-compatibility/2006" xmlns:aink="http://schemas.microsoft.com/office/drawing/2016/ink" xmlns:am3d="http://schemas.microsoft.com/office/drawing/2017/model3d" xmlns:o="urn:schemas-microsoft-com:office:office" xmlns:oel="http://schemas.microsoft.com/office/2019/extlst" xmlns:r="http://schemas.openxmlformats.org/officeDocument/2006/relationships" xmlns:m="http://schemas.openxmlformats.org/officeDocument/2006/math" xmlns:v="urn:schemas-microsoft-com:vml" xmlns:wp14="http://schemas.microsoft.com/office/word/2010/wordprocessingDrawing" xmlns:wp="http://schemas.openxmlformats.org/drawingml/2006/wordprocessingDrawing" xmlns:w10="urn:schemas-microsoft-com:office:word" xmlns:w="http://schemas.openxmlformats.org/wordprocessingml/2006/main" xmlns:w14="http://schemas.microsoft.com/office/word/2010/wordml" xmlns:w15="http://schemas.microsoft.com/office/word/2012/wordml" xmlns:w16cex="http://schemas.microsoft.com/office/word/2018/wordml/cex" xmlns:w16cid="http://schemas.microsoft.com/office/word/2016/wordml/cid" xmlns:w16="http://schemas.microsoft.com/office/word/2018/wordml" xmlns:w16du="http://schemas.microsoft.com/office/word/2023/wordml/word16du" xmlns:w16sdtdh="http://schemas.microsoft.com/office/word/2020/wordml/sdtdatahash" xmlns:w16sdtfl="http://schemas.microsoft.com/office/word/2024/wordml/sdtformatlock" xmlns:w16se="http://schemas.microsoft.com/office/word/2015/wordml/symex" xmlns:wpg="http://schemas.microsoft.com/office/word/2010/wordprocessingGroup" xmlns:wpi="http://schemas.microsoft.com/office/word/2010/wordprocessingInk" xmlns:wne="http://schemas.microsoft.com/office/word/2006/wordml" xmlns:wps="http://schemas.microsoft.com/office/word/2010/wordprocessingShape" mc:Ignorable="w14 w15 w16se w16cid w16 w16cex w16sdtdh w16sdtfl w16du wp14">
+<w:numbering xmlns:wpc="http://schemas.microsoft.com/office/word/2010/wordprocessingCanvas" xmlns:cx="http://schemas.microsoft.com/office/drawing/2014/chartex" xmlns:cx1="http://schemas.microsoft.com/office/drawing/2015/9/8/chartex" xmlns:cx2="http://schemas.microsoft.com/office/drawing/2015/10/21/chartex" xmlns:cx3="http://schemas.microsoft.com/office/drawing/2016/5/9/chartex" xmlns:cx4="http://schemas.microsoft.com/office/drawing/2016/5/10/chartex" xmlns:cx5="http://schemas.microsoft.com/office/drawing/2016/5/11/chartex" xmlns:cx6="http://schemas.microsoft.com/office/drawing/2016/5/12/chartex" xmlns:cx7="http://schemas.microsoft.com/office/drawing/2016/5/13/chartex" xmlns:cx8="http://schemas.microsoft.com/office/drawing/2016/5/14/chartex" xmlns:mc="http://schemas.openxmlformats.org/markup-compatibility/2006" xmlns:aink="http://schemas.microsoft.com/office/drawing/2016/ink" xmlns:am3d="http://schemas.microsoft.com/office/drawing/2017/model3d" xmlns:o="urn:schemas-microsoft-com:office:office" xmlns:oel="http://schemas.microsoft.com/office/2019/extlst" xmlns:r="http://schemas.openxmlformats.org/officeDocument/2006/relationships" xmlns:m="http://schemas.openxmlformats.org/officeDocument/2006/math" xmlns:v="urn:schemas-microsoft-com:vml" xmlns:wp14="http://schemas.microsoft.com/office/word/2010/wordprocessingDrawing" xmlns:wp="http://schemas.openxmlformats.org/drawingml/2006/wordprocessingDrawing" xmlns:w10="urn:schemas-microsoft-com:office:word" xmlns:w="http://schemas.openxmlformats.org/wordprocessingml/2006/main" xmlns:w14="http://schemas.microsoft.com/office/word/2010/wordml" xmlns:w15="http://schemas.microsoft.com/office/word/2012/wordml" xmlns:w16cex="http://schemas.microsoft.com/office/word/2018/wordml/cex" xmlns:w16cid="http://schemas.microsoft.com/office/word/2016/wordml/cid" xmlns:w16="http://schemas.microsoft.com/office/word/2018/wordml" xmlns:w16sdtdh="http://schemas.microsoft.com/office/word/2020/wordml/sdtdatahash" xmlns:w16se="http://schemas.microsoft.com/office/word/2015/wordml/symex" xmlns:wpg="http://schemas.microsoft.com/office/word/2010/wordprocessingGroup" xmlns:wpi="http://schemas.microsoft.com/office/word/2010/wordprocessingInk" xmlns:wne="http://schemas.microsoft.com/office/word/2006/wordml" xmlns:wps="http://schemas.microsoft.com/office/word/2010/wordprocessingShape" mc:Ignorable="w14 w15 w16se w16cid w16 w16cex w16sdtdh wp14">
   <w:abstractNum w:abstractNumId="0" w15:restartNumberingAfterBreak="0">
     <w:nsid w:val="060E051A"/>
     <w:multiLevelType w:val="hybridMultilevel"/>
@@ -1698,7 +1992,7 @@
 </file>
 
 <file path=word/styles.xml><?xml version="1.0" encoding="utf-8"?>
-<w:styles xmlns:mc="http://schemas.openxmlformats.org/markup-compatibility/2006" xmlns:r="http://schemas.openxmlformats.org/officeDocument/2006/relationships" xmlns:w="http://schemas.openxmlformats.org/wordprocessingml/2006/main" xmlns:w14="http://schemas.microsoft.com/office/word/2010/wordml" xmlns:w15="http://schemas.microsoft.com/office/word/2012/wordml" xmlns:w16cex="http://schemas.microsoft.com/office/word/2018/wordml/cex" xmlns:w16cid="http://schemas.microsoft.com/office/word/2016/wordml/cid" xmlns:w16="http://schemas.microsoft.com/office/word/2018/wordml" xmlns:w16du="http://schemas.microsoft.com/office/word/2023/wordml/word16du" xmlns:w16sdtdh="http://schemas.microsoft.com/office/word/2020/wordml/sdtdatahash" xmlns:w16sdtfl="http://schemas.microsoft.com/office/word/2024/wordml/sdtformatlock" xmlns:w16se="http://schemas.microsoft.com/office/word/2015/wordml/symex" mc:Ignorable="w14 w15 w16se w16cid w16 w16cex w16sdtdh w16sdtfl w16du">
+<w:styles xmlns:mc="http://schemas.openxmlformats.org/markup-compatibility/2006" xmlns:r="http://schemas.openxmlformats.org/officeDocument/2006/relationships" xmlns:w="http://schemas.openxmlformats.org/wordprocessingml/2006/main" xmlns:w14="http://schemas.microsoft.com/office/word/2010/wordml" xmlns:w15="http://schemas.microsoft.com/office/word/2012/wordml" xmlns:w16cex="http://schemas.microsoft.com/office/word/2018/wordml/cex" xmlns:w16cid="http://schemas.microsoft.com/office/word/2016/wordml/cid" xmlns:w16="http://schemas.microsoft.com/office/word/2018/wordml" xmlns:w16sdtdh="http://schemas.microsoft.com/office/word/2020/wordml/sdtdatahash" xmlns:w16se="http://schemas.microsoft.com/office/word/2015/wordml/symex" mc:Ignorable="w14 w15 w16se w16cid w16 w16cex w16sdtdh">
   <w:docDefaults>
     <w:rPrDefault>
       <w:rPr>

--- a/Capitulos de Tesis/Capítulo 1..docx
+++ b/Capitulos de Tesis/Capítulo 1..docx
@@ -1,6 +1,6 @@
 
 <file path=word/document.xml><?xml version="1.0" encoding="utf-8"?>
-<w:document xmlns:wpc="http://schemas.microsoft.com/office/word/2010/wordprocessingCanvas" xmlns:cx="http://schemas.microsoft.com/office/drawing/2014/chartex" xmlns:cx1="http://schemas.microsoft.com/office/drawing/2015/9/8/chartex" xmlns:cx2="http://schemas.microsoft.com/office/drawing/2015/10/21/chartex" xmlns:cx3="http://schemas.microsoft.com/office/drawing/2016/5/9/chartex" xmlns:cx4="http://schemas.microsoft.com/office/drawing/2016/5/10/chartex" xmlns:cx5="http://schemas.microsoft.com/office/drawing/2016/5/11/chartex" xmlns:cx6="http://schemas.microsoft.com/office/drawing/2016/5/12/chartex" xmlns:cx7="http://schemas.microsoft.com/office/drawing/2016/5/13/chartex" xmlns:cx8="http://schemas.microsoft.com/office/drawing/2016/5/14/chartex" xmlns:mc="http://schemas.openxmlformats.org/markup-compatibility/2006" xmlns:aink="http://schemas.microsoft.com/office/drawing/2016/ink" xmlns:am3d="http://schemas.microsoft.com/office/drawing/2017/model3d" xmlns:o="urn:schemas-microsoft-com:office:office" xmlns:oel="http://schemas.microsoft.com/office/2019/extlst" xmlns:r="http://schemas.openxmlformats.org/officeDocument/2006/relationships" xmlns:m="http://schemas.openxmlformats.org/officeDocument/2006/math" xmlns:v="urn:schemas-microsoft-com:vml" xmlns:wp14="http://schemas.microsoft.com/office/word/2010/wordprocessingDrawing" xmlns:wp="http://schemas.openxmlformats.org/drawingml/2006/wordprocessingDrawing" xmlns:w10="urn:schemas-microsoft-com:office:word" xmlns:w="http://schemas.openxmlformats.org/wordprocessingml/2006/main" xmlns:w14="http://schemas.microsoft.com/office/word/2010/wordml" xmlns:w15="http://schemas.microsoft.com/office/word/2012/wordml" xmlns:w16cex="http://schemas.microsoft.com/office/word/2018/wordml/cex" xmlns:w16cid="http://schemas.microsoft.com/office/word/2016/wordml/cid" xmlns:w16="http://schemas.microsoft.com/office/word/2018/wordml" xmlns:w16sdtdh="http://schemas.microsoft.com/office/word/2020/wordml/sdtdatahash" xmlns:w16se="http://schemas.microsoft.com/office/word/2015/wordml/symex" xmlns:wpg="http://schemas.microsoft.com/office/word/2010/wordprocessingGroup" xmlns:wpi="http://schemas.microsoft.com/office/word/2010/wordprocessingInk" xmlns:wne="http://schemas.microsoft.com/office/word/2006/wordml" xmlns:wps="http://schemas.microsoft.com/office/word/2010/wordprocessingShape" mc:Ignorable="w14 w15 w16se w16cid w16 w16cex w16sdtdh wp14">
+<w:document xmlns:wpc="http://schemas.microsoft.com/office/word/2010/wordprocessingCanvas" xmlns:cx="http://schemas.microsoft.com/office/drawing/2014/chartex" xmlns:cx1="http://schemas.microsoft.com/office/drawing/2015/9/8/chartex" xmlns:cx2="http://schemas.microsoft.com/office/drawing/2015/10/21/chartex" xmlns:cx3="http://schemas.microsoft.com/office/drawing/2016/5/9/chartex" xmlns:cx4="http://schemas.microsoft.com/office/drawing/2016/5/10/chartex" xmlns:cx5="http://schemas.microsoft.com/office/drawing/2016/5/11/chartex" xmlns:cx6="http://schemas.microsoft.com/office/drawing/2016/5/12/chartex" xmlns:cx7="http://schemas.microsoft.com/office/drawing/2016/5/13/chartex" xmlns:cx8="http://schemas.microsoft.com/office/drawing/2016/5/14/chartex" xmlns:mc="http://schemas.openxmlformats.org/markup-compatibility/2006" xmlns:aink="http://schemas.microsoft.com/office/drawing/2016/ink" xmlns:am3d="http://schemas.microsoft.com/office/drawing/2017/model3d" xmlns:o="urn:schemas-microsoft-com:office:office" xmlns:oel="http://schemas.microsoft.com/office/2019/extlst" xmlns:r="http://schemas.openxmlformats.org/officeDocument/2006/relationships" xmlns:m="http://schemas.openxmlformats.org/officeDocument/2006/math" xmlns:v="urn:schemas-microsoft-com:vml" xmlns:wp14="http://schemas.microsoft.com/office/word/2010/wordprocessingDrawing" xmlns:wp="http://schemas.openxmlformats.org/drawingml/2006/wordprocessingDrawing" xmlns:w10="urn:schemas-microsoft-com:office:word" xmlns:w="http://schemas.openxmlformats.org/wordprocessingml/2006/main" xmlns:w14="http://schemas.microsoft.com/office/word/2010/wordml" xmlns:w15="http://schemas.microsoft.com/office/word/2012/wordml" xmlns:w16cex="http://schemas.microsoft.com/office/word/2018/wordml/cex" xmlns:w16cid="http://schemas.microsoft.com/office/word/2016/wordml/cid" xmlns:w16="http://schemas.microsoft.com/office/word/2018/wordml" xmlns:w16du="http://schemas.microsoft.com/office/word/2023/wordml/word16du" xmlns:w16sdtdh="http://schemas.microsoft.com/office/word/2020/wordml/sdtdatahash" xmlns:w16sdtfl="http://schemas.microsoft.com/office/word/2024/wordml/sdtformatlock" xmlns:w16se="http://schemas.microsoft.com/office/word/2015/wordml/symex" xmlns:wpg="http://schemas.microsoft.com/office/word/2010/wordprocessingGroup" xmlns:wpi="http://schemas.microsoft.com/office/word/2010/wordprocessingInk" xmlns:wne="http://schemas.microsoft.com/office/word/2006/wordml" xmlns:wps="http://schemas.microsoft.com/office/word/2010/wordprocessingShape" mc:Ignorable="w14 w15 w16se w16cid w16 w16cex w16sdtdh w16sdtfl w16du wp14">
   <w:body>
     <w:p>
       <w:pPr>
@@ -126,7 +126,7 @@
         <w:rPr>
           <w:rFonts w:ascii="Arial" w:hAnsi="Arial" w:cs="Arial"/>
           <w:noProof/>
-          <w:lang w:val="en-US"/>
+          <w:lang w:eastAsia="es-VE"/>
         </w:rPr>
         <mc:AlternateContent>
           <mc:Choice Requires="wpg">
@@ -255,7 +255,7 @@
               </wp:anchor>
             </w:drawing>
           </mc:Choice>
-          <mc:Fallback xmlns:w16sdtfl="http://schemas.microsoft.com/office/word/2024/wordml/sdtformatlock" xmlns:w16du="http://schemas.microsoft.com/office/word/2023/wordml/word16du">
+          <mc:Fallback>
             <w:pict>
               <v:group w14:anchorId="0FAF0B72" id="Grupo 1" o:spid="_x0000_s1026" style="position:absolute;margin-left:-12.85pt;margin-top:10.35pt;width:430.25pt;height:121.6pt;z-index:251659264" coordorigin="2268,6021" coordsize="8280,2340" o:gfxdata="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">
                 <v:shapetype id="_x0000_t75" coordsize="21600,21600" o:spt="75" o:preferrelative="t" path="m@4@5l@4@11@9@11@9@5xe" filled="f" stroked="f">
@@ -473,6 +473,19 @@
     </w:p>
     <w:p>
       <w:pPr>
+        <w:spacing w:after="0" w:line="240" w:lineRule="auto"/>
+        <w:jc w:val="center"/>
+        <w:rPr>
+          <w:rFonts w:ascii="Arial" w:hAnsi="Arial" w:cs="Arial"/>
+          <w:b/>
+          <w:bCs/>
+          <w:sz w:val="24"/>
+          <w:szCs w:val="24"/>
+        </w:rPr>
+      </w:pPr>
+    </w:p>
+    <w:p>
+      <w:pPr>
         <w:spacing w:after="0" w:line="480" w:lineRule="auto"/>
         <w:jc w:val="center"/>
         <w:rPr>
@@ -496,6 +509,19 @@
     </w:p>
     <w:p>
       <w:pPr>
+        <w:spacing w:after="0" w:line="240" w:lineRule="auto"/>
+        <w:jc w:val="center"/>
+        <w:rPr>
+          <w:rFonts w:ascii="Arial" w:hAnsi="Arial" w:cs="Arial"/>
+          <w:b/>
+          <w:bCs/>
+          <w:sz w:val="24"/>
+          <w:szCs w:val="24"/>
+        </w:rPr>
+      </w:pPr>
+    </w:p>
+    <w:p>
+      <w:pPr>
         <w:spacing w:after="0" w:line="480" w:lineRule="auto"/>
         <w:rPr>
           <w:rFonts w:ascii="Arial" w:hAnsi="Arial" w:cs="Arial"/>
@@ -515,6 +541,18 @@
         </w:rPr>
         <w:t>1. DESCRIPCIÓN DE LA SITUACIÓN OBJETO DE ESTUDIO</w:t>
       </w:r>
+    </w:p>
+    <w:p>
+      <w:pPr>
+        <w:spacing w:after="0" w:line="240" w:lineRule="auto"/>
+        <w:rPr>
+          <w:rFonts w:ascii="Arial" w:hAnsi="Arial" w:cs="Arial"/>
+          <w:b/>
+          <w:bCs/>
+          <w:sz w:val="24"/>
+          <w:szCs w:val="24"/>
+        </w:rPr>
+      </w:pPr>
     </w:p>
     <w:p>
       <w:pPr>
@@ -544,13 +582,10 @@
         </w:sectPr>
       </w:pPr>
       <w:r>
-        <w:t>A esta realidad se suma el deterioro generalizado de la infraestructura escolar. Muchas instituciones carecen de servicios básicos como agua potable, electricidad, baños funcionales y mobiliario adecuado. Algunas operan en condiciones improvisadas, lo que afecta directamente el ambiente de aprendizaje, la seguridad y la dignidad de los estudiantes. Además, la escasez de docentes capacitados y activos agrava la situación: la deserc</w:t>
-      </w:r>
-      <w:r>
-        <w:t>i</w:t>
-      </w:r>
-      <w:r>
-        <w:t xml:space="preserve">ón </w:t>
+        <w:t>A esta realidad se suma el deterioro generalizado de la infraestructura escolar. Muchas instituciones carecen de servicios básicos como agua potable, electricidad, baños funcionales y mobiliario adecuado. Algunas operan en condiciones improvisadas, lo que afecta directamente el ambiente</w:t>
+      </w:r>
+      <w:r>
+        <w:t xml:space="preserve"> </w:t>
       </w:r>
     </w:p>
     <w:p>
@@ -560,6 +595,9 @@
       </w:pPr>
       <w:r>
         <w:lastRenderedPageBreak/>
+        <w:t xml:space="preserve">de aprendizaje, la seguridad y la dignidad. Además, la escasez de docentes capacitados y activos agrava la situación: la deserción </w:t>
+      </w:r>
+      <w:r>
         <w:t>del magisterio supera el 70 %, y en ciertas especialidades apenas se gradúa un docente por año. Esto ha generado una sobrecarga laboral para los pocos maestros que permanecen en el sistema, reduciendo la calidad de la enseñanza y limitando la cobertura educativa.</w:t>
       </w:r>
     </w:p>
@@ -604,70 +642,228 @@
       </w:r>
       <w:proofErr w:type="spellEnd"/>
       <w:r>
-        <w:t xml:space="preserve"> para potenciar el rendimiento académico en estudiantes de bachillerato en Venezuela. La aplicación se plantea como un proyecto independiente, inspirado en modelos exitosos como Duolingo, Khan </w:t>
+        <w:t xml:space="preserve"> para potenciar el rendimiento académico en estudiantes de bachillerato en Venezuela. La aplicación se plantea como un proyecto independiente, inspirado en modelos exitosos como Duolingo, Khan Academy </w:t>
       </w:r>
       <w:proofErr w:type="spellStart"/>
       <w:r>
-        <w:t>Academy</w:t>
+        <w:t>Kids</w:t>
       </w:r>
       <w:proofErr w:type="spellEnd"/>
       <w:r>
+        <w:t xml:space="preserve"> y </w:t>
+      </w:r>
+      <w:proofErr w:type="spellStart"/>
+      <w:r>
+        <w:t>CodeCombat</w:t>
+      </w:r>
+      <w:proofErr w:type="spellEnd"/>
+      <w:r>
+        <w:t xml:space="preserve">, donde los usuarios pueden acceder libremente desde sus dispositivos sin necesidad de estar vinculados a instituciones educativas. Estas plataformas han demostrado que el aprendizaje autónomo, flexible y </w:t>
+      </w:r>
+      <w:proofErr w:type="spellStart"/>
+      <w:r>
+        <w:t>gamificado</w:t>
+      </w:r>
+      <w:proofErr w:type="spellEnd"/>
+      <w:r>
+        <w:t xml:space="preserve"> puede mejorar la retención de contenidos, aumentar la motivación y fomentar la continuidad educativa, especialmente en contextos de alta vulnerabilidad.</w:t>
+      </w:r>
+    </w:p>
+    <w:p>
+      <w:pPr>
+        <w:pStyle w:val="Tesis"/>
+      </w:pPr>
+      <w:r>
+        <w:t>La propuesta busca adaptar estos principios al contexto venezolano, incorporando contenidos curriculares alineados con las necesidades locales y elementos de gamificación como niveles, recompensas, retos, avatares y sistemas de progreso. Estos componentes están pensados para aumentar el compromiso y la permanencia del estudiante en el proceso de aprendizaje. La arquitectura funcional establecerá una navegación intuitiva, accesible y visualmente atractiva, adaptable a distintos niveles de conectividad.</w:t>
+      </w:r>
+    </w:p>
+    <w:p>
+      <w:pPr>
+        <w:pStyle w:val="Tesis"/>
+      </w:pPr>
+      <w:r>
+        <w:t xml:space="preserve">La etapa de programación se desarrollará utilizando </w:t>
+      </w:r>
+      <w:r>
+        <w:t>lenguajes de programación</w:t>
+      </w:r>
+      <w:r>
+        <w:t xml:space="preserve"> como Python, junto con bases de datos que permitan almacenar el progreso de los usuarios, sus logros y estadísticas. Se aplicará una metodología de desarrollo ágil, que facilite ajustes rápidos y mejoras continuas </w:t>
+      </w:r>
+      <w:r>
+        <w:lastRenderedPageBreak/>
+        <w:t>en función de la experiencia de uso. Aunque no se realizarán pruebas en instituciones educativas, se recogerá retroalimentación voluntaria de los usuarios y se analizarán métricas internas como tiempo de uso, niveles completados y frecuencia de interacción, para evaluar su impacto y optimizar la experiencia.</w:t>
+      </w:r>
+    </w:p>
+    <w:p>
+      <w:pPr>
+        <w:pStyle w:val="Tesis"/>
+        <w:spacing w:line="240" w:lineRule="auto"/>
+      </w:pPr>
+    </w:p>
+    <w:p>
+      <w:pPr>
+        <w:spacing w:after="0" w:line="480" w:lineRule="auto"/>
+        <w:jc w:val="both"/>
+        <w:rPr>
+          <w:rFonts w:ascii="Arial" w:hAnsi="Arial" w:cs="Arial"/>
+          <w:b/>
+          <w:bCs/>
+          <w:sz w:val="24"/>
+          <w:szCs w:val="24"/>
+        </w:rPr>
+      </w:pPr>
+      <w:r>
+        <w:rPr>
+          <w:rFonts w:ascii="Arial" w:hAnsi="Arial" w:cs="Arial"/>
+          <w:b/>
+          <w:bCs/>
+          <w:sz w:val="24"/>
+          <w:szCs w:val="24"/>
+        </w:rPr>
+        <w:t>1.1.  FORMULACIÓN DEL PROBLEMA</w:t>
+      </w:r>
+    </w:p>
+    <w:p>
+      <w:pPr>
+        <w:spacing w:after="0" w:line="240" w:lineRule="auto"/>
+        <w:jc w:val="both"/>
+        <w:rPr>
+          <w:rFonts w:ascii="Arial" w:hAnsi="Arial" w:cs="Arial"/>
+          <w:b/>
+          <w:bCs/>
+          <w:sz w:val="24"/>
+          <w:szCs w:val="24"/>
+        </w:rPr>
+      </w:pPr>
+    </w:p>
+    <w:p>
+      <w:pPr>
+        <w:pStyle w:val="Tesis"/>
+      </w:pPr>
+      <w:r>
+        <w:t xml:space="preserve">Continuando con lo previamente expuesto, no hacemos la siguiente pregunta: ¿Cómo Desarrollar una Aplicación educativa </w:t>
+      </w:r>
+      <w:proofErr w:type="spellStart"/>
+      <w:r>
+        <w:t>gamificada</w:t>
+      </w:r>
+      <w:proofErr w:type="spellEnd"/>
+      <w:r>
+        <w:t xml:space="preserve"> para potenciar el rendimiento académico en estudiantes de</w:t>
+      </w:r>
+      <w:r>
         <w:t xml:space="preserve"> </w:t>
       </w:r>
+      <w:r>
+        <w:t>bachillerato en Venezuela?</w:t>
+      </w:r>
+    </w:p>
+    <w:p>
+      <w:pPr>
+        <w:pStyle w:val="Tesis"/>
+        <w:spacing w:line="240" w:lineRule="auto"/>
+        <w:ind w:firstLine="0"/>
+      </w:pPr>
+    </w:p>
+    <w:p>
+      <w:pPr>
+        <w:spacing w:after="0" w:line="480" w:lineRule="auto"/>
+        <w:jc w:val="both"/>
+        <w:rPr>
+          <w:rFonts w:ascii="Arial" w:hAnsi="Arial" w:cs="Arial"/>
+          <w:b/>
+          <w:bCs/>
+          <w:sz w:val="24"/>
+          <w:szCs w:val="24"/>
+        </w:rPr>
+      </w:pPr>
+      <w:r>
+        <w:rPr>
+          <w:rFonts w:ascii="Arial" w:hAnsi="Arial" w:cs="Arial"/>
+          <w:b/>
+          <w:bCs/>
+          <w:sz w:val="24"/>
+          <w:szCs w:val="24"/>
+        </w:rPr>
+        <w:t>2. OBJETIVOS DE LA INVESTIGACIÓN</w:t>
+      </w:r>
+    </w:p>
+    <w:p>
+      <w:pPr>
+        <w:spacing w:after="0" w:line="240" w:lineRule="auto"/>
+        <w:jc w:val="both"/>
+        <w:rPr>
+          <w:rFonts w:ascii="Arial" w:hAnsi="Arial" w:cs="Arial"/>
+          <w:b/>
+          <w:bCs/>
+          <w:sz w:val="24"/>
+          <w:szCs w:val="24"/>
+        </w:rPr>
+      </w:pPr>
+    </w:p>
+    <w:p>
+      <w:pPr>
+        <w:spacing w:after="0" w:line="480" w:lineRule="auto"/>
+        <w:jc w:val="both"/>
+        <w:rPr>
+          <w:rFonts w:ascii="Arial" w:hAnsi="Arial" w:cs="Arial"/>
+          <w:b/>
+          <w:bCs/>
+          <w:sz w:val="24"/>
+          <w:szCs w:val="24"/>
+        </w:rPr>
+      </w:pPr>
+      <w:r>
+        <w:rPr>
+          <w:rFonts w:ascii="Arial" w:hAnsi="Arial" w:cs="Arial"/>
+          <w:b/>
+          <w:bCs/>
+          <w:sz w:val="24"/>
+          <w:szCs w:val="24"/>
+        </w:rPr>
+        <w:t>2.1. OBJETIVO GENERAL</w:t>
+      </w:r>
+    </w:p>
+    <w:p>
+      <w:pPr>
+        <w:spacing w:after="0" w:line="240" w:lineRule="auto"/>
+        <w:jc w:val="both"/>
+        <w:rPr>
+          <w:rFonts w:ascii="Arial" w:hAnsi="Arial" w:cs="Arial"/>
+          <w:b/>
+          <w:bCs/>
+          <w:sz w:val="24"/>
+          <w:szCs w:val="24"/>
+        </w:rPr>
+      </w:pPr>
+    </w:p>
+    <w:p>
+      <w:pPr>
+        <w:pStyle w:val="Tesis"/>
+      </w:pPr>
+      <w:r>
+        <w:t xml:space="preserve">Desarrollar una Aplicación educativa </w:t>
+      </w:r>
       <w:proofErr w:type="spellStart"/>
       <w:r>
-        <w:t>Kids</w:t>
+        <w:t>gamificada</w:t>
       </w:r>
       <w:proofErr w:type="spellEnd"/>
       <w:r>
-        <w:t xml:space="preserve"> y </w:t>
-      </w:r>
-      <w:proofErr w:type="spellStart"/>
-      <w:r>
-        <w:t>CodeCombat</w:t>
-      </w:r>
-      <w:proofErr w:type="spellEnd"/>
-      <w:r>
-        <w:t xml:space="preserve">, donde los usuarios pueden acceder libremente desde sus dispositivos sin necesidad de estar vinculados a instituciones educativas. Estas plataformas han demostrado que el aprendizaje autónomo, flexible y </w:t>
-      </w:r>
-      <w:proofErr w:type="spellStart"/>
-      <w:r>
-        <w:t>gamificado</w:t>
-      </w:r>
-      <w:proofErr w:type="spellEnd"/>
-      <w:r>
-        <w:t xml:space="preserve"> puede mejorar la retención de contenidos, aumentar la motivación y fomentar la continuidad educativa, especialmente en contextos de alta vulnerabilidad.</w:t>
+        <w:t xml:space="preserve"> para potenciar el rendimiento académico en estudiantes de bachillerato en Venezuela.</w:t>
       </w:r>
     </w:p>
     <w:p>
       <w:pPr>
         <w:pStyle w:val="Tesis"/>
-      </w:pPr>
-      <w:r>
-        <w:t>La propuesta busca adaptar estos principios al contexto venezolano, incorporando contenidos curriculares alineados con las necesidades locales y elementos de gamificación como niveles, recompensas, retos, avatares y sistemas de progreso. Estos componentes están pensados para aumentar el compromiso y la permanencia del estudiante en el proceso de aprendizaje. La arquitectura funcional establecerá una navegación intuitiva, accesible y visualmente atractiva, adaptable a distintos niveles de conectividad.</w:t>
-      </w:r>
-    </w:p>
-    <w:p>
-      <w:pPr>
-        <w:pStyle w:val="Tesis"/>
-      </w:pPr>
-      <w:r>
-        <w:t xml:space="preserve">La etapa de programación se desarrollará utilizando </w:t>
-      </w:r>
-      <w:r>
-        <w:t>lenguajes de programación</w:t>
-      </w:r>
-      <w:r>
-        <w:t xml:space="preserve"> como Python, junto con bases de datos que permitan almacenar </w:t>
-      </w:r>
-      <w:r>
-        <w:lastRenderedPageBreak/>
-        <w:t>el progreso de los usuarios, sus logros y estadísticas. Se aplicará una metodología de desarrollo ágil, que facilite ajustes rápidos y mejoras continuas en función de la experiencia de uso. Aunque no se realizarán pruebas en instituciones educativas, se recogerá retroalimentación voluntaria de los usuarios y se analizarán métricas internas como tiempo de uso, niveles completados y frecuencia de interacción, para evaluar su impacto y optimizar la experiencia.</w:t>
-      </w:r>
-    </w:p>
-    <w:p>
-      <w:pPr>
-        <w:spacing w:line="480" w:lineRule="auto"/>
+        <w:spacing w:line="240" w:lineRule="auto"/>
+        <w:ind w:firstLine="0"/>
+      </w:pPr>
+    </w:p>
+    <w:p>
+      <w:pPr>
+        <w:spacing w:after="0" w:line="480" w:lineRule="auto"/>
         <w:jc w:val="both"/>
         <w:rPr>
           <w:rFonts w:ascii="Arial" w:hAnsi="Arial" w:cs="Arial"/>
@@ -685,34 +881,12 @@
           <w:sz w:val="24"/>
           <w:szCs w:val="24"/>
         </w:rPr>
-        <w:t>1.1.  FORMULACIÓN DEL PROBLEMA</w:t>
-      </w:r>
-    </w:p>
-    <w:p>
-      <w:pPr>
-        <w:pStyle w:val="Tesis"/>
-      </w:pPr>
-      <w:r>
-        <w:t xml:space="preserve">Continuando con lo previamente expuesto, no hacemos la siguiente pregunta: ¿Cómo Desarrollar una Aplicación educativa </w:t>
-      </w:r>
-      <w:proofErr w:type="spellStart"/>
-      <w:r>
-        <w:t>gamificada</w:t>
-      </w:r>
-      <w:proofErr w:type="spellEnd"/>
-      <w:r>
-        <w:t xml:space="preserve"> para potenciar el rendimiento académico en estudiantes de</w:t>
-      </w:r>
-      <w:r>
-        <w:t xml:space="preserve"> </w:t>
-      </w:r>
-      <w:r>
-        <w:t>bachillerato en Venezuela?</w:t>
-      </w:r>
-    </w:p>
-    <w:p>
-      <w:pPr>
-        <w:spacing w:line="480" w:lineRule="auto"/>
+        <w:t>2.2. OBJETIVOS ESPECÍFICOS</w:t>
+      </w:r>
+    </w:p>
+    <w:p>
+      <w:pPr>
+        <w:spacing w:after="0" w:line="240" w:lineRule="auto"/>
         <w:jc w:val="both"/>
         <w:rPr>
           <w:rFonts w:ascii="Arial" w:hAnsi="Arial" w:cs="Arial"/>
@@ -722,78 +896,6 @@
           <w:szCs w:val="24"/>
         </w:rPr>
       </w:pPr>
-      <w:r>
-        <w:rPr>
-          <w:rFonts w:ascii="Arial" w:hAnsi="Arial" w:cs="Arial"/>
-          <w:b/>
-          <w:bCs/>
-          <w:sz w:val="24"/>
-          <w:szCs w:val="24"/>
-        </w:rPr>
-        <w:t>2. OBJETIVOS DE LA INVESTIGACIÓN</w:t>
-      </w:r>
-    </w:p>
-    <w:p>
-      <w:pPr>
-        <w:spacing w:line="480" w:lineRule="auto"/>
-        <w:jc w:val="both"/>
-        <w:rPr>
-          <w:rFonts w:ascii="Arial" w:hAnsi="Arial" w:cs="Arial"/>
-          <w:b/>
-          <w:bCs/>
-          <w:sz w:val="24"/>
-          <w:szCs w:val="24"/>
-        </w:rPr>
-      </w:pPr>
-      <w:r>
-        <w:rPr>
-          <w:rFonts w:ascii="Arial" w:hAnsi="Arial" w:cs="Arial"/>
-          <w:b/>
-          <w:bCs/>
-          <w:sz w:val="24"/>
-          <w:szCs w:val="24"/>
-        </w:rPr>
-        <w:t>2.1. OBJETIVO GENERAL</w:t>
-      </w:r>
-    </w:p>
-    <w:p>
-      <w:pPr>
-        <w:pStyle w:val="Tesis"/>
-      </w:pPr>
-      <w:r>
-        <w:t xml:space="preserve">Desarrollar una Aplicación educativa </w:t>
-      </w:r>
-      <w:proofErr w:type="spellStart"/>
-      <w:r>
-        <w:t>gamificada</w:t>
-      </w:r>
-      <w:proofErr w:type="spellEnd"/>
-      <w:r>
-        <w:t xml:space="preserve"> para potenciar el rendimiento académico en estudiantes de bachillerato en Venezuela.</w:t>
-      </w:r>
-    </w:p>
-    <w:p>
-      <w:pPr>
-        <w:spacing w:line="480" w:lineRule="auto"/>
-        <w:jc w:val="both"/>
-        <w:rPr>
-          <w:rFonts w:ascii="Arial" w:hAnsi="Arial" w:cs="Arial"/>
-          <w:b/>
-          <w:bCs/>
-          <w:sz w:val="24"/>
-          <w:szCs w:val="24"/>
-        </w:rPr>
-      </w:pPr>
-      <w:r>
-        <w:rPr>
-          <w:rFonts w:ascii="Arial" w:hAnsi="Arial" w:cs="Arial"/>
-          <w:b/>
-          <w:bCs/>
-          <w:sz w:val="24"/>
-          <w:szCs w:val="24"/>
-        </w:rPr>
-        <w:t>2.2. OBJETIVOS ESPECÍFICOS</w:t>
-      </w:r>
     </w:p>
     <w:p>
       <w:pPr>
@@ -810,7 +912,7 @@
     </w:p>
     <w:p>
       <w:pPr>
-        <w:spacing w:line="480" w:lineRule="auto"/>
+        <w:spacing w:after="0" w:line="480" w:lineRule="auto"/>
         <w:jc w:val="both"/>
         <w:rPr>
           <w:rFonts w:ascii="Arial" w:hAnsi="Arial" w:cs="Arial"/>
@@ -831,7 +933,7 @@
     </w:p>
     <w:p>
       <w:pPr>
-        <w:spacing w:line="480" w:lineRule="auto"/>
+        <w:spacing w:after="0" w:line="480" w:lineRule="auto"/>
         <w:jc w:val="both"/>
         <w:rPr>
           <w:rFonts w:ascii="Arial" w:hAnsi="Arial" w:cs="Arial"/>
@@ -847,13 +949,34 @@
           <w:sz w:val="24"/>
           <w:szCs w:val="24"/>
         </w:rPr>
+        <w:t>Diseñar el prototipo de la aplicación a partir de los requerimientos previamente identificados.</w:t>
+      </w:r>
+    </w:p>
+    <w:p>
+      <w:pPr>
+        <w:spacing w:after="0" w:line="480" w:lineRule="auto"/>
+        <w:jc w:val="both"/>
+        <w:rPr>
+          <w:rFonts w:ascii="Arial" w:hAnsi="Arial" w:cs="Arial"/>
+          <w:b/>
+          <w:bCs/>
+          <w:sz w:val="24"/>
+          <w:szCs w:val="24"/>
+        </w:rPr>
+      </w:pPr>
+      <w:r>
+        <w:rPr>
+          <w:rFonts w:ascii="Arial" w:hAnsi="Arial" w:cs="Arial"/>
+          <w:sz w:val="24"/>
+          <w:szCs w:val="24"/>
+        </w:rPr>
         <w:lastRenderedPageBreak/>
-        <w:t>Diseñar el prototipo de la aplicación a partir de los requerimientos previamente identificados.</w:t>
-      </w:r>
-    </w:p>
-    <w:p>
-      <w:pPr>
-        <w:spacing w:line="480" w:lineRule="auto"/>
+        <w:t>Construir la aplicación a partir del diseño del prototipo.</w:t>
+      </w:r>
+    </w:p>
+    <w:p>
+      <w:pPr>
+        <w:spacing w:after="0" w:line="480" w:lineRule="auto"/>
         <w:jc w:val="both"/>
         <w:rPr>
           <w:rFonts w:ascii="Arial" w:hAnsi="Arial" w:cs="Arial"/>
@@ -869,33 +992,31 @@
           <w:sz w:val="24"/>
           <w:szCs w:val="24"/>
         </w:rPr>
-        <w:t>Construir la aplicación a partir del diseño del prototipo.</w:t>
-      </w:r>
-    </w:p>
-    <w:p>
-      <w:pPr>
-        <w:spacing w:line="480" w:lineRule="auto"/>
+        <w:t>Verificar la funcionalidad del sistema mediante pruebas de funcionamiento.</w:t>
+      </w:r>
+    </w:p>
+    <w:p>
+      <w:pPr>
+        <w:spacing w:after="0" w:line="480" w:lineRule="auto"/>
         <w:jc w:val="both"/>
         <w:rPr>
           <w:rFonts w:ascii="Arial" w:hAnsi="Arial" w:cs="Arial"/>
-          <w:b/>
-          <w:bCs/>
-          <w:sz w:val="24"/>
-          <w:szCs w:val="24"/>
-        </w:rPr>
-      </w:pPr>
-      <w:r>
-        <w:rPr>
-          <w:rFonts w:ascii="Arial" w:hAnsi="Arial" w:cs="Arial"/>
-          <w:sz w:val="24"/>
-          <w:szCs w:val="24"/>
-        </w:rPr>
-        <w:t>Verificar la funcionalidad del sistema mediante pruebas de funcionamiento.</w:t>
-      </w:r>
-    </w:p>
-    <w:p>
-      <w:pPr>
-        <w:spacing w:line="480" w:lineRule="auto"/>
+          <w:sz w:val="24"/>
+          <w:szCs w:val="24"/>
+        </w:rPr>
+      </w:pPr>
+      <w:r>
+        <w:rPr>
+          <w:rFonts w:ascii="Arial" w:hAnsi="Arial" w:cs="Arial"/>
+          <w:sz w:val="24"/>
+          <w:szCs w:val="24"/>
+        </w:rPr>
+        <w:t>Redactar un manual de usuario de la aplicación.</w:t>
+      </w:r>
+    </w:p>
+    <w:p>
+      <w:pPr>
+        <w:spacing w:after="0" w:line="240" w:lineRule="auto"/>
         <w:jc w:val="both"/>
         <w:rPr>
           <w:rFonts w:ascii="Arial" w:hAnsi="Arial" w:cs="Arial"/>
@@ -903,21 +1024,15 @@
           <w:szCs w:val="24"/>
         </w:rPr>
       </w:pPr>
-      <w:r>
-        <w:rPr>
-          <w:rFonts w:ascii="Arial" w:hAnsi="Arial" w:cs="Arial"/>
-          <w:sz w:val="24"/>
-          <w:szCs w:val="24"/>
-        </w:rPr>
-        <w:t>Redactar un manual de usuario de la aplicación.</w:t>
-      </w:r>
-    </w:p>
-    <w:p>
-      <w:pPr>
-        <w:spacing w:line="480" w:lineRule="auto"/>
+    </w:p>
+    <w:p>
+      <w:pPr>
+        <w:spacing w:after="0" w:line="480" w:lineRule="auto"/>
         <w:jc w:val="both"/>
         <w:rPr>
           <w:rFonts w:ascii="Arial" w:hAnsi="Arial" w:cs="Arial"/>
+          <w:b/>
+          <w:bCs/>
           <w:sz w:val="24"/>
           <w:szCs w:val="24"/>
         </w:rPr>
@@ -935,6 +1050,17 @@
     </w:p>
     <w:p>
       <w:pPr>
+        <w:spacing w:after="0" w:line="240" w:lineRule="auto"/>
+        <w:jc w:val="both"/>
+        <w:rPr>
+          <w:rFonts w:ascii="Arial" w:hAnsi="Arial" w:cs="Arial"/>
+          <w:sz w:val="24"/>
+          <w:szCs w:val="24"/>
+        </w:rPr>
+      </w:pPr>
+    </w:p>
+    <w:p>
+      <w:pPr>
         <w:pStyle w:val="Tesis"/>
       </w:pPr>
       <w:r>
@@ -970,19 +1096,28 @@
         </w:rPr>
       </w:pPr>
       <w:r>
-        <w:t xml:space="preserve">La gamificación, al incorporar elementos lúdicos como niveles, recompensas y desafíos, se convierte en una herramienta poderosa para </w:t>
-      </w:r>
+        <w:t>La gamificación, al incorporar elementos lúdicos como niveles, recompensas y desafíos, se convierte en una herramienta poderosa para activar esta motivación intrínseca. En un contexto como el venezolano, donde muchos jóvenes enfrentan desmotivación y barreras para acceder a la educación formal, esta estrategia puede transformar la experiencia de aprendizaje, haciéndola más atractiva y accesible.</w:t>
+      </w:r>
+    </w:p>
+    <w:p>
+      <w:pPr>
+        <w:pStyle w:val="Tesis"/>
+      </w:pPr>
       <w:r>
         <w:lastRenderedPageBreak/>
-        <w:t>activar esta motivación intrínseca. En un contexto como el venezolano, donde muchos jóvenes enfrentan desmotivación y barreras para acceder a la educación formal, esta estrategia puede transformar la experiencia de aprendizaje, haciéndola más atractiva y accesible.</w:t>
+        <w:t xml:space="preserve">Desde el ámbito de la informática, este proyecto no solo contribuye al desarrollo de competencias digitales en los estudiantes, sino que también promueve la creación de entornos virtuales de aprendizaje que pueden ser adaptados a diversas realidades educativas. La aplicación puede servir como un recurso complementario a la educación tradicional, Además, al fomentar el uso de tecnologías interactivas, se contribuye al desarrollo de habilidades críticas para el siglo XXI, tales como el pensamiento crítico, la resolución de problemas y el trabajo colaborativo. </w:t>
       </w:r>
     </w:p>
     <w:p>
       <w:pPr>
         <w:pStyle w:val="Tesis"/>
-      </w:pPr>
-      <w:r>
-        <w:t xml:space="preserve">Desde el ámbito de la informática, este proyecto no solo contribuye al desarrollo de competencias digitales en los estudiantes, sino que también promueve la creación de entornos virtuales de aprendizaje que pueden ser adaptados a diversas realidades educativas. La aplicación puede servir como un recurso complementario a la educación tradicional, Además, al fomentar el uso de tecnologías interactivas, se contribuye al desarrollo de habilidades críticas para el siglo XXI, tales como el pensamiento crítico, la resolución de problemas y el trabajo colaborativo. </w:t>
+        <w:rPr>
+          <w:b/>
+          <w:bCs/>
+        </w:rPr>
+      </w:pPr>
+      <w:r>
+        <w:t>Este proyecto tiene el potencial de generar un impacto positivo en la comunidad educativa venezolana al ofrecer una alternativa viable para el aprendizaje en un contexto donde los recursos son limitados. Al proporcionar herramientas accesibles y motivadoras, se busca no solo mejorar el rendimiento académico en materias fundamentales como matemáticas y física, sino también fomentar una cultura de aprendizaje continuo que empodere a los jóvenes para enfrentar los desafíos del futuro.</w:t>
       </w:r>
     </w:p>
     <w:p>
@@ -994,7 +1129,21 @@
         </w:rPr>
       </w:pPr>
       <w:r>
-        <w:t>Este proyecto tiene el potencial de generar un impacto positivo en la comunidad educativa venezolana al ofrecer una alternativa viable para el aprendizaje en un contexto donde los recursos son limitados. Al proporcionar herramientas accesibles y motivadoras, se busca no solo mejorar el rendimiento académico en materias fundamentales como matemáticas y física, sino también fomentar una cultura de aprendizaje continuo que empodere a los jóvenes para enfrentar los desafíos del futuro.</w:t>
+        <w:t xml:space="preserve">En el apartado práctico, el desarrollo de esta aplicación educativa </w:t>
+      </w:r>
+      <w:proofErr w:type="spellStart"/>
+      <w:r>
+        <w:t>gamificada</w:t>
+      </w:r>
+      <w:proofErr w:type="spellEnd"/>
+      <w:r>
+        <w:t xml:space="preserve"> representa una estrategia concreta para enfrentar los problemas que afectan a los estudiantes venezolanos de</w:t>
+      </w:r>
+      <w:r>
+        <w:t xml:space="preserve"> bachillerato</w:t>
+      </w:r>
+      <w:r>
+        <w:t>, especialmente aquellos que han quedado fuera del sistema escolar o que enfrentan condiciones adversas para continuar sus estudios. Al ofrecer una herramienta digital accesible, autónoma y motivadora, se propone una solución práctica que puede contribuir a reducir la exclusión escolar, mejorar el rendimiento académico y fortalecer el vínculo de los jóvenes con el aprendizaje.</w:t>
       </w:r>
     </w:p>
     <w:p>
@@ -1006,134 +1155,101 @@
         </w:rPr>
       </w:pPr>
       <w:r>
-        <w:t xml:space="preserve">En el apartado práctico, el desarrollo de esta aplicación educativa </w:t>
+        <w:lastRenderedPageBreak/>
+        <w:t>La aplicación está diseñada para funcionar sin depender de instituciones educativas, lo que permite que cualquier estudiante con acceso a un</w:t>
+      </w:r>
+      <w:r>
+        <w:t xml:space="preserve">a </w:t>
+      </w:r>
+      <w:r>
+        <w:t>computadora pueda aprender desde casa o desde cualquier entorno informal. Esto responde directamente a la falta de infraestructura escolar, la escasez de docentes y la limitada conectividad que caracterizan el sistema educativo actual. Al integrar contenidos curriculares con dinámicas de juego como retos, niveles, recompensas y seguimiento del progreso se busca aumentar la motivación, la participación activa y la retención del conocimiento.</w:t>
+      </w:r>
+    </w:p>
+    <w:p>
+      <w:pPr>
+        <w:pStyle w:val="Tesis"/>
+        <w:rPr>
+          <w:b/>
+          <w:bCs/>
+        </w:rPr>
+      </w:pPr>
+      <w:r>
+        <w:t>Además, al ser una plataforma de libre acceso, la aplicación puede adaptarse a distintos contextos sociales y económicos, ofreciendo una alternativa flexible para estudiantes que no cuentan con apoyo institucional. En este sentido, su desarrollo no solo propone una estrategia viable para enfrentar la crisis educativa, sino que también promueve la inclusión, la autonomía y el aprendizaje significativo en un entorno digital.</w:t>
+      </w:r>
+    </w:p>
+    <w:p>
+      <w:pPr>
+        <w:pStyle w:val="Tesis"/>
+        <w:rPr>
+          <w:b/>
+          <w:bCs/>
+        </w:rPr>
+      </w:pPr>
+      <w:r>
+        <w:t>Y por el lado metodológico, el desarrollo de nuestra aplicación tiene un enfoque tecnológico, orientada al diseño y libre acceso, sin dependencia de instituciones escolares ni pruebas presenciales. El modelo metodológico se basa en el desarrollo iterativo de software, empleando principios del diseño centrado en el usuario (DCU) y metodologías ágiles, que permiten construir una herramienta funcional, escalable y adaptable a diversos contextos educativos.</w:t>
+      </w:r>
+    </w:p>
+    <w:p>
+      <w:pPr>
+        <w:pStyle w:val="Tesis"/>
+        <w:rPr>
+          <w:b/>
+          <w:bCs/>
+        </w:rPr>
+      </w:pPr>
+      <w:r>
+        <w:t xml:space="preserve">La aplicación está concebida como una plataforma autónoma, similar a modelos como Duolingo, donde los estudiantes pueden acceder a contenidos </w:t>
+      </w:r>
+      <w:r>
+        <w:lastRenderedPageBreak/>
+        <w:t>educativo</w:t>
+      </w:r>
+      <w:r>
+        <w:t xml:space="preserve">s </w:t>
       </w:r>
       <w:proofErr w:type="spellStart"/>
       <w:r>
-        <w:t>gamificada</w:t>
+        <w:t>gamificados</w:t>
       </w:r>
       <w:proofErr w:type="spellEnd"/>
       <w:r>
-        <w:t xml:space="preserve"> representa una estrategia concreta para enfrentar los problemas </w:t>
-      </w:r>
-      <w:r>
-        <w:lastRenderedPageBreak/>
-        <w:t>que afectan a los estudiantes venezolanos de</w:t>
-      </w:r>
-      <w:r>
-        <w:t xml:space="preserve"> bachillerato</w:t>
-      </w:r>
-      <w:r>
-        <w:t>, especialmente aquellos que han quedado fuera del sistema escolar o que enfrentan condiciones adversas para continuar sus estudios. Al ofrecer una herramienta digital accesible, autónoma y motivadora, se propone una solución práctica que puede contribuir a reducir la exclusión escolar, mejorar el rendimiento académico y fortalecer el vínculo de los jóvenes con el aprendizaje.</w:t>
+        <w:t xml:space="preserve"> desde </w:t>
+      </w:r>
+      <w:r>
+        <w:t xml:space="preserve">un </w:t>
+      </w:r>
+      <w:r>
+        <w:t xml:space="preserve">dispositivo </w:t>
+      </w:r>
+      <w:r>
+        <w:t>con conexión a internet. La validación del producto no se realizará mediante pruebas institucionales, sino a través de métricas internas de uso y análisis de interacción digital (</w:t>
+      </w:r>
+      <w:proofErr w:type="spellStart"/>
+      <w:r>
+        <w:t>engagement</w:t>
+      </w:r>
+      <w:proofErr w:type="spellEnd"/>
+      <w:r>
+        <w:t>, progresión).</w:t>
       </w:r>
     </w:p>
     <w:p>
       <w:pPr>
         <w:pStyle w:val="Tesis"/>
-        <w:rPr>
-          <w:b/>
-          <w:bCs/>
-        </w:rPr>
-      </w:pPr>
-      <w:r>
-        <w:t>La aplicación está diseñada para funcionar sin depender de instituciones educativas, lo que permite que cualquier estudiante con acceso a un</w:t>
-      </w:r>
-      <w:r>
-        <w:t xml:space="preserve">a </w:t>
-      </w:r>
-      <w:r>
-        <w:t>computadora pueda aprender desde casa o desde cualquier entorno informal. Esto responde directamente a la falta de infraestructura escolar, la escasez de docentes y la limitada conectividad que caracterizan el sistema educativo actual. Al integrar contenidos curriculares con dinámicas de juego como retos, niveles, recompensas y seguimiento del progreso se busca aumentar la motivación, la participación activa y la retención del conocimiento.</w:t>
+      </w:pPr>
+      <w:r>
+        <w:t>Este enfoque metodológico permite responder a las limitaciones del sistema educativo venezolano, donde el acceso a instituciones formales está restringido para millones de estudiantes. Al prescindir de estructuras escolares tradicionales, la aplicación se convierte en una alternativa flexible y descentralizada, capaz de ofrecer experiencias de aprendizaje significativas en entornos vulnerables o informales.</w:t>
       </w:r>
     </w:p>
     <w:p>
       <w:pPr>
         <w:pStyle w:val="Tesis"/>
-        <w:rPr>
-          <w:b/>
-          <w:bCs/>
-        </w:rPr>
-      </w:pPr>
-      <w:r>
-        <w:t>Además, al ser una plataforma de libre acceso, la aplicación puede adaptarse a distintos contextos sociales y económicos, ofreciendo una alternativa flexible para estudiantes que no cuentan con apoyo institucional. En este sentido, su desarrollo no solo propone una estrategia viable para enfrentar la crisis educativa, sino que también promueve la inclusión, la autonomía y el aprendizaje significativo en un entorno digital.</w:t>
-      </w:r>
-    </w:p>
-    <w:p>
-      <w:pPr>
-        <w:pStyle w:val="Tesis"/>
-        <w:rPr>
-          <w:b/>
-          <w:bCs/>
-        </w:rPr>
-      </w:pPr>
-      <w:r>
-        <w:lastRenderedPageBreak/>
-        <w:t>Y por el lado metodológico, el desarrollo de nuestra aplicación tiene un enfoque tecnológico, orientada al diseño y libre acceso, sin dependencia de instituciones escolares ni pruebas presenciales. El modelo metodológico se basa en el desarrollo iterativo de software, empleando principios del diseño centrado en el usuario (DCU) y metodologías ágiles, que permiten construir una herramienta funcional, escalable y adaptable a diversos contextos educativos.</w:t>
-      </w:r>
-    </w:p>
-    <w:p>
-      <w:pPr>
-        <w:pStyle w:val="Tesis"/>
-        <w:rPr>
-          <w:b/>
-          <w:bCs/>
-        </w:rPr>
-      </w:pPr>
-      <w:r>
-        <w:t xml:space="preserve">La aplicación está concebida como una plataforma autónoma, similar a modelos como Duolingo, donde los estudiantes pueden acceder a contenidos </w:t>
-      </w:r>
-      <w:r>
-        <w:t>educativo</w:t>
-      </w:r>
-      <w:r>
-        <w:t xml:space="preserve">s </w:t>
-      </w:r>
-      <w:proofErr w:type="spellStart"/>
-      <w:r>
-        <w:t>gamificados</w:t>
-      </w:r>
-      <w:proofErr w:type="spellEnd"/>
-      <w:r>
-        <w:t xml:space="preserve"> desde </w:t>
-      </w:r>
-      <w:r>
-        <w:t xml:space="preserve">un </w:t>
-      </w:r>
-      <w:r>
-        <w:t xml:space="preserve">dispositivo </w:t>
-      </w:r>
-      <w:r>
-        <w:t>con conexión a internet. La validación del producto no se realizará mediante pruebas institucionales, sino a través de métricas internas de uso y análisis de interacción digital (</w:t>
-      </w:r>
-      <w:proofErr w:type="spellStart"/>
-      <w:r>
-        <w:t>engagement</w:t>
-      </w:r>
-      <w:proofErr w:type="spellEnd"/>
-      <w:r>
-        <w:t>, progresión).</w:t>
-      </w:r>
-    </w:p>
-    <w:p>
-      <w:pPr>
-        <w:pStyle w:val="Tesis"/>
-      </w:pPr>
-      <w:r>
-        <w:t>Este enfoque metodológico permite responder a las limitaciones del sistema educativo venezolano, donde el acceso a instituciones formales está restringido para millones de estudiantes. Al prescindir de estructuras escolares tradicionales, la aplicación se convierte en una alternativa flexible y descentralizada, capaz de ofrecer experiencias de aprendizaje significativas en entornos vulnerables o informales.</w:t>
-      </w:r>
-    </w:p>
-    <w:p>
-      <w:pPr>
-        <w:pStyle w:val="Tesis"/>
-      </w:pPr>
-    </w:p>
-    <w:p>
-      <w:pPr>
-        <w:pStyle w:val="Tesis"/>
-      </w:pPr>
-    </w:p>
-    <w:p>
-      <w:pPr>
-        <w:spacing w:line="480" w:lineRule="auto"/>
+        <w:spacing w:line="240" w:lineRule="auto"/>
+      </w:pPr>
+    </w:p>
+    <w:p>
+      <w:pPr>
+        <w:spacing w:after="0" w:line="480" w:lineRule="auto"/>
         <w:jc w:val="both"/>
         <w:rPr>
           <w:rFonts w:ascii="Arial" w:hAnsi="Arial" w:cs="Arial"/>
@@ -1151,7 +1267,6 @@
           <w:sz w:val="24"/>
           <w:szCs w:val="24"/>
         </w:rPr>
-        <w:lastRenderedPageBreak/>
         <w:t>4. DELIMITACIÓN DE LA INVESTIGACI</w:t>
       </w:r>
       <w:r>
@@ -1174,6 +1289,19 @@
         </w:rPr>
         <w:t>N</w:t>
       </w:r>
+    </w:p>
+    <w:p>
+      <w:pPr>
+        <w:spacing w:after="0" w:line="240" w:lineRule="auto"/>
+        <w:jc w:val="both"/>
+        <w:rPr>
+          <w:rFonts w:ascii="Arial" w:hAnsi="Arial" w:cs="Arial"/>
+          <w:b/>
+          <w:bCs/>
+          <w:sz w:val="24"/>
+          <w:szCs w:val="24"/>
+        </w:rPr>
+      </w:pPr>
     </w:p>
     <w:p>
       <w:pPr>
@@ -1213,7 +1341,14 @@
         <w:rPr>
           <w:shd w:val="clear" w:color="auto" w:fill="FFFFFF"/>
         </w:rPr>
-        <w:t>La presente investigación se enmarca en las áreas del desarrollo de software y la tecnología educativa, con énfasis en el uso de la gamificación como estrategia didáctica. Dentro del Plan de la Patria, la investigación se alinea con el Plan de la Patria 2025–2031 con el objetivo 1.5.1, específicamente con el objetivo estratégico de “fortalecer el sistema educativo nacional con herramientas tecnológicas, inclusivas y participativas”. La aplicación propuesta busca contribuir al cumplimiento de este objetivo mediante una plataforma accesible y autónoma que promueva el aprendizaje en contextos vulnerables.</w:t>
+        <w:t xml:space="preserve">La presente investigación se enmarca en las áreas del desarrollo de software y la tecnología educativa, con énfasis en el uso de la gamificación como estrategia didáctica. Dentro del Plan de la Patria, la investigación se alinea con el Plan de la Patria 2025–2031 con el objetivo 1.5.1, </w:t>
+      </w:r>
+      <w:r>
+        <w:rPr>
+          <w:shd w:val="clear" w:color="auto" w:fill="FFFFFF"/>
+        </w:rPr>
+        <w:lastRenderedPageBreak/>
+        <w:t>específicamente con el objetivo estratégico de “fortalecer el sistema educativo nacional con herramientas tecnológicas, inclusivas y participativas”. La aplicación propuesta busca contribuir al cumplimiento de este objetivo mediante una plataforma accesible y autónoma que promueva el aprendizaje en contextos vulnerables.</w:t>
       </w:r>
       <w:r>
         <w:rPr>
@@ -1283,7 +1418,7 @@
 </file>
 
 <file path=word/endnotes.xml><?xml version="1.0" encoding="utf-8"?>
-<w:endnotes xmlns:wpc="http://schemas.microsoft.com/office/word/2010/wordprocessingCanvas" xmlns:cx="http://schemas.microsoft.com/office/drawing/2014/chartex" xmlns:cx1="http://schemas.microsoft.com/office/drawing/2015/9/8/chartex" xmlns:cx2="http://schemas.microsoft.com/office/drawing/2015/10/21/chartex" xmlns:cx3="http://schemas.microsoft.com/office/drawing/2016/5/9/chartex" xmlns:cx4="http://schemas.microsoft.com/office/drawing/2016/5/10/chartex" xmlns:cx5="http://schemas.microsoft.com/office/drawing/2016/5/11/chartex" xmlns:cx6="http://schemas.microsoft.com/office/drawing/2016/5/12/chartex" xmlns:cx7="http://schemas.microsoft.com/office/drawing/2016/5/13/chartex" xmlns:cx8="http://schemas.microsoft.com/office/drawing/2016/5/14/chartex" xmlns:mc="http://schemas.openxmlformats.org/markup-compatibility/2006" xmlns:aink="http://schemas.microsoft.com/office/drawing/2016/ink" xmlns:am3d="http://schemas.microsoft.com/office/drawing/2017/model3d" xmlns:o="urn:schemas-microsoft-com:office:office" xmlns:oel="http://schemas.microsoft.com/office/2019/extlst" xmlns:r="http://schemas.openxmlformats.org/officeDocument/2006/relationships" xmlns:m="http://schemas.openxmlformats.org/officeDocument/2006/math" xmlns:v="urn:schemas-microsoft-com:vml" xmlns:wp14="http://schemas.microsoft.com/office/word/2010/wordprocessingDrawing" xmlns:wp="http://schemas.openxmlformats.org/drawingml/2006/wordprocessingDrawing" xmlns:w10="urn:schemas-microsoft-com:office:word" xmlns:w="http://schemas.openxmlformats.org/wordprocessingml/2006/main" xmlns:w14="http://schemas.microsoft.com/office/word/2010/wordml" xmlns:w15="http://schemas.microsoft.com/office/word/2012/wordml" xmlns:w16cex="http://schemas.microsoft.com/office/word/2018/wordml/cex" xmlns:w16cid="http://schemas.microsoft.com/office/word/2016/wordml/cid" xmlns:w16="http://schemas.microsoft.com/office/word/2018/wordml" xmlns:w16sdtdh="http://schemas.microsoft.com/office/word/2020/wordml/sdtdatahash" xmlns:w16se="http://schemas.microsoft.com/office/word/2015/wordml/symex" xmlns:wpg="http://schemas.microsoft.com/office/word/2010/wordprocessingGroup" xmlns:wpi="http://schemas.microsoft.com/office/word/2010/wordprocessingInk" xmlns:wne="http://schemas.microsoft.com/office/word/2006/wordml" xmlns:wps="http://schemas.microsoft.com/office/word/2010/wordprocessingShape" mc:Ignorable="w14 w15 w16se w16cid w16 w16cex w16sdtdh wp14">
+<w:endnotes xmlns:wpc="http://schemas.microsoft.com/office/word/2010/wordprocessingCanvas" xmlns:cx="http://schemas.microsoft.com/office/drawing/2014/chartex" xmlns:cx1="http://schemas.microsoft.com/office/drawing/2015/9/8/chartex" xmlns:cx2="http://schemas.microsoft.com/office/drawing/2015/10/21/chartex" xmlns:cx3="http://schemas.microsoft.com/office/drawing/2016/5/9/chartex" xmlns:cx4="http://schemas.microsoft.com/office/drawing/2016/5/10/chartex" xmlns:cx5="http://schemas.microsoft.com/office/drawing/2016/5/11/chartex" xmlns:cx6="http://schemas.microsoft.com/office/drawing/2016/5/12/chartex" xmlns:cx7="http://schemas.microsoft.com/office/drawing/2016/5/13/chartex" xmlns:cx8="http://schemas.microsoft.com/office/drawing/2016/5/14/chartex" xmlns:mc="http://schemas.openxmlformats.org/markup-compatibility/2006" xmlns:aink="http://schemas.microsoft.com/office/drawing/2016/ink" xmlns:am3d="http://schemas.microsoft.com/office/drawing/2017/model3d" xmlns:o="urn:schemas-microsoft-com:office:office" xmlns:oel="http://schemas.microsoft.com/office/2019/extlst" xmlns:r="http://schemas.openxmlformats.org/officeDocument/2006/relationships" xmlns:m="http://schemas.openxmlformats.org/officeDocument/2006/math" xmlns:v="urn:schemas-microsoft-com:vml" xmlns:wp14="http://schemas.microsoft.com/office/word/2010/wordprocessingDrawing" xmlns:wp="http://schemas.openxmlformats.org/drawingml/2006/wordprocessingDrawing" xmlns:w10="urn:schemas-microsoft-com:office:word" xmlns:w="http://schemas.openxmlformats.org/wordprocessingml/2006/main" xmlns:w14="http://schemas.microsoft.com/office/word/2010/wordml" xmlns:w15="http://schemas.microsoft.com/office/word/2012/wordml" xmlns:w16cex="http://schemas.microsoft.com/office/word/2018/wordml/cex" xmlns:w16cid="http://schemas.microsoft.com/office/word/2016/wordml/cid" xmlns:w16="http://schemas.microsoft.com/office/word/2018/wordml" xmlns:w16du="http://schemas.microsoft.com/office/word/2023/wordml/word16du" xmlns:w16sdtdh="http://schemas.microsoft.com/office/word/2020/wordml/sdtdatahash" xmlns:w16sdtfl="http://schemas.microsoft.com/office/word/2024/wordml/sdtformatlock" xmlns:w16se="http://schemas.microsoft.com/office/word/2015/wordml/symex" xmlns:wpg="http://schemas.microsoft.com/office/word/2010/wordprocessingGroup" xmlns:wpi="http://schemas.microsoft.com/office/word/2010/wordprocessingInk" xmlns:wne="http://schemas.microsoft.com/office/word/2006/wordml" xmlns:wps="http://schemas.microsoft.com/office/word/2010/wordprocessingShape" mc:Ignorable="w14 w15 w16se w16cid w16 w16cex w16sdtdh w16sdtfl w16du wp14">
   <w:endnote w:type="separator" w:id="-1">
     <w:p>
       <w:pPr>
@@ -1308,7 +1443,7 @@
 </file>
 
 <file path=word/footer1.xml><?xml version="1.0" encoding="utf-8"?>
-<w:ftr xmlns:wpc="http://schemas.microsoft.com/office/word/2010/wordprocessingCanvas" xmlns:cx="http://schemas.microsoft.com/office/drawing/2014/chartex" xmlns:cx1="http://schemas.microsoft.com/office/drawing/2015/9/8/chartex" xmlns:cx2="http://schemas.microsoft.com/office/drawing/2015/10/21/chartex" xmlns:cx3="http://schemas.microsoft.com/office/drawing/2016/5/9/chartex" xmlns:cx4="http://schemas.microsoft.com/office/drawing/2016/5/10/chartex" xmlns:cx5="http://schemas.microsoft.com/office/drawing/2016/5/11/chartex" xmlns:cx6="http://schemas.microsoft.com/office/drawing/2016/5/12/chartex" xmlns:cx7="http://schemas.microsoft.com/office/drawing/2016/5/13/chartex" xmlns:cx8="http://schemas.microsoft.com/office/drawing/2016/5/14/chartex" xmlns:mc="http://schemas.openxmlformats.org/markup-compatibility/2006" xmlns:aink="http://schemas.microsoft.com/office/drawing/2016/ink" xmlns:am3d="http://schemas.microsoft.com/office/drawing/2017/model3d" xmlns:o="urn:schemas-microsoft-com:office:office" xmlns:oel="http://schemas.microsoft.com/office/2019/extlst" xmlns:r="http://schemas.openxmlformats.org/officeDocument/2006/relationships" xmlns:m="http://schemas.openxmlformats.org/officeDocument/2006/math" xmlns:v="urn:schemas-microsoft-com:vml" xmlns:wp14="http://schemas.microsoft.com/office/word/2010/wordprocessingDrawing" xmlns:wp="http://schemas.openxmlformats.org/drawingml/2006/wordprocessingDrawing" xmlns:w10="urn:schemas-microsoft-com:office:word" xmlns:w="http://schemas.openxmlformats.org/wordprocessingml/2006/main" xmlns:w14="http://schemas.microsoft.com/office/word/2010/wordml" xmlns:w15="http://schemas.microsoft.com/office/word/2012/wordml" xmlns:w16cex="http://schemas.microsoft.com/office/word/2018/wordml/cex" xmlns:w16cid="http://schemas.microsoft.com/office/word/2016/wordml/cid" xmlns:w16="http://schemas.microsoft.com/office/word/2018/wordml" xmlns:w16sdtdh="http://schemas.microsoft.com/office/word/2020/wordml/sdtdatahash" xmlns:w16se="http://schemas.microsoft.com/office/word/2015/wordml/symex" xmlns:wpg="http://schemas.microsoft.com/office/word/2010/wordprocessingGroup" xmlns:wpi="http://schemas.microsoft.com/office/word/2010/wordprocessingInk" xmlns:wne="http://schemas.microsoft.com/office/word/2006/wordml" xmlns:wps="http://schemas.microsoft.com/office/word/2010/wordprocessingShape" mc:Ignorable="w14 w15 w16se w16cid w16 w16cex w16sdtdh wp14">
+<w:ftr xmlns:wpc="http://schemas.microsoft.com/office/word/2010/wordprocessingCanvas" xmlns:cx="http://schemas.microsoft.com/office/drawing/2014/chartex" xmlns:cx1="http://schemas.microsoft.com/office/drawing/2015/9/8/chartex" xmlns:cx2="http://schemas.microsoft.com/office/drawing/2015/10/21/chartex" xmlns:cx3="http://schemas.microsoft.com/office/drawing/2016/5/9/chartex" xmlns:cx4="http://schemas.microsoft.com/office/drawing/2016/5/10/chartex" xmlns:cx5="http://schemas.microsoft.com/office/drawing/2016/5/11/chartex" xmlns:cx6="http://schemas.microsoft.com/office/drawing/2016/5/12/chartex" xmlns:cx7="http://schemas.microsoft.com/office/drawing/2016/5/13/chartex" xmlns:cx8="http://schemas.microsoft.com/office/drawing/2016/5/14/chartex" xmlns:mc="http://schemas.openxmlformats.org/markup-compatibility/2006" xmlns:aink="http://schemas.microsoft.com/office/drawing/2016/ink" xmlns:am3d="http://schemas.microsoft.com/office/drawing/2017/model3d" xmlns:o="urn:schemas-microsoft-com:office:office" xmlns:oel="http://schemas.microsoft.com/office/2019/extlst" xmlns:r="http://schemas.openxmlformats.org/officeDocument/2006/relationships" xmlns:m="http://schemas.openxmlformats.org/officeDocument/2006/math" xmlns:v="urn:schemas-microsoft-com:vml" xmlns:wp14="http://schemas.microsoft.com/office/word/2010/wordprocessingDrawing" xmlns:wp="http://schemas.openxmlformats.org/drawingml/2006/wordprocessingDrawing" xmlns:w10="urn:schemas-microsoft-com:office:word" xmlns:w="http://schemas.openxmlformats.org/wordprocessingml/2006/main" xmlns:w14="http://schemas.microsoft.com/office/word/2010/wordml" xmlns:w15="http://schemas.microsoft.com/office/word/2012/wordml" xmlns:w16cex="http://schemas.microsoft.com/office/word/2018/wordml/cex" xmlns:w16cid="http://schemas.microsoft.com/office/word/2016/wordml/cid" xmlns:w16="http://schemas.microsoft.com/office/word/2018/wordml" xmlns:w16du="http://schemas.microsoft.com/office/word/2023/wordml/word16du" xmlns:w16sdtdh="http://schemas.microsoft.com/office/word/2020/wordml/sdtdatahash" xmlns:w16sdtfl="http://schemas.microsoft.com/office/word/2024/wordml/sdtformatlock" xmlns:w16se="http://schemas.microsoft.com/office/word/2015/wordml/symex" xmlns:wpg="http://schemas.microsoft.com/office/word/2010/wordprocessingGroup" xmlns:wpi="http://schemas.microsoft.com/office/word/2010/wordprocessingInk" xmlns:wne="http://schemas.microsoft.com/office/word/2006/wordml" xmlns:wps="http://schemas.microsoft.com/office/word/2010/wordprocessingShape" mc:Ignorable="w14 w15 w16se w16cid w16 w16cex w16sdtdh w16sdtfl w16du wp14">
   <w:p>
     <w:pPr>
       <w:pStyle w:val="Piedepgina"/>
@@ -1324,7 +1459,7 @@
 </file>
 
 <file path=word/footer2.xml><?xml version="1.0" encoding="utf-8"?>
-<w:ftr xmlns:wpc="http://schemas.microsoft.com/office/word/2010/wordprocessingCanvas" xmlns:cx="http://schemas.microsoft.com/office/drawing/2014/chartex" xmlns:cx1="http://schemas.microsoft.com/office/drawing/2015/9/8/chartex" xmlns:cx2="http://schemas.microsoft.com/office/drawing/2015/10/21/chartex" xmlns:cx3="http://schemas.microsoft.com/office/drawing/2016/5/9/chartex" xmlns:cx4="http://schemas.microsoft.com/office/drawing/2016/5/10/chartex" xmlns:cx5="http://schemas.microsoft.com/office/drawing/2016/5/11/chartex" xmlns:cx6="http://schemas.microsoft.com/office/drawing/2016/5/12/chartex" xmlns:cx7="http://schemas.microsoft.com/office/drawing/2016/5/13/chartex" xmlns:cx8="http://schemas.microsoft.com/office/drawing/2016/5/14/chartex" xmlns:mc="http://schemas.openxmlformats.org/markup-compatibility/2006" xmlns:aink="http://schemas.microsoft.com/office/drawing/2016/ink" xmlns:am3d="http://schemas.microsoft.com/office/drawing/2017/model3d" xmlns:o="urn:schemas-microsoft-com:office:office" xmlns:oel="http://schemas.microsoft.com/office/2019/extlst" xmlns:r="http://schemas.openxmlformats.org/officeDocument/2006/relationships" xmlns:m="http://schemas.openxmlformats.org/officeDocument/2006/math" xmlns:v="urn:schemas-microsoft-com:vml" xmlns:wp14="http://schemas.microsoft.com/office/word/2010/wordprocessingDrawing" xmlns:wp="http://schemas.openxmlformats.org/drawingml/2006/wordprocessingDrawing" xmlns:w10="urn:schemas-microsoft-com:office:word" xmlns:w="http://schemas.openxmlformats.org/wordprocessingml/2006/main" xmlns:w14="http://schemas.microsoft.com/office/word/2010/wordml" xmlns:w15="http://schemas.microsoft.com/office/word/2012/wordml" xmlns:w16cex="http://schemas.microsoft.com/office/word/2018/wordml/cex" xmlns:w16cid="http://schemas.microsoft.com/office/word/2016/wordml/cid" xmlns:w16="http://schemas.microsoft.com/office/word/2018/wordml" xmlns:w16sdtdh="http://schemas.microsoft.com/office/word/2020/wordml/sdtdatahash" xmlns:w16se="http://schemas.microsoft.com/office/word/2015/wordml/symex" xmlns:wpg="http://schemas.microsoft.com/office/word/2010/wordprocessingGroup" xmlns:wpi="http://schemas.microsoft.com/office/word/2010/wordprocessingInk" xmlns:wne="http://schemas.microsoft.com/office/word/2006/wordml" xmlns:wps="http://schemas.microsoft.com/office/word/2010/wordprocessingShape" mc:Ignorable="w14 w15 w16se w16cid w16 w16cex w16sdtdh wp14">
+<w:ftr xmlns:wpc="http://schemas.microsoft.com/office/word/2010/wordprocessingCanvas" xmlns:cx="http://schemas.microsoft.com/office/drawing/2014/chartex" xmlns:cx1="http://schemas.microsoft.com/office/drawing/2015/9/8/chartex" xmlns:cx2="http://schemas.microsoft.com/office/drawing/2015/10/21/chartex" xmlns:cx3="http://schemas.microsoft.com/office/drawing/2016/5/9/chartex" xmlns:cx4="http://schemas.microsoft.com/office/drawing/2016/5/10/chartex" xmlns:cx5="http://schemas.microsoft.com/office/drawing/2016/5/11/chartex" xmlns:cx6="http://schemas.microsoft.com/office/drawing/2016/5/12/chartex" xmlns:cx7="http://schemas.microsoft.com/office/drawing/2016/5/13/chartex" xmlns:cx8="http://schemas.microsoft.com/office/drawing/2016/5/14/chartex" xmlns:mc="http://schemas.openxmlformats.org/markup-compatibility/2006" xmlns:aink="http://schemas.microsoft.com/office/drawing/2016/ink" xmlns:am3d="http://schemas.microsoft.com/office/drawing/2017/model3d" xmlns:o="urn:schemas-microsoft-com:office:office" xmlns:oel="http://schemas.microsoft.com/office/2019/extlst" xmlns:r="http://schemas.openxmlformats.org/officeDocument/2006/relationships" xmlns:m="http://schemas.openxmlformats.org/officeDocument/2006/math" xmlns:v="urn:schemas-microsoft-com:vml" xmlns:wp14="http://schemas.microsoft.com/office/word/2010/wordprocessingDrawing" xmlns:wp="http://schemas.openxmlformats.org/drawingml/2006/wordprocessingDrawing" xmlns:w10="urn:schemas-microsoft-com:office:word" xmlns:w="http://schemas.openxmlformats.org/wordprocessingml/2006/main" xmlns:w14="http://schemas.microsoft.com/office/word/2010/wordml" xmlns:w15="http://schemas.microsoft.com/office/word/2012/wordml" xmlns:w16cex="http://schemas.microsoft.com/office/word/2018/wordml/cex" xmlns:w16cid="http://schemas.microsoft.com/office/word/2016/wordml/cid" xmlns:w16="http://schemas.microsoft.com/office/word/2018/wordml" xmlns:w16du="http://schemas.microsoft.com/office/word/2023/wordml/word16du" xmlns:w16sdtdh="http://schemas.microsoft.com/office/word/2020/wordml/sdtdatahash" xmlns:w16sdtfl="http://schemas.microsoft.com/office/word/2024/wordml/sdtformatlock" xmlns:w16se="http://schemas.microsoft.com/office/word/2015/wordml/symex" xmlns:wpg="http://schemas.microsoft.com/office/word/2010/wordprocessingGroup" xmlns:wpi="http://schemas.microsoft.com/office/word/2010/wordprocessingInk" xmlns:wne="http://schemas.microsoft.com/office/word/2006/wordml" xmlns:wps="http://schemas.microsoft.com/office/word/2010/wordprocessingShape" mc:Ignorable="w14 w15 w16se w16cid w16 w16cex w16sdtdh w16sdtfl w16du wp14">
   <w:p>
     <w:pPr>
       <w:pStyle w:val="Piedepgina"/>
@@ -1340,7 +1475,7 @@
 </file>
 
 <file path=word/footer3.xml><?xml version="1.0" encoding="utf-8"?>
-<w:ftr xmlns:wpc="http://schemas.microsoft.com/office/word/2010/wordprocessingCanvas" xmlns:cx="http://schemas.microsoft.com/office/drawing/2014/chartex" xmlns:cx1="http://schemas.microsoft.com/office/drawing/2015/9/8/chartex" xmlns:cx2="http://schemas.microsoft.com/office/drawing/2015/10/21/chartex" xmlns:cx3="http://schemas.microsoft.com/office/drawing/2016/5/9/chartex" xmlns:cx4="http://schemas.microsoft.com/office/drawing/2016/5/10/chartex" xmlns:cx5="http://schemas.microsoft.com/office/drawing/2016/5/11/chartex" xmlns:cx6="http://schemas.microsoft.com/office/drawing/2016/5/12/chartex" xmlns:cx7="http://schemas.microsoft.com/office/drawing/2016/5/13/chartex" xmlns:cx8="http://schemas.microsoft.com/office/drawing/2016/5/14/chartex" xmlns:mc="http://schemas.openxmlformats.org/markup-compatibility/2006" xmlns:aink="http://schemas.microsoft.com/office/drawing/2016/ink" xmlns:am3d="http://schemas.microsoft.com/office/drawing/2017/model3d" xmlns:o="urn:schemas-microsoft-com:office:office" xmlns:oel="http://schemas.microsoft.com/office/2019/extlst" xmlns:r="http://schemas.openxmlformats.org/officeDocument/2006/relationships" xmlns:m="http://schemas.openxmlformats.org/officeDocument/2006/math" xmlns:v="urn:schemas-microsoft-com:vml" xmlns:wp14="http://schemas.microsoft.com/office/word/2010/wordprocessingDrawing" xmlns:wp="http://schemas.openxmlformats.org/drawingml/2006/wordprocessingDrawing" xmlns:w10="urn:schemas-microsoft-com:office:word" xmlns:w="http://schemas.openxmlformats.org/wordprocessingml/2006/main" xmlns:w14="http://schemas.microsoft.com/office/word/2010/wordml" xmlns:w15="http://schemas.microsoft.com/office/word/2012/wordml" xmlns:w16cex="http://schemas.microsoft.com/office/word/2018/wordml/cex" xmlns:w16cid="http://schemas.microsoft.com/office/word/2016/wordml/cid" xmlns:w16="http://schemas.microsoft.com/office/word/2018/wordml" xmlns:w16sdtdh="http://schemas.microsoft.com/office/word/2020/wordml/sdtdatahash" xmlns:w16se="http://schemas.microsoft.com/office/word/2015/wordml/symex" xmlns:wpg="http://schemas.microsoft.com/office/word/2010/wordprocessingGroup" xmlns:wpi="http://schemas.microsoft.com/office/word/2010/wordprocessingInk" xmlns:wne="http://schemas.microsoft.com/office/word/2006/wordml" xmlns:wps="http://schemas.microsoft.com/office/word/2010/wordprocessingShape" mc:Ignorable="w14 w15 w16se w16cid w16 w16cex w16sdtdh wp14">
+<w:ftr xmlns:wpc="http://schemas.microsoft.com/office/word/2010/wordprocessingCanvas" xmlns:cx="http://schemas.microsoft.com/office/drawing/2014/chartex" xmlns:cx1="http://schemas.microsoft.com/office/drawing/2015/9/8/chartex" xmlns:cx2="http://schemas.microsoft.com/office/drawing/2015/10/21/chartex" xmlns:cx3="http://schemas.microsoft.com/office/drawing/2016/5/9/chartex" xmlns:cx4="http://schemas.microsoft.com/office/drawing/2016/5/10/chartex" xmlns:cx5="http://schemas.microsoft.com/office/drawing/2016/5/11/chartex" xmlns:cx6="http://schemas.microsoft.com/office/drawing/2016/5/12/chartex" xmlns:cx7="http://schemas.microsoft.com/office/drawing/2016/5/13/chartex" xmlns:cx8="http://schemas.microsoft.com/office/drawing/2016/5/14/chartex" xmlns:mc="http://schemas.openxmlformats.org/markup-compatibility/2006" xmlns:aink="http://schemas.microsoft.com/office/drawing/2016/ink" xmlns:am3d="http://schemas.microsoft.com/office/drawing/2017/model3d" xmlns:o="urn:schemas-microsoft-com:office:office" xmlns:oel="http://schemas.microsoft.com/office/2019/extlst" xmlns:r="http://schemas.openxmlformats.org/officeDocument/2006/relationships" xmlns:m="http://schemas.openxmlformats.org/officeDocument/2006/math" xmlns:v="urn:schemas-microsoft-com:vml" xmlns:wp14="http://schemas.microsoft.com/office/word/2010/wordprocessingDrawing" xmlns:wp="http://schemas.openxmlformats.org/drawingml/2006/wordprocessingDrawing" xmlns:w10="urn:schemas-microsoft-com:office:word" xmlns:w="http://schemas.openxmlformats.org/wordprocessingml/2006/main" xmlns:w14="http://schemas.microsoft.com/office/word/2010/wordml" xmlns:w15="http://schemas.microsoft.com/office/word/2012/wordml" xmlns:w16cex="http://schemas.microsoft.com/office/word/2018/wordml/cex" xmlns:w16cid="http://schemas.microsoft.com/office/word/2016/wordml/cid" xmlns:w16="http://schemas.microsoft.com/office/word/2018/wordml" xmlns:w16du="http://schemas.microsoft.com/office/word/2023/wordml/word16du" xmlns:w16sdtdh="http://schemas.microsoft.com/office/word/2020/wordml/sdtdatahash" xmlns:w16sdtfl="http://schemas.microsoft.com/office/word/2024/wordml/sdtformatlock" xmlns:w16se="http://schemas.microsoft.com/office/word/2015/wordml/symex" xmlns:wpg="http://schemas.microsoft.com/office/word/2010/wordprocessingGroup" xmlns:wpi="http://schemas.microsoft.com/office/word/2010/wordprocessingInk" xmlns:wne="http://schemas.microsoft.com/office/word/2006/wordml" xmlns:wps="http://schemas.microsoft.com/office/word/2010/wordprocessingShape" mc:Ignorable="w14 w15 w16se w16cid w16 w16cex w16sdtdh w16sdtfl w16du wp14">
   <w:sdt>
     <w:sdtPr>
       <w:id w:val="1419441446"/>
@@ -1394,11 +1529,12 @@
         <w:r>
           <w:rPr>
             <w:rFonts w:ascii="Arial" w:hAnsi="Arial" w:cs="Arial"/>
+            <w:noProof/>
             <w:sz w:val="24"/>
             <w:szCs w:val="24"/>
             <w:lang w:val="es-ES"/>
           </w:rPr>
-          <w:t>2</w:t>
+          <w:t>5</w:t>
         </w:r>
         <w:r>
           <w:rPr>
@@ -1420,7 +1556,7 @@
 </file>
 
 <file path=word/footer4.xml><?xml version="1.0" encoding="utf-8"?>
-<w:ftr xmlns:wpc="http://schemas.microsoft.com/office/word/2010/wordprocessingCanvas" xmlns:cx="http://schemas.microsoft.com/office/drawing/2014/chartex" xmlns:cx1="http://schemas.microsoft.com/office/drawing/2015/9/8/chartex" xmlns:cx2="http://schemas.microsoft.com/office/drawing/2015/10/21/chartex" xmlns:cx3="http://schemas.microsoft.com/office/drawing/2016/5/9/chartex" xmlns:cx4="http://schemas.microsoft.com/office/drawing/2016/5/10/chartex" xmlns:cx5="http://schemas.microsoft.com/office/drawing/2016/5/11/chartex" xmlns:cx6="http://schemas.microsoft.com/office/drawing/2016/5/12/chartex" xmlns:cx7="http://schemas.microsoft.com/office/drawing/2016/5/13/chartex" xmlns:cx8="http://schemas.microsoft.com/office/drawing/2016/5/14/chartex" xmlns:mc="http://schemas.openxmlformats.org/markup-compatibility/2006" xmlns:aink="http://schemas.microsoft.com/office/drawing/2016/ink" xmlns:am3d="http://schemas.microsoft.com/office/drawing/2017/model3d" xmlns:o="urn:schemas-microsoft-com:office:office" xmlns:oel="http://schemas.microsoft.com/office/2019/extlst" xmlns:r="http://schemas.openxmlformats.org/officeDocument/2006/relationships" xmlns:m="http://schemas.openxmlformats.org/officeDocument/2006/math" xmlns:v="urn:schemas-microsoft-com:vml" xmlns:wp14="http://schemas.microsoft.com/office/word/2010/wordprocessingDrawing" xmlns:wp="http://schemas.openxmlformats.org/drawingml/2006/wordprocessingDrawing" xmlns:w10="urn:schemas-microsoft-com:office:word" xmlns:w="http://schemas.openxmlformats.org/wordprocessingml/2006/main" xmlns:w14="http://schemas.microsoft.com/office/word/2010/wordml" xmlns:w15="http://schemas.microsoft.com/office/word/2012/wordml" xmlns:w16cex="http://schemas.microsoft.com/office/word/2018/wordml/cex" xmlns:w16cid="http://schemas.microsoft.com/office/word/2016/wordml/cid" xmlns:w16="http://schemas.microsoft.com/office/word/2018/wordml" xmlns:w16sdtdh="http://schemas.microsoft.com/office/word/2020/wordml/sdtdatahash" xmlns:w16se="http://schemas.microsoft.com/office/word/2015/wordml/symex" xmlns:wpg="http://schemas.microsoft.com/office/word/2010/wordprocessingGroup" xmlns:wpi="http://schemas.microsoft.com/office/word/2010/wordprocessingInk" xmlns:wne="http://schemas.microsoft.com/office/word/2006/wordml" xmlns:wps="http://schemas.microsoft.com/office/word/2010/wordprocessingShape" mc:Ignorable="w14 w15 w16se w16cid w16 w16cex w16sdtdh wp14">
+<w:ftr xmlns:wpc="http://schemas.microsoft.com/office/word/2010/wordprocessingCanvas" xmlns:cx="http://schemas.microsoft.com/office/drawing/2014/chartex" xmlns:cx1="http://schemas.microsoft.com/office/drawing/2015/9/8/chartex" xmlns:cx2="http://schemas.microsoft.com/office/drawing/2015/10/21/chartex" xmlns:cx3="http://schemas.microsoft.com/office/drawing/2016/5/9/chartex" xmlns:cx4="http://schemas.microsoft.com/office/drawing/2016/5/10/chartex" xmlns:cx5="http://schemas.microsoft.com/office/drawing/2016/5/11/chartex" xmlns:cx6="http://schemas.microsoft.com/office/drawing/2016/5/12/chartex" xmlns:cx7="http://schemas.microsoft.com/office/drawing/2016/5/13/chartex" xmlns:cx8="http://schemas.microsoft.com/office/drawing/2016/5/14/chartex" xmlns:mc="http://schemas.openxmlformats.org/markup-compatibility/2006" xmlns:aink="http://schemas.microsoft.com/office/drawing/2016/ink" xmlns:am3d="http://schemas.microsoft.com/office/drawing/2017/model3d" xmlns:o="urn:schemas-microsoft-com:office:office" xmlns:oel="http://schemas.microsoft.com/office/2019/extlst" xmlns:r="http://schemas.openxmlformats.org/officeDocument/2006/relationships" xmlns:m="http://schemas.openxmlformats.org/officeDocument/2006/math" xmlns:v="urn:schemas-microsoft-com:vml" xmlns:wp14="http://schemas.microsoft.com/office/word/2010/wordprocessingDrawing" xmlns:wp="http://schemas.openxmlformats.org/drawingml/2006/wordprocessingDrawing" xmlns:w10="urn:schemas-microsoft-com:office:word" xmlns:w="http://schemas.openxmlformats.org/wordprocessingml/2006/main" xmlns:w14="http://schemas.microsoft.com/office/word/2010/wordml" xmlns:w15="http://schemas.microsoft.com/office/word/2012/wordml" xmlns:w16cex="http://schemas.microsoft.com/office/word/2018/wordml/cex" xmlns:w16cid="http://schemas.microsoft.com/office/word/2016/wordml/cid" xmlns:w16="http://schemas.microsoft.com/office/word/2018/wordml" xmlns:w16du="http://schemas.microsoft.com/office/word/2023/wordml/word16du" xmlns:w16sdtdh="http://schemas.microsoft.com/office/word/2020/wordml/sdtdatahash" xmlns:w16sdtfl="http://schemas.microsoft.com/office/word/2024/wordml/sdtformatlock" xmlns:w16se="http://schemas.microsoft.com/office/word/2015/wordml/symex" xmlns:wpg="http://schemas.microsoft.com/office/word/2010/wordprocessingGroup" xmlns:wpi="http://schemas.microsoft.com/office/word/2010/wordprocessingInk" xmlns:wne="http://schemas.microsoft.com/office/word/2006/wordml" xmlns:wps="http://schemas.microsoft.com/office/word/2010/wordprocessingShape" mc:Ignorable="w14 w15 w16se w16cid w16 w16cex w16sdtdh w16sdtfl w16du wp14">
   <w:sdt>
     <w:sdtPr>
       <w:id w:val="1991524223"/>
@@ -1429,6 +1565,7 @@
         <w:docPartUnique/>
       </w:docPartObj>
     </w:sdtPr>
+    <w:sdtEndPr/>
     <w:sdtContent>
       <w:p>
         <w:pPr>
@@ -1447,7 +1584,7 @@
 </file>
 
 <file path=word/footnotes.xml><?xml version="1.0" encoding="utf-8"?>
-<w:footnotes xmlns:wpc="http://schemas.microsoft.com/office/word/2010/wordprocessingCanvas" xmlns:cx="http://schemas.microsoft.com/office/drawing/2014/chartex" xmlns:cx1="http://schemas.microsoft.com/office/drawing/2015/9/8/chartex" xmlns:cx2="http://schemas.microsoft.com/office/drawing/2015/10/21/chartex" xmlns:cx3="http://schemas.microsoft.com/office/drawing/2016/5/9/chartex" xmlns:cx4="http://schemas.microsoft.com/office/drawing/2016/5/10/chartex" xmlns:cx5="http://schemas.microsoft.com/office/drawing/2016/5/11/chartex" xmlns:cx6="http://schemas.microsoft.com/office/drawing/2016/5/12/chartex" xmlns:cx7="http://schemas.microsoft.com/office/drawing/2016/5/13/chartex" xmlns:cx8="http://schemas.microsoft.com/office/drawing/2016/5/14/chartex" xmlns:mc="http://schemas.openxmlformats.org/markup-compatibility/2006" xmlns:aink="http://schemas.microsoft.com/office/drawing/2016/ink" xmlns:am3d="http://schemas.microsoft.com/office/drawing/2017/model3d" xmlns:o="urn:schemas-microsoft-com:office:office" xmlns:oel="http://schemas.microsoft.com/office/2019/extlst" xmlns:r="http://schemas.openxmlformats.org/officeDocument/2006/relationships" xmlns:m="http://schemas.openxmlformats.org/officeDocument/2006/math" xmlns:v="urn:schemas-microsoft-com:vml" xmlns:wp14="http://schemas.microsoft.com/office/word/2010/wordprocessingDrawing" xmlns:wp="http://schemas.openxmlformats.org/drawingml/2006/wordprocessingDrawing" xmlns:w10="urn:schemas-microsoft-com:office:word" xmlns:w="http://schemas.openxmlformats.org/wordprocessingml/2006/main" xmlns:w14="http://schemas.microsoft.com/office/word/2010/wordml" xmlns:w15="http://schemas.microsoft.com/office/word/2012/wordml" xmlns:w16cex="http://schemas.microsoft.com/office/word/2018/wordml/cex" xmlns:w16cid="http://schemas.microsoft.com/office/word/2016/wordml/cid" xmlns:w16="http://schemas.microsoft.com/office/word/2018/wordml" xmlns:w16sdtdh="http://schemas.microsoft.com/office/word/2020/wordml/sdtdatahash" xmlns:w16se="http://schemas.microsoft.com/office/word/2015/wordml/symex" xmlns:wpg="http://schemas.microsoft.com/office/word/2010/wordprocessingGroup" xmlns:wpi="http://schemas.microsoft.com/office/word/2010/wordprocessingInk" xmlns:wne="http://schemas.microsoft.com/office/word/2006/wordml" xmlns:wps="http://schemas.microsoft.com/office/word/2010/wordprocessingShape" mc:Ignorable="w14 w15 w16se w16cid w16 w16cex w16sdtdh wp14">
+<w:footnotes xmlns:wpc="http://schemas.microsoft.com/office/word/2010/wordprocessingCanvas" xmlns:cx="http://schemas.microsoft.com/office/drawing/2014/chartex" xmlns:cx1="http://schemas.microsoft.com/office/drawing/2015/9/8/chartex" xmlns:cx2="http://schemas.microsoft.com/office/drawing/2015/10/21/chartex" xmlns:cx3="http://schemas.microsoft.com/office/drawing/2016/5/9/chartex" xmlns:cx4="http://schemas.microsoft.com/office/drawing/2016/5/10/chartex" xmlns:cx5="http://schemas.microsoft.com/office/drawing/2016/5/11/chartex" xmlns:cx6="http://schemas.microsoft.com/office/drawing/2016/5/12/chartex" xmlns:cx7="http://schemas.microsoft.com/office/drawing/2016/5/13/chartex" xmlns:cx8="http://schemas.microsoft.com/office/drawing/2016/5/14/chartex" xmlns:mc="http://schemas.openxmlformats.org/markup-compatibility/2006" xmlns:aink="http://schemas.microsoft.com/office/drawing/2016/ink" xmlns:am3d="http://schemas.microsoft.com/office/drawing/2017/model3d" xmlns:o="urn:schemas-microsoft-com:office:office" xmlns:oel="http://schemas.microsoft.com/office/2019/extlst" xmlns:r="http://schemas.openxmlformats.org/officeDocument/2006/relationships" xmlns:m="http://schemas.openxmlformats.org/officeDocument/2006/math" xmlns:v="urn:schemas-microsoft-com:vml" xmlns:wp14="http://schemas.microsoft.com/office/word/2010/wordprocessingDrawing" xmlns:wp="http://schemas.openxmlformats.org/drawingml/2006/wordprocessingDrawing" xmlns:w10="urn:schemas-microsoft-com:office:word" xmlns:w="http://schemas.openxmlformats.org/wordprocessingml/2006/main" xmlns:w14="http://schemas.microsoft.com/office/word/2010/wordml" xmlns:w15="http://schemas.microsoft.com/office/word/2012/wordml" xmlns:w16cex="http://schemas.microsoft.com/office/word/2018/wordml/cex" xmlns:w16cid="http://schemas.microsoft.com/office/word/2016/wordml/cid" xmlns:w16="http://schemas.microsoft.com/office/word/2018/wordml" xmlns:w16du="http://schemas.microsoft.com/office/word/2023/wordml/word16du" xmlns:w16sdtdh="http://schemas.microsoft.com/office/word/2020/wordml/sdtdatahash" xmlns:w16sdtfl="http://schemas.microsoft.com/office/word/2024/wordml/sdtformatlock" xmlns:w16se="http://schemas.microsoft.com/office/word/2015/wordml/symex" xmlns:wpg="http://schemas.microsoft.com/office/word/2010/wordprocessingGroup" xmlns:wpi="http://schemas.microsoft.com/office/word/2010/wordprocessingInk" xmlns:wne="http://schemas.microsoft.com/office/word/2006/wordml" xmlns:wps="http://schemas.microsoft.com/office/word/2010/wordprocessingShape" mc:Ignorable="w14 w15 w16se w16cid w16 w16cex w16sdtdh w16sdtfl w16du wp14">
   <w:footnote w:type="separator" w:id="-1">
     <w:p>
       <w:pPr>
@@ -1472,7 +1609,7 @@
 </file>
 
 <file path=word/header1.xml><?xml version="1.0" encoding="utf-8"?>
-<w:hdr xmlns:wpc="http://schemas.microsoft.com/office/word/2010/wordprocessingCanvas" xmlns:cx="http://schemas.microsoft.com/office/drawing/2014/chartex" xmlns:cx1="http://schemas.microsoft.com/office/drawing/2015/9/8/chartex" xmlns:cx2="http://schemas.microsoft.com/office/drawing/2015/10/21/chartex" xmlns:cx3="http://schemas.microsoft.com/office/drawing/2016/5/9/chartex" xmlns:cx4="http://schemas.microsoft.com/office/drawing/2016/5/10/chartex" xmlns:cx5="http://schemas.microsoft.com/office/drawing/2016/5/11/chartex" xmlns:cx6="http://schemas.microsoft.com/office/drawing/2016/5/12/chartex" xmlns:cx7="http://schemas.microsoft.com/office/drawing/2016/5/13/chartex" xmlns:cx8="http://schemas.microsoft.com/office/drawing/2016/5/14/chartex" xmlns:mc="http://schemas.openxmlformats.org/markup-compatibility/2006" xmlns:aink="http://schemas.microsoft.com/office/drawing/2016/ink" xmlns:am3d="http://schemas.microsoft.com/office/drawing/2017/model3d" xmlns:o="urn:schemas-microsoft-com:office:office" xmlns:oel="http://schemas.microsoft.com/office/2019/extlst" xmlns:r="http://schemas.openxmlformats.org/officeDocument/2006/relationships" xmlns:m="http://schemas.openxmlformats.org/officeDocument/2006/math" xmlns:v="urn:schemas-microsoft-com:vml" xmlns:wp14="http://schemas.microsoft.com/office/word/2010/wordprocessingDrawing" xmlns:wp="http://schemas.openxmlformats.org/drawingml/2006/wordprocessingDrawing" xmlns:w10="urn:schemas-microsoft-com:office:word" xmlns:w="http://schemas.openxmlformats.org/wordprocessingml/2006/main" xmlns:w14="http://schemas.microsoft.com/office/word/2010/wordml" xmlns:w15="http://schemas.microsoft.com/office/word/2012/wordml" xmlns:w16cex="http://schemas.microsoft.com/office/word/2018/wordml/cex" xmlns:w16cid="http://schemas.microsoft.com/office/word/2016/wordml/cid" xmlns:w16="http://schemas.microsoft.com/office/word/2018/wordml" xmlns:w16sdtdh="http://schemas.microsoft.com/office/word/2020/wordml/sdtdatahash" xmlns:w16se="http://schemas.microsoft.com/office/word/2015/wordml/symex" xmlns:wpg="http://schemas.microsoft.com/office/word/2010/wordprocessingGroup" xmlns:wpi="http://schemas.microsoft.com/office/word/2010/wordprocessingInk" xmlns:wne="http://schemas.microsoft.com/office/word/2006/wordml" xmlns:wps="http://schemas.microsoft.com/office/word/2010/wordprocessingShape" mc:Ignorable="w14 w15 w16se w16cid w16 w16cex w16sdtdh wp14">
+<w:hdr xmlns:wpc="http://schemas.microsoft.com/office/word/2010/wordprocessingCanvas" xmlns:cx="http://schemas.microsoft.com/office/drawing/2014/chartex" xmlns:cx1="http://schemas.microsoft.com/office/drawing/2015/9/8/chartex" xmlns:cx2="http://schemas.microsoft.com/office/drawing/2015/10/21/chartex" xmlns:cx3="http://schemas.microsoft.com/office/drawing/2016/5/9/chartex" xmlns:cx4="http://schemas.microsoft.com/office/drawing/2016/5/10/chartex" xmlns:cx5="http://schemas.microsoft.com/office/drawing/2016/5/11/chartex" xmlns:cx6="http://schemas.microsoft.com/office/drawing/2016/5/12/chartex" xmlns:cx7="http://schemas.microsoft.com/office/drawing/2016/5/13/chartex" xmlns:cx8="http://schemas.microsoft.com/office/drawing/2016/5/14/chartex" xmlns:mc="http://schemas.openxmlformats.org/markup-compatibility/2006" xmlns:aink="http://schemas.microsoft.com/office/drawing/2016/ink" xmlns:am3d="http://schemas.microsoft.com/office/drawing/2017/model3d" xmlns:o="urn:schemas-microsoft-com:office:office" xmlns:oel="http://schemas.microsoft.com/office/2019/extlst" xmlns:r="http://schemas.openxmlformats.org/officeDocument/2006/relationships" xmlns:m="http://schemas.openxmlformats.org/officeDocument/2006/math" xmlns:v="urn:schemas-microsoft-com:vml" xmlns:wp14="http://schemas.microsoft.com/office/word/2010/wordprocessingDrawing" xmlns:wp="http://schemas.openxmlformats.org/drawingml/2006/wordprocessingDrawing" xmlns:w10="urn:schemas-microsoft-com:office:word" xmlns:w="http://schemas.openxmlformats.org/wordprocessingml/2006/main" xmlns:w14="http://schemas.microsoft.com/office/word/2010/wordml" xmlns:w15="http://schemas.microsoft.com/office/word/2012/wordml" xmlns:w16cex="http://schemas.microsoft.com/office/word/2018/wordml/cex" xmlns:w16cid="http://schemas.microsoft.com/office/word/2016/wordml/cid" xmlns:w16="http://schemas.microsoft.com/office/word/2018/wordml" xmlns:w16du="http://schemas.microsoft.com/office/word/2023/wordml/word16du" xmlns:w16sdtdh="http://schemas.microsoft.com/office/word/2020/wordml/sdtdatahash" xmlns:w16sdtfl="http://schemas.microsoft.com/office/word/2024/wordml/sdtformatlock" xmlns:w16se="http://schemas.microsoft.com/office/word/2015/wordml/symex" xmlns:wpg="http://schemas.microsoft.com/office/word/2010/wordprocessingGroup" xmlns:wpi="http://schemas.microsoft.com/office/word/2010/wordprocessingInk" xmlns:wne="http://schemas.microsoft.com/office/word/2006/wordml" xmlns:wps="http://schemas.microsoft.com/office/word/2010/wordprocessingShape" mc:Ignorable="w14 w15 w16se w16cid w16 w16cex w16sdtdh w16sdtfl w16du wp14">
   <w:p>
     <w:pPr>
       <w:pStyle w:val="Encabezado"/>
@@ -1488,7 +1625,7 @@
 </file>
 
 <file path=word/header2.xml><?xml version="1.0" encoding="utf-8"?>
-<w:hdr xmlns:wpc="http://schemas.microsoft.com/office/word/2010/wordprocessingCanvas" xmlns:cx="http://schemas.microsoft.com/office/drawing/2014/chartex" xmlns:cx1="http://schemas.microsoft.com/office/drawing/2015/9/8/chartex" xmlns:cx2="http://schemas.microsoft.com/office/drawing/2015/10/21/chartex" xmlns:cx3="http://schemas.microsoft.com/office/drawing/2016/5/9/chartex" xmlns:cx4="http://schemas.microsoft.com/office/drawing/2016/5/10/chartex" xmlns:cx5="http://schemas.microsoft.com/office/drawing/2016/5/11/chartex" xmlns:cx6="http://schemas.microsoft.com/office/drawing/2016/5/12/chartex" xmlns:cx7="http://schemas.microsoft.com/office/drawing/2016/5/13/chartex" xmlns:cx8="http://schemas.microsoft.com/office/drawing/2016/5/14/chartex" xmlns:mc="http://schemas.openxmlformats.org/markup-compatibility/2006" xmlns:aink="http://schemas.microsoft.com/office/drawing/2016/ink" xmlns:am3d="http://schemas.microsoft.com/office/drawing/2017/model3d" xmlns:o="urn:schemas-microsoft-com:office:office" xmlns:oel="http://schemas.microsoft.com/office/2019/extlst" xmlns:r="http://schemas.openxmlformats.org/officeDocument/2006/relationships" xmlns:m="http://schemas.openxmlformats.org/officeDocument/2006/math" xmlns:v="urn:schemas-microsoft-com:vml" xmlns:wp14="http://schemas.microsoft.com/office/word/2010/wordprocessingDrawing" xmlns:wp="http://schemas.openxmlformats.org/drawingml/2006/wordprocessingDrawing" xmlns:w10="urn:schemas-microsoft-com:office:word" xmlns:w="http://schemas.openxmlformats.org/wordprocessingml/2006/main" xmlns:w14="http://schemas.microsoft.com/office/word/2010/wordml" xmlns:w15="http://schemas.microsoft.com/office/word/2012/wordml" xmlns:w16cex="http://schemas.microsoft.com/office/word/2018/wordml/cex" xmlns:w16cid="http://schemas.microsoft.com/office/word/2016/wordml/cid" xmlns:w16="http://schemas.microsoft.com/office/word/2018/wordml" xmlns:w16sdtdh="http://schemas.microsoft.com/office/word/2020/wordml/sdtdatahash" xmlns:w16se="http://schemas.microsoft.com/office/word/2015/wordml/symex" xmlns:wpg="http://schemas.microsoft.com/office/word/2010/wordprocessingGroup" xmlns:wpi="http://schemas.microsoft.com/office/word/2010/wordprocessingInk" xmlns:wne="http://schemas.microsoft.com/office/word/2006/wordml" xmlns:wps="http://schemas.microsoft.com/office/word/2010/wordprocessingShape" mc:Ignorable="w14 w15 w16se w16cid w16 w16cex w16sdtdh wp14">
+<w:hdr xmlns:wpc="http://schemas.microsoft.com/office/word/2010/wordprocessingCanvas" xmlns:cx="http://schemas.microsoft.com/office/drawing/2014/chartex" xmlns:cx1="http://schemas.microsoft.com/office/drawing/2015/9/8/chartex" xmlns:cx2="http://schemas.microsoft.com/office/drawing/2015/10/21/chartex" xmlns:cx3="http://schemas.microsoft.com/office/drawing/2016/5/9/chartex" xmlns:cx4="http://schemas.microsoft.com/office/drawing/2016/5/10/chartex" xmlns:cx5="http://schemas.microsoft.com/office/drawing/2016/5/11/chartex" xmlns:cx6="http://schemas.microsoft.com/office/drawing/2016/5/12/chartex" xmlns:cx7="http://schemas.microsoft.com/office/drawing/2016/5/13/chartex" xmlns:cx8="http://schemas.microsoft.com/office/drawing/2016/5/14/chartex" xmlns:mc="http://schemas.openxmlformats.org/markup-compatibility/2006" xmlns:aink="http://schemas.microsoft.com/office/drawing/2016/ink" xmlns:am3d="http://schemas.microsoft.com/office/drawing/2017/model3d" xmlns:o="urn:schemas-microsoft-com:office:office" xmlns:oel="http://schemas.microsoft.com/office/2019/extlst" xmlns:r="http://schemas.openxmlformats.org/officeDocument/2006/relationships" xmlns:m="http://schemas.openxmlformats.org/officeDocument/2006/math" xmlns:v="urn:schemas-microsoft-com:vml" xmlns:wp14="http://schemas.microsoft.com/office/word/2010/wordprocessingDrawing" xmlns:wp="http://schemas.openxmlformats.org/drawingml/2006/wordprocessingDrawing" xmlns:w10="urn:schemas-microsoft-com:office:word" xmlns:w="http://schemas.openxmlformats.org/wordprocessingml/2006/main" xmlns:w14="http://schemas.microsoft.com/office/word/2010/wordml" xmlns:w15="http://schemas.microsoft.com/office/word/2012/wordml" xmlns:w16cex="http://schemas.microsoft.com/office/word/2018/wordml/cex" xmlns:w16cid="http://schemas.microsoft.com/office/word/2016/wordml/cid" xmlns:w16="http://schemas.microsoft.com/office/word/2018/wordml" xmlns:w16du="http://schemas.microsoft.com/office/word/2023/wordml/word16du" xmlns:w16sdtdh="http://schemas.microsoft.com/office/word/2020/wordml/sdtdatahash" xmlns:w16sdtfl="http://schemas.microsoft.com/office/word/2024/wordml/sdtformatlock" xmlns:w16se="http://schemas.microsoft.com/office/word/2015/wordml/symex" xmlns:wpg="http://schemas.microsoft.com/office/word/2010/wordprocessingGroup" xmlns:wpi="http://schemas.microsoft.com/office/word/2010/wordprocessingInk" xmlns:wne="http://schemas.microsoft.com/office/word/2006/wordml" xmlns:wps="http://schemas.microsoft.com/office/word/2010/wordprocessingShape" mc:Ignorable="w14 w15 w16se w16cid w16 w16cex w16sdtdh w16sdtfl w16du wp14">
   <w:p>
     <w:pPr>
       <w:pStyle w:val="Encabezado"/>
@@ -1509,7 +1646,7 @@
 </file>
 
 <file path=word/header3.xml><?xml version="1.0" encoding="utf-8"?>
-<w:hdr xmlns:wpc="http://schemas.microsoft.com/office/word/2010/wordprocessingCanvas" xmlns:cx="http://schemas.microsoft.com/office/drawing/2014/chartex" xmlns:cx1="http://schemas.microsoft.com/office/drawing/2015/9/8/chartex" xmlns:cx2="http://schemas.microsoft.com/office/drawing/2015/10/21/chartex" xmlns:cx3="http://schemas.microsoft.com/office/drawing/2016/5/9/chartex" xmlns:cx4="http://schemas.microsoft.com/office/drawing/2016/5/10/chartex" xmlns:cx5="http://schemas.microsoft.com/office/drawing/2016/5/11/chartex" xmlns:cx6="http://schemas.microsoft.com/office/drawing/2016/5/12/chartex" xmlns:cx7="http://schemas.microsoft.com/office/drawing/2016/5/13/chartex" xmlns:cx8="http://schemas.microsoft.com/office/drawing/2016/5/14/chartex" xmlns:mc="http://schemas.openxmlformats.org/markup-compatibility/2006" xmlns:aink="http://schemas.microsoft.com/office/drawing/2016/ink" xmlns:am3d="http://schemas.microsoft.com/office/drawing/2017/model3d" xmlns:o="urn:schemas-microsoft-com:office:office" xmlns:oel="http://schemas.microsoft.com/office/2019/extlst" xmlns:r="http://schemas.openxmlformats.org/officeDocument/2006/relationships" xmlns:m="http://schemas.openxmlformats.org/officeDocument/2006/math" xmlns:v="urn:schemas-microsoft-com:vml" xmlns:wp14="http://schemas.microsoft.com/office/word/2010/wordprocessingDrawing" xmlns:wp="http://schemas.openxmlformats.org/drawingml/2006/wordprocessingDrawing" xmlns:w10="urn:schemas-microsoft-com:office:word" xmlns:w="http://schemas.openxmlformats.org/wordprocessingml/2006/main" xmlns:w14="http://schemas.microsoft.com/office/word/2010/wordml" xmlns:w15="http://schemas.microsoft.com/office/word/2012/wordml" xmlns:w16cex="http://schemas.microsoft.com/office/word/2018/wordml/cex" xmlns:w16cid="http://schemas.microsoft.com/office/word/2016/wordml/cid" xmlns:w16="http://schemas.microsoft.com/office/word/2018/wordml" xmlns:w16sdtdh="http://schemas.microsoft.com/office/word/2020/wordml/sdtdatahash" xmlns:w16se="http://schemas.microsoft.com/office/word/2015/wordml/symex" xmlns:wpg="http://schemas.microsoft.com/office/word/2010/wordprocessingGroup" xmlns:wpi="http://schemas.microsoft.com/office/word/2010/wordprocessingInk" xmlns:wne="http://schemas.microsoft.com/office/word/2006/wordml" xmlns:wps="http://schemas.microsoft.com/office/word/2010/wordprocessingShape" mc:Ignorable="w14 w15 w16se w16cid w16 w16cex w16sdtdh wp14">
+<w:hdr xmlns:wpc="http://schemas.microsoft.com/office/word/2010/wordprocessingCanvas" xmlns:cx="http://schemas.microsoft.com/office/drawing/2014/chartex" xmlns:cx1="http://schemas.microsoft.com/office/drawing/2015/9/8/chartex" xmlns:cx2="http://schemas.microsoft.com/office/drawing/2015/10/21/chartex" xmlns:cx3="http://schemas.microsoft.com/office/drawing/2016/5/9/chartex" xmlns:cx4="http://schemas.microsoft.com/office/drawing/2016/5/10/chartex" xmlns:cx5="http://schemas.microsoft.com/office/drawing/2016/5/11/chartex" xmlns:cx6="http://schemas.microsoft.com/office/drawing/2016/5/12/chartex" xmlns:cx7="http://schemas.microsoft.com/office/drawing/2016/5/13/chartex" xmlns:cx8="http://schemas.microsoft.com/office/drawing/2016/5/14/chartex" xmlns:mc="http://schemas.openxmlformats.org/markup-compatibility/2006" xmlns:aink="http://schemas.microsoft.com/office/drawing/2016/ink" xmlns:am3d="http://schemas.microsoft.com/office/drawing/2017/model3d" xmlns:o="urn:schemas-microsoft-com:office:office" xmlns:oel="http://schemas.microsoft.com/office/2019/extlst" xmlns:r="http://schemas.openxmlformats.org/officeDocument/2006/relationships" xmlns:m="http://schemas.openxmlformats.org/officeDocument/2006/math" xmlns:v="urn:schemas-microsoft-com:vml" xmlns:wp14="http://schemas.microsoft.com/office/word/2010/wordprocessingDrawing" xmlns:wp="http://schemas.openxmlformats.org/drawingml/2006/wordprocessingDrawing" xmlns:w10="urn:schemas-microsoft-com:office:word" xmlns:w="http://schemas.openxmlformats.org/wordprocessingml/2006/main" xmlns:w14="http://schemas.microsoft.com/office/word/2010/wordml" xmlns:w15="http://schemas.microsoft.com/office/word/2012/wordml" xmlns:w16cex="http://schemas.microsoft.com/office/word/2018/wordml/cex" xmlns:w16cid="http://schemas.microsoft.com/office/word/2016/wordml/cid" xmlns:w16="http://schemas.microsoft.com/office/word/2018/wordml" xmlns:w16du="http://schemas.microsoft.com/office/word/2023/wordml/word16du" xmlns:w16sdtdh="http://schemas.microsoft.com/office/word/2020/wordml/sdtdatahash" xmlns:w16sdtfl="http://schemas.microsoft.com/office/word/2024/wordml/sdtformatlock" xmlns:w16se="http://schemas.microsoft.com/office/word/2015/wordml/symex" xmlns:wpg="http://schemas.microsoft.com/office/word/2010/wordprocessingGroup" xmlns:wpi="http://schemas.microsoft.com/office/word/2010/wordprocessingInk" xmlns:wne="http://schemas.microsoft.com/office/word/2006/wordml" xmlns:wps="http://schemas.microsoft.com/office/word/2010/wordprocessingShape" mc:Ignorable="w14 w15 w16se w16cid w16 w16cex w16sdtdh w16sdtfl w16du wp14">
   <w:sdt>
     <w:sdtPr>
       <w:id w:val="-22321645"/>
@@ -1563,11 +1700,12 @@
         <w:r>
           <w:rPr>
             <w:rFonts w:ascii="Arial" w:hAnsi="Arial" w:cs="Arial"/>
+            <w:noProof/>
             <w:sz w:val="24"/>
             <w:szCs w:val="24"/>
             <w:lang w:val="es-ES"/>
           </w:rPr>
-          <w:t>2</w:t>
+          <w:t>12</w:t>
         </w:r>
         <w:r>
           <w:rPr>
@@ -1595,7 +1733,7 @@
 </file>
 
 <file path=word/numbering.xml><?xml version="1.0" encoding="utf-8"?>
-<w:numbering xmlns:wpc="http://schemas.microsoft.com/office/word/2010/wordprocessingCanvas" xmlns:cx="http://schemas.microsoft.com/office/drawing/2014/chartex" xmlns:cx1="http://schemas.microsoft.com/office/drawing/2015/9/8/chartex" xmlns:cx2="http://schemas.microsoft.com/office/drawing/2015/10/21/chartex" xmlns:cx3="http://schemas.microsoft.com/office/drawing/2016/5/9/chartex" xmlns:cx4="http://schemas.microsoft.com/office/drawing/2016/5/10/chartex" xmlns:cx5="http://schemas.microsoft.com/office/drawing/2016/5/11/chartex" xmlns:cx6="http://schemas.microsoft.com/office/drawing/2016/5/12/chartex" xmlns:cx7="http://schemas.microsoft.com/office/drawing/2016/5/13/chartex" xmlns:cx8="http://schemas.microsoft.com/office/drawing/2016/5/14/chartex" xmlns:mc="http://schemas.openxmlformats.org/markup-compatibility/2006" xmlns:aink="http://schemas.microsoft.com/office/drawing/2016/ink" xmlns:am3d="http://schemas.microsoft.com/office/drawing/2017/model3d" xmlns:o="urn:schemas-microsoft-com:office:office" xmlns:oel="http://schemas.microsoft.com/office/2019/extlst" xmlns:r="http://schemas.openxmlformats.org/officeDocument/2006/relationships" xmlns:m="http://schemas.openxmlformats.org/officeDocument/2006/math" xmlns:v="urn:schemas-microsoft-com:vml" xmlns:wp14="http://schemas.microsoft.com/office/word/2010/wordprocessingDrawing" xmlns:wp="http://schemas.openxmlformats.org/drawingml/2006/wordprocessingDrawing" xmlns:w10="urn:schemas-microsoft-com:office:word" xmlns:w="http://schemas.openxmlformats.org/wordprocessingml/2006/main" xmlns:w14="http://schemas.microsoft.com/office/word/2010/wordml" xmlns:w15="http://schemas.microsoft.com/office/word/2012/wordml" xmlns:w16cex="http://schemas.microsoft.com/office/word/2018/wordml/cex" xmlns:w16cid="http://schemas.microsoft.com/office/word/2016/wordml/cid" xmlns:w16="http://schemas.microsoft.com/office/word/2018/wordml" xmlns:w16sdtdh="http://schemas.microsoft.com/office/word/2020/wordml/sdtdatahash" xmlns:w16se="http://schemas.microsoft.com/office/word/2015/wordml/symex" xmlns:wpg="http://schemas.microsoft.com/office/word/2010/wordprocessingGroup" xmlns:wpi="http://schemas.microsoft.com/office/word/2010/wordprocessingInk" xmlns:wne="http://schemas.microsoft.com/office/word/2006/wordml" xmlns:wps="http://schemas.microsoft.com/office/word/2010/wordprocessingShape" mc:Ignorable="w14 w15 w16se w16cid w16 w16cex w16sdtdh wp14">
+<w:numbering xmlns:wpc="http://schemas.microsoft.com/office/word/2010/wordprocessingCanvas" xmlns:cx="http://schemas.microsoft.com/office/drawing/2014/chartex" xmlns:cx1="http://schemas.microsoft.com/office/drawing/2015/9/8/chartex" xmlns:cx2="http://schemas.microsoft.com/office/drawing/2015/10/21/chartex" xmlns:cx3="http://schemas.microsoft.com/office/drawing/2016/5/9/chartex" xmlns:cx4="http://schemas.microsoft.com/office/drawing/2016/5/10/chartex" xmlns:cx5="http://schemas.microsoft.com/office/drawing/2016/5/11/chartex" xmlns:cx6="http://schemas.microsoft.com/office/drawing/2016/5/12/chartex" xmlns:cx7="http://schemas.microsoft.com/office/drawing/2016/5/13/chartex" xmlns:cx8="http://schemas.microsoft.com/office/drawing/2016/5/14/chartex" xmlns:mc="http://schemas.openxmlformats.org/markup-compatibility/2006" xmlns:aink="http://schemas.microsoft.com/office/drawing/2016/ink" xmlns:am3d="http://schemas.microsoft.com/office/drawing/2017/model3d" xmlns:o="urn:schemas-microsoft-com:office:office" xmlns:oel="http://schemas.microsoft.com/office/2019/extlst" xmlns:r="http://schemas.openxmlformats.org/officeDocument/2006/relationships" xmlns:m="http://schemas.openxmlformats.org/officeDocument/2006/math" xmlns:v="urn:schemas-microsoft-com:vml" xmlns:wp14="http://schemas.microsoft.com/office/word/2010/wordprocessingDrawing" xmlns:wp="http://schemas.openxmlformats.org/drawingml/2006/wordprocessingDrawing" xmlns:w10="urn:schemas-microsoft-com:office:word" xmlns:w="http://schemas.openxmlformats.org/wordprocessingml/2006/main" xmlns:w14="http://schemas.microsoft.com/office/word/2010/wordml" xmlns:w15="http://schemas.microsoft.com/office/word/2012/wordml" xmlns:w16cex="http://schemas.microsoft.com/office/word/2018/wordml/cex" xmlns:w16cid="http://schemas.microsoft.com/office/word/2016/wordml/cid" xmlns:w16="http://schemas.microsoft.com/office/word/2018/wordml" xmlns:w16du="http://schemas.microsoft.com/office/word/2023/wordml/word16du" xmlns:w16sdtdh="http://schemas.microsoft.com/office/word/2020/wordml/sdtdatahash" xmlns:w16sdtfl="http://schemas.microsoft.com/office/word/2024/wordml/sdtformatlock" xmlns:w16se="http://schemas.microsoft.com/office/word/2015/wordml/symex" xmlns:wpg="http://schemas.microsoft.com/office/word/2010/wordprocessingGroup" xmlns:wpi="http://schemas.microsoft.com/office/word/2010/wordprocessingInk" xmlns:wne="http://schemas.microsoft.com/office/word/2006/wordml" xmlns:wps="http://schemas.microsoft.com/office/word/2010/wordprocessingShape" mc:Ignorable="w14 w15 w16se w16cid w16 w16cex w16sdtdh w16sdtfl w16du wp14">
   <w:abstractNum w:abstractNumId="0" w15:restartNumberingAfterBreak="0">
     <w:nsid w:val="060E051A"/>
     <w:multiLevelType w:val="hybridMultilevel"/>
@@ -1976,23 +2114,23 @@
       </w:pPr>
     </w:lvl>
   </w:abstractNum>
-  <w:num w:numId="1" w16cid:durableId="1577013324">
+  <w:num w:numId="1" w16cid:durableId="1685743000">
     <w:abstractNumId w:val="2"/>
   </w:num>
-  <w:num w:numId="2" w16cid:durableId="376705338">
+  <w:num w:numId="2" w16cid:durableId="212280289">
     <w:abstractNumId w:val="1"/>
   </w:num>
-  <w:num w:numId="3" w16cid:durableId="2001880924">
+  <w:num w:numId="3" w16cid:durableId="1972977116">
     <w:abstractNumId w:val="3"/>
   </w:num>
-  <w:num w:numId="4" w16cid:durableId="473958283">
+  <w:num w:numId="4" w16cid:durableId="591816181">
     <w:abstractNumId w:val="0"/>
   </w:num>
 </w:numbering>
 </file>
 
 <file path=word/styles.xml><?xml version="1.0" encoding="utf-8"?>
-<w:styles xmlns:mc="http://schemas.openxmlformats.org/markup-compatibility/2006" xmlns:r="http://schemas.openxmlformats.org/officeDocument/2006/relationships" xmlns:w="http://schemas.openxmlformats.org/wordprocessingml/2006/main" xmlns:w14="http://schemas.microsoft.com/office/word/2010/wordml" xmlns:w15="http://schemas.microsoft.com/office/word/2012/wordml" xmlns:w16cex="http://schemas.microsoft.com/office/word/2018/wordml/cex" xmlns:w16cid="http://schemas.microsoft.com/office/word/2016/wordml/cid" xmlns:w16="http://schemas.microsoft.com/office/word/2018/wordml" xmlns:w16sdtdh="http://schemas.microsoft.com/office/word/2020/wordml/sdtdatahash" xmlns:w16se="http://schemas.microsoft.com/office/word/2015/wordml/symex" mc:Ignorable="w14 w15 w16se w16cid w16 w16cex w16sdtdh">
+<w:styles xmlns:mc="http://schemas.openxmlformats.org/markup-compatibility/2006" xmlns:r="http://schemas.openxmlformats.org/officeDocument/2006/relationships" xmlns:w="http://schemas.openxmlformats.org/wordprocessingml/2006/main" xmlns:w14="http://schemas.microsoft.com/office/word/2010/wordml" xmlns:w15="http://schemas.microsoft.com/office/word/2012/wordml" xmlns:w16cex="http://schemas.microsoft.com/office/word/2018/wordml/cex" xmlns:w16cid="http://schemas.microsoft.com/office/word/2016/wordml/cid" xmlns:w16="http://schemas.microsoft.com/office/word/2018/wordml" xmlns:w16du="http://schemas.microsoft.com/office/word/2023/wordml/word16du" xmlns:w16sdtdh="http://schemas.microsoft.com/office/word/2020/wordml/sdtdatahash" xmlns:w16sdtfl="http://schemas.microsoft.com/office/word/2024/wordml/sdtformatlock" xmlns:w16se="http://schemas.microsoft.com/office/word/2015/wordml/symex" mc:Ignorable="w14 w15 w16se w16cid w16 w16cex w16sdtdh w16sdtfl w16du">
   <w:docDefaults>
     <w:rPrDefault>
       <w:rPr>
@@ -2993,10 +3131,10 @@
     <w:basedOn w:val="Normal"/>
     <w:link w:val="TesisCar"/>
     <w:qFormat/>
-    <w:rsid w:val="0049189A"/>
+    <w:rsid w:val="009F67A2"/>
     <w:pPr>
-      <w:spacing w:line="480" w:lineRule="auto"/>
-      <w:ind w:firstLine="720"/>
+      <w:spacing w:after="0" w:line="480" w:lineRule="auto"/>
+      <w:ind w:firstLine="567"/>
       <w:jc w:val="both"/>
     </w:pPr>
     <w:rPr>
@@ -3009,7 +3147,7 @@
     <w:name w:val="Tesis Car"/>
     <w:basedOn w:val="Fuentedeprrafopredeter"/>
     <w:link w:val="Tesis"/>
-    <w:rsid w:val="0049189A"/>
+    <w:rsid w:val="009F67A2"/>
     <w:rPr>
       <w:rFonts w:ascii="Arial" w:eastAsia="Calibri" w:hAnsi="Arial" w:cs="Arial"/>
       <w:kern w:val="0"/>
@@ -3339,7 +3477,7 @@
 </file>
 
 <file path=customXml/itemProps1.xml><?xml version="1.0" encoding="utf-8"?>
-<ds:datastoreItem xmlns:ds="http://schemas.openxmlformats.org/officeDocument/2006/customXml" ds:itemID="{17DF980A-3B92-4C4D-9BAE-E274A2809D83}">
+<ds:datastoreItem xmlns:ds="http://schemas.openxmlformats.org/officeDocument/2006/customXml" ds:itemID="{58CF962E-DDE2-47F4-9745-811BDDD542B2}">
   <ds:schemaRefs>
     <ds:schemaRef ds:uri="http://schemas.openxmlformats.org/officeDocument/2006/bibliography"/>
   </ds:schemaRefs>

--- a/Capitulos de Tesis/Capítulo 1..docx
+++ b/Capitulos de Tesis/Capítulo 1..docx
@@ -1402,7 +1402,13 @@
         <w:rPr>
           <w:shd w:val="clear" w:color="auto" w:fill="FFFFFF"/>
         </w:rPr>
-        <w:t>Borras (2015).</w:t>
+        <w:t>Borras (2015)</w:t>
+      </w:r>
+      <w:r>
+        <w:rPr>
+          <w:shd w:val="clear" w:color="auto" w:fill="FFFFFF"/>
+        </w:rPr>
+        <w:t>.</w:t>
       </w:r>
     </w:p>
     <w:sectPr>
@@ -1565,7 +1571,6 @@
         <w:docPartUnique/>
       </w:docPartObj>
     </w:sdtPr>
-    <w:sdtEndPr/>
     <w:sdtContent>
       <w:p>
         <w:pPr>

--- a/Capitulos de Tesis/Capítulo 1..docx
+++ b/Capitulos de Tesis/Capítulo 1..docx
@@ -565,12 +565,47 @@
         <w:t>bachillerato</w:t>
       </w:r>
       <w:r>
-        <w:t>. Esta situación se caracteriza por una combinación de factores estructurales, sociales y pedagógicos que han debilitado el acceso, la permanencia y la calidad del aprendizaje en todo el país. La exclusión escolar masiva es uno de los problemas más alarmantes: más de 3 millones de niños y jóvenes están fuera del sistema educativo, según especialistas de la Universidad Católica Andrés Bello. Esta exclusión responde a condiciones socioeconómicas adversas como la pobreza extrema, la migración familiar, la falta de transporte escolar y la necesidad de trabajar desde temprana edad, lo que limita el derecho a la educación.</w:t>
-      </w:r>
-    </w:p>
-    <w:p>
-      <w:pPr>
-        <w:pStyle w:val="Tesis"/>
+        <w:t xml:space="preserve">. Esta situación se caracteriza por una combinación de factores estructurales, sociales y pedagógicos que han debilitado el acceso, la permanencia y la calidad del aprendizaje en todo el país. </w:t>
+      </w:r>
+    </w:p>
+    <w:p>
+      <w:pPr>
+        <w:pStyle w:val="Tesis"/>
+      </w:pPr>
+      <w:r>
+        <w:t>Los hallazgos presentados por la Escuela de Educación de la Universidad Católica Andrés Bello, con la dirección del profesor Carlos Calatrava, revelan la dimensión de la exclusión escolar en Venezuela. Estimando que</w:t>
+      </w:r>
+      <w:r>
+        <w:t xml:space="preserve"> más de 3 millones de niños y jóvenes están fuera del sistema educativo</w:t>
+      </w:r>
+      <w:r>
+        <w:t xml:space="preserve"> formal</w:t>
+      </w:r>
+      <w:r>
+        <w:t xml:space="preserve">. Esta </w:t>
+      </w:r>
+      <w:r>
+        <w:t xml:space="preserve">situación </w:t>
+      </w:r>
+      <w:r>
+        <w:t>responde a condiciones socioeconómicas adversas como la pobreza extrema, la migración familiar, la falta de transporte escolar y la necesidad de trabajar desde temprana edad, lo que limita el derecho a la educación.</w:t>
+      </w:r>
+      <w:r>
+        <w:t xml:space="preserve"> </w:t>
+      </w:r>
+      <w:proofErr w:type="gramStart"/>
+      <w:r>
+        <w:t>A</w:t>
+      </w:r>
+      <w:proofErr w:type="gramEnd"/>
+      <w:r>
+        <w:t xml:space="preserve"> esta realidad se suma el deterioro generalizado de la infraestructura escolar. Muchas instituciones carecen de servicios básicos como agua potable, electricidad, baños funcionales y mobiliario adecuado. </w:t>
+      </w:r>
+    </w:p>
+    <w:p>
+      <w:pPr>
+        <w:pStyle w:val="Tesis"/>
+        <w:ind w:firstLine="0"/>
         <w:sectPr>
           <w:headerReference w:type="default" r:id="rId13"/>
           <w:footerReference w:type="default" r:id="rId14"/>
@@ -581,100 +616,195 @@
           <w:docGrid w:linePitch="360"/>
         </w:sectPr>
       </w:pPr>
-      <w:r>
-        <w:t>A esta realidad se suma el deterioro generalizado de la infraestructura escolar. Muchas instituciones carecen de servicios básicos como agua potable, electricidad, baños funcionales y mobiliario adecuado. Algunas operan en condiciones improvisadas, lo que afecta directamente el ambiente</w:t>
+    </w:p>
+    <w:p>
+      <w:pPr>
+        <w:pStyle w:val="Tesis"/>
+        <w:ind w:firstLine="0"/>
+      </w:pPr>
+      <w:r>
+        <w:lastRenderedPageBreak/>
+        <w:t>Algunas operan en condiciones improvisadas, lo que afecta directamente el ambiente</w:t>
       </w:r>
       <w:r>
         <w:t xml:space="preserve"> </w:t>
       </w:r>
-    </w:p>
-    <w:p>
-      <w:pPr>
-        <w:pStyle w:val="Tesis"/>
-        <w:ind w:firstLine="0"/>
-      </w:pPr>
+      <w:r>
+        <w:t>de aprendizaje, la seguridad y la dignidad. Además</w:t>
+      </w:r>
+      <w:r>
+        <w:t>, se registr</w:t>
+      </w:r>
+      <w:r>
+        <w:t>ó una caída del 87% en la matrícula de las carreras de Educación a nivel nacional, de acuerdo a las investigaciones de los doctores Tulio Ramírez y Audy Salcedo. Y</w:t>
+      </w:r>
+      <w:r>
+        <w:t xml:space="preserve"> en ciertas especialidades apenas se gradúa un docente por año. Esto ha generado una sobrecarga laboral para los pocos maestros que permanecen en el sistema, reduciendo la calidad de la enseñanza y limitando la cobertura educativa</w:t>
+      </w:r>
+      <w:r>
+        <w:t xml:space="preserve"> en áreas como las Matemáticas</w:t>
+      </w:r>
+      <w:r>
+        <w:t>.</w:t>
+      </w:r>
+    </w:p>
+    <w:p>
+      <w:pPr>
+        <w:pStyle w:val="Tesis"/>
+      </w:pPr>
+      <w:r>
+        <w:t xml:space="preserve">Estas condiciones han generado una serie de problemáticas interconectadas que afectan el desarrollo integral de los estudiantes. Entre las principales causas se encuentran la precariedad económica de las familias, la migración forzada, la falta de políticas educativas sostenibles y la ausencia de incentivos para el ejercicio docente. Como consecuencia, se observa un bajo rendimiento académico generalizado, especialmente en áreas fundamentales como matemáticas, ciencias y comprensión lectora. </w:t>
+      </w:r>
+    </w:p>
+    <w:p>
+      <w:pPr>
+        <w:pStyle w:val="Tesis"/>
+      </w:pPr>
+      <w:r>
+        <w:t xml:space="preserve">El impacto de este déficit pedagógico </w:t>
+      </w:r>
+      <w:r>
+        <w:t xml:space="preserve">en el </w:t>
+      </w:r>
+      <w:proofErr w:type="spellStart"/>
+      <w:r>
+        <w:t>redimiento</w:t>
+      </w:r>
+      <w:proofErr w:type="spellEnd"/>
+      <w:r>
+        <w:t xml:space="preserve"> académico se evidencia</w:t>
+      </w:r>
+      <w:r>
+        <w:t xml:space="preserve"> en los informes del Sistema de Evaluación de Conocimientos en Línea (SECEL), coordinado por la UCAB</w:t>
+      </w:r>
+      <w:r>
+        <w:t xml:space="preserve"> en el año 2023</w:t>
+      </w:r>
+      <w:r>
+        <w:t xml:space="preserve">. Mediante la aplicación de pruebas diagnósticas estandarizadas en todo el territorio nacional, el SECEL revela que el 74,93% de los estudiantes de bachillerato reprueba en el área de las </w:t>
+      </w:r>
+      <w:r>
+        <w:t>M</w:t>
+      </w:r>
+      <w:r>
+        <w:t>atemáticas, mientras que el 70,10% no logra superar las evaluaciones de habilidad verbal, comprometiendo</w:t>
+      </w:r>
+      <w:r>
+        <w:t xml:space="preserve"> el desarrollo de competencias básicas, limita las oportunidades futuras de los jóvenes y amplía </w:t>
+      </w:r>
       <w:r>
         <w:lastRenderedPageBreak/>
-        <w:t xml:space="preserve">de aprendizaje, la seguridad y la dignidad. Además, la escasez de docentes capacitados y activos agrava la situación: la deserción </w:t>
-      </w:r>
-      <w:r>
-        <w:t>del magisterio supera el 70 %, y en ciertas especialidades apenas se gradúa un docente por año. Esto ha generado una sobrecarga laboral para los pocos maestros que permanecen en el sistema, reduciendo la calidad de la enseñanza y limitando la cobertura educativa.</w:t>
-      </w:r>
-    </w:p>
-    <w:p>
-      <w:pPr>
-        <w:pStyle w:val="Tesis"/>
-      </w:pPr>
-      <w:r>
-        <w:t xml:space="preserve">Estas condiciones han generado una serie de problemáticas interconectadas que afectan el desarrollo integral de los estudiantes. Entre las principales causas se encuentran la precariedad económica de las familias, la migración forzada, la falta de políticas educativas sostenibles y la ausencia de incentivos para el ejercicio docente. Como consecuencia, se observa un bajo rendimiento académico generalizado, especialmente en áreas fundamentales como matemáticas, ciencias y comprensión lectora. </w:t>
-      </w:r>
-    </w:p>
-    <w:p>
-      <w:pPr>
-        <w:pStyle w:val="Tesis"/>
-      </w:pPr>
-      <w:r>
-        <w:t>Estudios recientes indican que 7 de cada 10 estudiantes reprueban materias clave, lo que compromete el desarrollo de competencias básicas, limita las oportunidades futuras de los jóvenes y amplía la brecha educativa entre sectores sociales. Esta situación también impacta en la autoestima estudiantil, la motivación para aprender y la percepción del valor de la educación como herramienta de movilidad social.</w:t>
-      </w:r>
-    </w:p>
-    <w:p>
-      <w:pPr>
-        <w:pStyle w:val="Tesis"/>
-      </w:pPr>
-      <w:r>
-        <w:t xml:space="preserve">A esto se suma la limitada conectividad digital y el acceso desigual a dispositivos tecnológicos, que han dificultado la implementación de soluciones educativas modernas, especialmente en zonas rurales o vulnerables. Muchos </w:t>
+        <w:t>la brecha educativa entre sectores sociales. Esta situación también impacta en la autoestima estudiantil, la motivación para aprender y la percepción del valor de la educación como herramienta de movilidad social.</w:t>
+      </w:r>
+    </w:p>
+    <w:p>
+      <w:pPr>
+        <w:pStyle w:val="Tesis"/>
+      </w:pPr>
+      <w:r>
+        <w:t>A esto se suma la limitada conectividad digital y el acceso desigual a dispositivos tecnológicos, que han dificultado la implementación de soluciones educativas modernas, especialmente en zonas rurales o vulnerables. Muchos estudiantes carecen de alternativas viables para continuar su formación fuera del aula tradicional, lo que refuerza el ciclo de exclusión y rezago académico.</w:t>
+      </w:r>
+      <w:r>
+        <w:t xml:space="preserve"> </w:t>
+      </w:r>
+      <w:r>
+        <w:t xml:space="preserve">Ante este panorama, el presente trabajo de investigación propone el desarrollo de una aplicación educativa </w:t>
+      </w:r>
+      <w:proofErr w:type="spellStart"/>
+      <w:r>
+        <w:t>gamificada</w:t>
+      </w:r>
+      <w:proofErr w:type="spellEnd"/>
+      <w:r>
+        <w:t xml:space="preserve"> para potenciar el rendimiento académico en estudiantes de bachillerato en Venezuela. </w:t>
+      </w:r>
+    </w:p>
+    <w:p>
+      <w:pPr>
+        <w:pStyle w:val="Tesis"/>
+      </w:pPr>
+      <w:r>
+        <w:t>La aplicación se plantea como un proyecto independiente</w:t>
+      </w:r>
+      <w:r>
+        <w:t>, centrada en temas de matemáticas que se enseñan en bachillerato como las fracciones, potencias y raíces cuadradas</w:t>
+      </w:r>
+      <w:r>
+        <w:t xml:space="preserve"> e inspirada</w:t>
+      </w:r>
+      <w:r>
+        <w:t xml:space="preserve"> en modelos exitosos como Duolingo, Khan Academy </w:t>
+      </w:r>
+      <w:proofErr w:type="spellStart"/>
+      <w:r>
+        <w:t>Kids</w:t>
+      </w:r>
+      <w:proofErr w:type="spellEnd"/>
+      <w:r>
+        <w:t xml:space="preserve"> y </w:t>
+      </w:r>
+      <w:proofErr w:type="spellStart"/>
+      <w:r>
+        <w:t>CodeCombat</w:t>
+      </w:r>
+      <w:proofErr w:type="spellEnd"/>
+      <w:r>
+        <w:t xml:space="preserve">, donde los usuarios pueden acceder libremente desde sus </w:t>
+      </w:r>
+      <w:r>
+        <w:t xml:space="preserve">computadores </w:t>
+      </w:r>
+      <w:r>
+        <w:t xml:space="preserve">sin necesidad de estar vinculados a instituciones educativas. Estas plataformas han demostrado que el aprendizaje autónomo, flexible y </w:t>
+      </w:r>
+      <w:proofErr w:type="spellStart"/>
+      <w:r>
+        <w:t>gamificado</w:t>
+      </w:r>
+      <w:proofErr w:type="spellEnd"/>
+      <w:r>
+        <w:t xml:space="preserve"> puede mejorar la retención de contenidos, aumentar la motivación y fomentar la continuidad educativa, especialmente en contextos de alta vulnerabilidad.</w:t>
+      </w:r>
+    </w:p>
+    <w:p>
+      <w:pPr>
+        <w:pStyle w:val="Tesis"/>
+      </w:pPr>
+      <w:r>
+        <w:t xml:space="preserve">La propuesta busca adaptar estos principios al contexto venezolano, incorporando contenidos alineados con las necesidades locales y elementos de gamificación como niveles, recompensas, retos, avatares y sistemas de </w:t>
       </w:r>
       <w:r>
         <w:lastRenderedPageBreak/>
-        <w:t>estudiantes carecen de alternativas viables para continuar su formación fuera del aula tradicional, lo que refuerza el ciclo de exclusión y rezago académico.</w:t>
-      </w:r>
-    </w:p>
-    <w:p>
-      <w:pPr>
-        <w:pStyle w:val="Tesis"/>
-      </w:pPr>
-      <w:r>
-        <w:t xml:space="preserve">Ante este panorama, el presente trabajo de investigación propone el desarrollo de una aplicación educativa </w:t>
-      </w:r>
-      <w:proofErr w:type="spellStart"/>
-      <w:r>
-        <w:t>gamificada</w:t>
-      </w:r>
-      <w:proofErr w:type="spellEnd"/>
-      <w:r>
-        <w:t xml:space="preserve"> para potenciar el rendimiento académico en estudiantes de bachillerato en Venezuela. La aplicación se plantea como un proyecto independiente, inspirado en modelos exitosos como Duolingo, Khan Academy </w:t>
-      </w:r>
-      <w:proofErr w:type="spellStart"/>
-      <w:r>
-        <w:t>Kids</w:t>
-      </w:r>
-      <w:proofErr w:type="spellEnd"/>
-      <w:r>
-        <w:t xml:space="preserve"> y </w:t>
-      </w:r>
-      <w:proofErr w:type="spellStart"/>
-      <w:r>
-        <w:t>CodeCombat</w:t>
-      </w:r>
-      <w:proofErr w:type="spellEnd"/>
-      <w:r>
-        <w:t xml:space="preserve">, donde los usuarios pueden acceder libremente desde sus dispositivos sin necesidad de estar vinculados a instituciones educativas. Estas plataformas han demostrado que el aprendizaje autónomo, flexible y </w:t>
-      </w:r>
-      <w:proofErr w:type="spellStart"/>
-      <w:r>
-        <w:t>gamificado</w:t>
-      </w:r>
-      <w:proofErr w:type="spellEnd"/>
-      <w:r>
-        <w:t xml:space="preserve"> puede mejorar la retención de contenidos, aumentar la motivación y fomentar la continuidad educativa, especialmente en contextos de alta vulnerabilidad.</w:t>
-      </w:r>
-    </w:p>
-    <w:p>
-      <w:pPr>
-        <w:pStyle w:val="Tesis"/>
-      </w:pPr>
-      <w:r>
-        <w:t>La propuesta busca adaptar estos principios al contexto venezolano, incorporando contenidos curriculares alineados con las necesidades locales y elementos de gamificación como niveles, recompensas, retos, avatares y sistemas de progreso. Estos componentes están pensados para aumentar el compromiso y la permanencia del estudiante en el proceso de aprendizaje. La arquitectura funcional establecerá una navegación intuitiva, accesible y visualmente atractiva, adaptable a distintos niveles de conectividad.</w:t>
+        <w:t>progreso</w:t>
+      </w:r>
+      <w:r>
+        <w:t>,</w:t>
+      </w:r>
+      <w:r>
+        <w:t xml:space="preserve"> pensados para aumentar el compromiso y la permanencia del estudiante en el proceso de aprendizaje. </w:t>
+      </w:r>
+      <w:r>
+        <w:t>La selección de las Matemáticas como</w:t>
+      </w:r>
+      <w:r>
+        <w:t xml:space="preserve"> tema central en la aplicación educativa se basa en l</w:t>
+      </w:r>
+      <w:r>
+        <w:t>os datos vistos en el SECEL, el rendimiento académico en el área numérica sufre un deterioro</w:t>
+      </w:r>
+      <w:r>
+        <w:t xml:space="preserve"> a medida que el estudiante de que avanza en la educación. </w:t>
+      </w:r>
+    </w:p>
+    <w:p>
+      <w:pPr>
+        <w:pStyle w:val="Tesis"/>
+      </w:pPr>
+      <w:r>
+        <w:t>Mientras que en el primer año de bachillerato las calificaciones rozan el mínimo para aprobar, para el quinto año la nota promedio nacional colapsa hasta llegar a los 5.61 puntos en una escala de 20</w:t>
+      </w:r>
+      <w:r>
+        <w:t>. El análisis institucional atribuye este fenómeno a un abordaje pedagógico tradicional que resulta abstracto y carente de significado práctico para el estudiante, por lo que, centrar el desarrollo de la herramienta de aprendizaje interactiva en el área matemática se justifica en la búsqueda de intervenir en la disciplina con mayor rezago cognitivo del sistema.</w:t>
       </w:r>
     </w:p>
     <w:p>
@@ -688,12 +818,47 @@
         <w:t>lenguajes de programación</w:t>
       </w:r>
       <w:r>
-        <w:t xml:space="preserve"> como Python, junto con bases de datos que permitan almacenar el progreso de los usuarios, sus logros y estadísticas. Se aplicará una metodología de desarrollo ágil, que facilite ajustes rápidos y mejoras continuas </w:t>
-      </w:r>
-      <w:r>
-        <w:lastRenderedPageBreak/>
-        <w:t>en función de la experiencia de uso. Aunque no se realizarán pruebas en instituciones educativas, se recogerá retroalimentación voluntaria de los usuarios y se analizarán métricas internas como tiempo de uso, niveles completados y frecuencia de interacción, para evaluar su impacto y optimizar la experiencia.</w:t>
-      </w:r>
+        <w:t xml:space="preserve"> como Python, junto con bases de datos que permitan almacenar el progreso de los usuarios, sus logros y estadísticas. Se aplicará una metodología de desarrollo ágil, que facilite ajustes rápidos y mejoras continuas en función de la experiencia de uso. Aunque no se realizarán pruebas en instituciones educativas, se recogerá</w:t>
+      </w:r>
+      <w:r>
+        <w:t>n datos de potenciales usuarios para el desarrollo de la aplicación.</w:t>
+      </w:r>
+    </w:p>
+    <w:p>
+      <w:pPr>
+        <w:pStyle w:val="Tesis"/>
+        <w:spacing w:line="240" w:lineRule="auto"/>
+      </w:pPr>
+    </w:p>
+    <w:p>
+      <w:pPr>
+        <w:pStyle w:val="Tesis"/>
+        <w:spacing w:line="240" w:lineRule="auto"/>
+      </w:pPr>
+    </w:p>
+    <w:p>
+      <w:pPr>
+        <w:pStyle w:val="Tesis"/>
+        <w:spacing w:line="240" w:lineRule="auto"/>
+      </w:pPr>
+    </w:p>
+    <w:p>
+      <w:pPr>
+        <w:pStyle w:val="Tesis"/>
+        <w:spacing w:line="240" w:lineRule="auto"/>
+      </w:pPr>
+    </w:p>
+    <w:p>
+      <w:pPr>
+        <w:pStyle w:val="Tesis"/>
+        <w:spacing w:line="240" w:lineRule="auto"/>
+      </w:pPr>
+    </w:p>
+    <w:p>
+      <w:pPr>
+        <w:pStyle w:val="Tesis"/>
+        <w:spacing w:line="240" w:lineRule="auto"/>
+      </w:pPr>
     </w:p>
     <w:p>
       <w:pPr>
@@ -970,7 +1135,6 @@
           <w:sz w:val="24"/>
           <w:szCs w:val="24"/>
         </w:rPr>
-        <w:lastRenderedPageBreak/>
         <w:t>Construir la aplicación a partir del diseño del prototipo.</w:t>
       </w:r>
     </w:p>
@@ -1104,8 +1268,11 @@
         <w:pStyle w:val="Tesis"/>
       </w:pPr>
       <w:r>
+        <w:t xml:space="preserve">Desde el ámbito de la informática, este proyecto no solo contribuye al desarrollo de competencias digitales en los estudiantes, sino que también promueve la creación de entornos virtuales de aprendizaje que pueden ser adaptados a diversas realidades educativas. La aplicación puede servir como </w:t>
+      </w:r>
+      <w:r>
         <w:lastRenderedPageBreak/>
-        <w:t xml:space="preserve">Desde el ámbito de la informática, este proyecto no solo contribuye al desarrollo de competencias digitales en los estudiantes, sino que también promueve la creación de entornos virtuales de aprendizaje que pueden ser adaptados a diversas realidades educativas. La aplicación puede servir como un recurso complementario a la educación tradicional, Además, al fomentar el uso de tecnologías interactivas, se contribuye al desarrollo de habilidades críticas para el siglo XXI, tales como el pensamiento crítico, la resolución de problemas y el trabajo colaborativo. </w:t>
+        <w:t xml:space="preserve">un recurso complementario a la educación tradicional, Además, al fomentar el uso de tecnologías interactivas, se contribuye al desarrollo de habilidades críticas para el siglo XXI, tales como el pensamiento crítico, la resolución de problemas y el trabajo colaborativo. </w:t>
       </w:r>
     </w:p>
     <w:p>
@@ -1155,14 +1322,17 @@
         </w:rPr>
       </w:pPr>
       <w:r>
+        <w:t>La aplicación está diseñada para funcionar sin depender de instituciones educativas, lo que permite que cualquier estudiante con acceso a un</w:t>
+      </w:r>
+      <w:r>
+        <w:t xml:space="preserve">a </w:t>
+      </w:r>
+      <w:r>
+        <w:t xml:space="preserve">computadora pueda aprender desde casa o desde cualquier entorno informal. Esto responde directamente a la falta de infraestructura escolar, la escasez de </w:t>
+      </w:r>
+      <w:r>
         <w:lastRenderedPageBreak/>
-        <w:t>La aplicación está diseñada para funcionar sin depender de instituciones educativas, lo que permite que cualquier estudiante con acceso a un</w:t>
-      </w:r>
-      <w:r>
-        <w:t xml:space="preserve">a </w:t>
-      </w:r>
-      <w:r>
-        <w:t>computadora pueda aprender desde casa o desde cualquier entorno informal. Esto responde directamente a la falta de infraestructura escolar, la escasez de docentes y la limitada conectividad que caracterizan el sistema educativo actual. Al integrar contenidos curriculares con dinámicas de juego como retos, niveles, recompensas y seguimiento del progreso se busca aumentar la motivación, la participación activa y la retención del conocimiento.</w:t>
+        <w:t>docentes y la limitada conectividad que caracterizan el sistema educativo actual. Al integrar contenidos curriculares con dinámicas de juego como retos, niveles, recompensas y seguimiento del progreso se busca aumentar la motivación, la participación activa y la retención del conocimiento.</w:t>
       </w:r>
     </w:p>
     <w:p>
@@ -1201,43 +1371,43 @@
         <w:t xml:space="preserve">La aplicación está concebida como una plataforma autónoma, similar a modelos como Duolingo, donde los estudiantes pueden acceder a contenidos </w:t>
       </w:r>
       <w:r>
+        <w:t>educativo</w:t>
+      </w:r>
+      <w:r>
+        <w:t xml:space="preserve">s </w:t>
+      </w:r>
+      <w:proofErr w:type="spellStart"/>
+      <w:r>
+        <w:t>gamificados</w:t>
+      </w:r>
+      <w:proofErr w:type="spellEnd"/>
+      <w:r>
+        <w:t xml:space="preserve"> desde </w:t>
+      </w:r>
+      <w:r>
+        <w:t xml:space="preserve">un </w:t>
+      </w:r>
+      <w:r>
+        <w:t xml:space="preserve">dispositivo </w:t>
+      </w:r>
+      <w:r>
+        <w:t>con conexión a internet. La validación del producto no se realizará mediante pruebas institucionales, sino a través de métricas internas de uso y análisis de interacción digital (</w:t>
+      </w:r>
+      <w:proofErr w:type="spellStart"/>
+      <w:r>
+        <w:t>engagement</w:t>
+      </w:r>
+      <w:proofErr w:type="spellEnd"/>
+      <w:r>
+        <w:t>, progresión).</w:t>
+      </w:r>
+    </w:p>
+    <w:p>
+      <w:pPr>
+        <w:pStyle w:val="Tesis"/>
+      </w:pPr>
+      <w:r>
         <w:lastRenderedPageBreak/>
-        <w:t>educativo</w:t>
-      </w:r>
-      <w:r>
-        <w:t xml:space="preserve">s </w:t>
-      </w:r>
-      <w:proofErr w:type="spellStart"/>
-      <w:r>
-        <w:t>gamificados</w:t>
-      </w:r>
-      <w:proofErr w:type="spellEnd"/>
-      <w:r>
-        <w:t xml:space="preserve"> desde </w:t>
-      </w:r>
-      <w:r>
-        <w:t xml:space="preserve">un </w:t>
-      </w:r>
-      <w:r>
-        <w:t xml:space="preserve">dispositivo </w:t>
-      </w:r>
-      <w:r>
-        <w:t>con conexión a internet. La validación del producto no se realizará mediante pruebas institucionales, sino a través de métricas internas de uso y análisis de interacción digital (</w:t>
-      </w:r>
-      <w:proofErr w:type="spellStart"/>
-      <w:r>
-        <w:t>engagement</w:t>
-      </w:r>
-      <w:proofErr w:type="spellEnd"/>
-      <w:r>
-        <w:t>, progresión).</w:t>
-      </w:r>
-    </w:p>
-    <w:p>
-      <w:pPr>
-        <w:pStyle w:val="Tesis"/>
-      </w:pPr>
-      <w:r>
         <w:t>Este enfoque metodológico permite responder a las limitaciones del sistema educativo venezolano, donde el acceso a instituciones formales está restringido para millones de estudiantes. Al prescindir de estructuras escolares tradicionales, la aplicación se convierte en una alternativa flexible y descentralizada, capaz de ofrecer experiencias de aprendizaje significativas en entornos vulnerables o informales.</w:t>
       </w:r>
     </w:p>
@@ -1341,14 +1511,14 @@
         <w:rPr>
           <w:shd w:val="clear" w:color="auto" w:fill="FFFFFF"/>
         </w:rPr>
-        <w:t xml:space="preserve">La presente investigación se enmarca en las áreas del desarrollo de software y la tecnología educativa, con énfasis en el uso de la gamificación como estrategia didáctica. Dentro del Plan de la Patria, la investigación se alinea con el Plan de la Patria 2025–2031 con el objetivo 1.5.1, </w:t>
+        <w:t xml:space="preserve">La presente investigación se enmarca en las áreas del desarrollo de software y la tecnología educativa, con énfasis en el uso de la gamificación como estrategia didáctica. Dentro del Plan de la Patria, la investigación se alinea con el Plan de la Patria 2025–2031 con el objetivo 1.5.1, específicamente con el objetivo estratégico de “fortalecer el sistema educativo nacional con herramientas tecnológicas, inclusivas y participativas”. La aplicación propuesta busca contribuir al cumplimiento de este objetivo </w:t>
       </w:r>
       <w:r>
         <w:rPr>
           <w:shd w:val="clear" w:color="auto" w:fill="FFFFFF"/>
         </w:rPr>
         <w:lastRenderedPageBreak/>
-        <w:t>específicamente con el objetivo estratégico de “fortalecer el sistema educativo nacional con herramientas tecnológicas, inclusivas y participativas”. La aplicación propuesta busca contribuir al cumplimiento de este objetivo mediante una plataforma accesible y autónoma que promueva el aprendizaje en contextos vulnerables.</w:t>
+        <w:t>mediante una plataforma accesible y autónoma que promueva el aprendizaje en contextos vulnerables.</w:t>
       </w:r>
       <w:r>
         <w:rPr>

--- a/Capitulos de Tesis/Capítulo 1..docx
+++ b/Capitulos de Tesis/Capítulo 1..docx
@@ -593,13 +593,8 @@
       <w:r>
         <w:t xml:space="preserve"> </w:t>
       </w:r>
-      <w:proofErr w:type="gramStart"/>
-      <w:r>
-        <w:t>A</w:t>
-      </w:r>
-      <w:proofErr w:type="gramEnd"/>
-      <w:r>
-        <w:t xml:space="preserve"> esta realidad se suma el deterioro generalizado de la infraestructura escolar. Muchas instituciones carecen de servicios básicos como agua potable, electricidad, baños funcionales y mobiliario adecuado. </w:t>
+      <w:r>
+        <w:t xml:space="preserve">A esta realidad se suma el deterioro generalizado de la infraestructura escolar. Muchas instituciones carecen de servicios básicos como agua potable, electricidad, baños funcionales y mobiliario adecuado. </w:t>
       </w:r>
     </w:p>
     <w:p>
@@ -690,11 +685,11 @@
         <w:t>atemáticas, mientras que el 70,10% no logra superar las evaluaciones de habilidad verbal, comprometiendo</w:t>
       </w:r>
       <w:r>
-        <w:t xml:space="preserve"> el desarrollo de competencias básicas, limita las oportunidades futuras de los jóvenes y amplía </w:t>
+        <w:t xml:space="preserve"> el desarrollo de </w:t>
       </w:r>
       <w:r>
         <w:lastRenderedPageBreak/>
-        <w:t>la brecha educativa entre sectores sociales. Esta situación también impacta en la autoestima estudiantil, la motivación para aprender y la percepción del valor de la educación como herramienta de movilidad social.</w:t>
+        <w:t xml:space="preserve">competencias básicas, limita las oportunidades futuras de los jóvenes y amplía la brecha educativa entre sectores sociales. </w:t>
       </w:r>
     </w:p>
     <w:p>
@@ -702,6 +697,26 @@
         <w:pStyle w:val="Tesis"/>
       </w:pPr>
       <w:r>
+        <w:t>Es decir, m</w:t>
+      </w:r>
+      <w:r>
+        <w:t xml:space="preserve">ientras que en el primer año de bachillerato las calificaciones </w:t>
+      </w:r>
+      <w:r>
+        <w:t xml:space="preserve">de matemáticas </w:t>
+      </w:r>
+      <w:r>
+        <w:t xml:space="preserve">rozan el mínimo para aprobar, para el quinto año la nota promedio nacional colapsa hasta llegar a los 5.61 puntos en una escala de 20. </w:t>
+      </w:r>
+      <w:r>
+        <w:t>Esta situación también impacta en la autoestima estudiantil, la motivación para aprender y la percepción del valor de la educación como herramienta de movilidad social.</w:t>
+      </w:r>
+    </w:p>
+    <w:p>
+      <w:pPr>
+        <w:pStyle w:val="Tesis"/>
+      </w:pPr>
+      <w:r>
         <w:t>A esto se suma la limitada conectividad digital y el acceso desigual a dispositivos tecnológicos, que han dificultado la implementación de soluciones educativas modernas, especialmente en zonas rurales o vulnerables. Muchos estudiantes carecen de alternativas viables para continuar su formación fuera del aula tradicional, lo que refuerza el ciclo de exclusión y rezago académico.</w:t>
       </w:r>
       <w:r>
@@ -763,7 +778,11 @@
       </w:r>
       <w:proofErr w:type="spellEnd"/>
       <w:r>
-        <w:t xml:space="preserve"> puede mejorar la retención de contenidos, aumentar la motivación y fomentar la continuidad educativa, especialmente en contextos de alta vulnerabilidad.</w:t>
+        <w:t xml:space="preserve"> puede mejorar la retención de </w:t>
+      </w:r>
+      <w:r>
+        <w:lastRenderedPageBreak/>
+        <w:t>contenidos, aumentar la motivación y fomentar la continuidad educativa, especialmente en contextos de alta vulnerabilidad.</w:t>
       </w:r>
     </w:p>
     <w:p>
@@ -771,11 +790,7 @@
         <w:pStyle w:val="Tesis"/>
       </w:pPr>
       <w:r>
-        <w:t xml:space="preserve">La propuesta busca adaptar estos principios al contexto venezolano, incorporando contenidos alineados con las necesidades locales y elementos de gamificación como niveles, recompensas, retos, avatares y sistemas de </w:t>
-      </w:r>
-      <w:r>
-        <w:lastRenderedPageBreak/>
-        <w:t>progreso</w:t>
+        <w:t>La propuesta busca adaptar estos principios al contexto venezolano, incorporando contenidos alineados con las necesidades locales y elementos de gamificación como niveles, recompensas, retos, avatares y sistemas de progreso</w:t>
       </w:r>
       <w:r>
         <w:t>,</w:t>
@@ -784,7 +799,13 @@
         <w:t xml:space="preserve"> pensados para aumentar el compromiso y la permanencia del estudiante en el proceso de aprendizaje. </w:t>
       </w:r>
       <w:r>
-        <w:t>La selección de las Matemáticas como</w:t>
+        <w:t xml:space="preserve">La selección de las </w:t>
+      </w:r>
+      <w:r>
+        <w:t>m</w:t>
+      </w:r>
+      <w:r>
+        <w:t>atemáticas como</w:t>
       </w:r>
       <w:r>
         <w:t xml:space="preserve"> tema central en la aplicación educativa se basa en l</w:t>
@@ -801,17 +822,6 @@
         <w:pStyle w:val="Tesis"/>
       </w:pPr>
       <w:r>
-        <w:t>Mientras que en el primer año de bachillerato las calificaciones rozan el mínimo para aprobar, para el quinto año la nota promedio nacional colapsa hasta llegar a los 5.61 puntos en una escala de 20</w:t>
-      </w:r>
-      <w:r>
-        <w:t>. El análisis institucional atribuye este fenómeno a un abordaje pedagógico tradicional que resulta abstracto y carente de significado práctico para el estudiante, por lo que, centrar el desarrollo de la herramienta de aprendizaje interactiva en el área matemática se justifica en la búsqueda de intervenir en la disciplina con mayor rezago cognitivo del sistema.</w:t>
-      </w:r>
-    </w:p>
-    <w:p>
-      <w:pPr>
-        <w:pStyle w:val="Tesis"/>
-      </w:pPr>
-      <w:r>
         <w:t xml:space="preserve">La etapa de programación se desarrollará utilizando </w:t>
       </w:r>
       <w:r>
@@ -822,106 +832,6 @@
       </w:r>
       <w:r>
         <w:t>n datos de potenciales usuarios para el desarrollo de la aplicación.</w:t>
-      </w:r>
-    </w:p>
-    <w:p>
-      <w:pPr>
-        <w:pStyle w:val="Tesis"/>
-        <w:spacing w:line="240" w:lineRule="auto"/>
-      </w:pPr>
-    </w:p>
-    <w:p>
-      <w:pPr>
-        <w:pStyle w:val="Tesis"/>
-        <w:spacing w:line="240" w:lineRule="auto"/>
-      </w:pPr>
-    </w:p>
-    <w:p>
-      <w:pPr>
-        <w:pStyle w:val="Tesis"/>
-        <w:spacing w:line="240" w:lineRule="auto"/>
-      </w:pPr>
-    </w:p>
-    <w:p>
-      <w:pPr>
-        <w:pStyle w:val="Tesis"/>
-        <w:spacing w:line="240" w:lineRule="auto"/>
-      </w:pPr>
-    </w:p>
-    <w:p>
-      <w:pPr>
-        <w:pStyle w:val="Tesis"/>
-        <w:spacing w:line="240" w:lineRule="auto"/>
-      </w:pPr>
-    </w:p>
-    <w:p>
-      <w:pPr>
-        <w:pStyle w:val="Tesis"/>
-        <w:spacing w:line="240" w:lineRule="auto"/>
-      </w:pPr>
-    </w:p>
-    <w:p>
-      <w:pPr>
-        <w:pStyle w:val="Tesis"/>
-        <w:spacing w:line="240" w:lineRule="auto"/>
-      </w:pPr>
-    </w:p>
-    <w:p>
-      <w:pPr>
-        <w:spacing w:after="0" w:line="480" w:lineRule="auto"/>
-        <w:jc w:val="both"/>
-        <w:rPr>
-          <w:rFonts w:ascii="Arial" w:hAnsi="Arial" w:cs="Arial"/>
-          <w:b/>
-          <w:bCs/>
-          <w:sz w:val="24"/>
-          <w:szCs w:val="24"/>
-        </w:rPr>
-      </w:pPr>
-      <w:r>
-        <w:rPr>
-          <w:rFonts w:ascii="Arial" w:hAnsi="Arial" w:cs="Arial"/>
-          <w:b/>
-          <w:bCs/>
-          <w:sz w:val="24"/>
-          <w:szCs w:val="24"/>
-        </w:rPr>
-        <w:t>1.1.  FORMULACIÓN DEL PROBLEMA</w:t>
-      </w:r>
-    </w:p>
-    <w:p>
-      <w:pPr>
-        <w:spacing w:after="0" w:line="240" w:lineRule="auto"/>
-        <w:jc w:val="both"/>
-        <w:rPr>
-          <w:rFonts w:ascii="Arial" w:hAnsi="Arial" w:cs="Arial"/>
-          <w:b/>
-          <w:bCs/>
-          <w:sz w:val="24"/>
-          <w:szCs w:val="24"/>
-        </w:rPr>
-      </w:pPr>
-    </w:p>
-    <w:p>
-      <w:pPr>
-        <w:pStyle w:val="Tesis"/>
-      </w:pPr>
-      <w:r>
-        <w:t xml:space="preserve">Continuando con lo previamente expuesto, no hacemos la siguiente pregunta: ¿Cómo Desarrollar una Aplicación educativa </w:t>
-      </w:r>
-      <w:proofErr w:type="spellStart"/>
-      <w:r>
-        <w:t>gamificada</w:t>
-      </w:r>
-      <w:proofErr w:type="spellEnd"/>
-      <w:r>
-        <w:t xml:space="preserve"> para potenciar el rendimiento académico en estudiantes de</w:t>
-      </w:r>
-      <w:r>
-        <w:t xml:space="preserve"> </w:t>
-      </w:r>
-      <w:r>
-        <w:t>bachillerato en Venezuela?</w:t>
       </w:r>
     </w:p>
     <w:p>
@@ -951,7 +861,7 @@
           <w:sz w:val="24"/>
           <w:szCs w:val="24"/>
         </w:rPr>
-        <w:t>2. OBJETIVOS DE LA INVESTIGACIÓN</w:t>
+        <w:t>1.1.  FORMULACIÓN DEL PROBLEMA</w:t>
       </w:r>
     </w:p>
     <w:p>
@@ -969,46 +879,10 @@
     </w:p>
     <w:p>
       <w:pPr>
-        <w:spacing w:after="0" w:line="480" w:lineRule="auto"/>
-        <w:jc w:val="both"/>
-        <w:rPr>
-          <w:rFonts w:ascii="Arial" w:hAnsi="Arial" w:cs="Arial"/>
-          <w:b/>
-          <w:bCs/>
-          <w:sz w:val="24"/>
-          <w:szCs w:val="24"/>
-        </w:rPr>
-      </w:pPr>
-      <w:r>
-        <w:rPr>
-          <w:rFonts w:ascii="Arial" w:hAnsi="Arial" w:cs="Arial"/>
-          <w:b/>
-          <w:bCs/>
-          <w:sz w:val="24"/>
-          <w:szCs w:val="24"/>
-        </w:rPr>
-        <w:t>2.1. OBJETIVO GENERAL</w:t>
-      </w:r>
-    </w:p>
-    <w:p>
-      <w:pPr>
-        <w:spacing w:after="0" w:line="240" w:lineRule="auto"/>
-        <w:jc w:val="both"/>
-        <w:rPr>
-          <w:rFonts w:ascii="Arial" w:hAnsi="Arial" w:cs="Arial"/>
-          <w:b/>
-          <w:bCs/>
-          <w:sz w:val="24"/>
-          <w:szCs w:val="24"/>
-        </w:rPr>
-      </w:pPr>
-    </w:p>
-    <w:p>
-      <w:pPr>
         <w:pStyle w:val="Tesis"/>
       </w:pPr>
       <w:r>
-        <w:t xml:space="preserve">Desarrollar una Aplicación educativa </w:t>
+        <w:t xml:space="preserve">Continuando con lo previamente expuesto, no hacemos la siguiente pregunta: ¿Cómo Desarrollar una Aplicación educativa </w:t>
       </w:r>
       <w:proofErr w:type="spellStart"/>
       <w:r>
@@ -1016,7 +890,13 @@
       </w:r>
       <w:proofErr w:type="spellEnd"/>
       <w:r>
-        <w:t xml:space="preserve"> para potenciar el rendimiento académico en estudiantes de bachillerato en Venezuela.</w:t>
+        <w:t xml:space="preserve"> para potenciar el rendimiento académico en estudiantes de</w:t>
+      </w:r>
+      <w:r>
+        <w:t xml:space="preserve"> </w:t>
+      </w:r>
+      <w:r>
+        <w:t>bachillerato en Venezuela?</w:t>
       </w:r>
     </w:p>
     <w:p>
@@ -1046,7 +926,7 @@
           <w:sz w:val="24"/>
           <w:szCs w:val="24"/>
         </w:rPr>
-        <w:t>2.2. OBJETIVOS ESPECÍFICOS</w:t>
+        <w:t>2. OBJETIVOS DE LA INVESTIGACIÓN</w:t>
       </w:r>
     </w:p>
     <w:p>
@@ -1064,6 +944,101 @@
     </w:p>
     <w:p>
       <w:pPr>
+        <w:spacing w:after="0" w:line="480" w:lineRule="auto"/>
+        <w:jc w:val="both"/>
+        <w:rPr>
+          <w:rFonts w:ascii="Arial" w:hAnsi="Arial" w:cs="Arial"/>
+          <w:b/>
+          <w:bCs/>
+          <w:sz w:val="24"/>
+          <w:szCs w:val="24"/>
+        </w:rPr>
+      </w:pPr>
+      <w:r>
+        <w:rPr>
+          <w:rFonts w:ascii="Arial" w:hAnsi="Arial" w:cs="Arial"/>
+          <w:b/>
+          <w:bCs/>
+          <w:sz w:val="24"/>
+          <w:szCs w:val="24"/>
+        </w:rPr>
+        <w:t>2.1. OBJETIVO GENERAL</w:t>
+      </w:r>
+    </w:p>
+    <w:p>
+      <w:pPr>
+        <w:spacing w:after="0" w:line="240" w:lineRule="auto"/>
+        <w:jc w:val="both"/>
+        <w:rPr>
+          <w:rFonts w:ascii="Arial" w:hAnsi="Arial" w:cs="Arial"/>
+          <w:b/>
+          <w:bCs/>
+          <w:sz w:val="24"/>
+          <w:szCs w:val="24"/>
+        </w:rPr>
+      </w:pPr>
+    </w:p>
+    <w:p>
+      <w:pPr>
+        <w:pStyle w:val="Tesis"/>
+      </w:pPr>
+      <w:r>
+        <w:t xml:space="preserve">Desarrollar una Aplicación educativa </w:t>
+      </w:r>
+      <w:proofErr w:type="spellStart"/>
+      <w:r>
+        <w:t>gamificada</w:t>
+      </w:r>
+      <w:proofErr w:type="spellEnd"/>
+      <w:r>
+        <w:t xml:space="preserve"> para potenciar el rendimiento académico en estudiantes de bachillerato en Venezuela.</w:t>
+      </w:r>
+    </w:p>
+    <w:p>
+      <w:pPr>
+        <w:pStyle w:val="Tesis"/>
+        <w:spacing w:line="240" w:lineRule="auto"/>
+        <w:ind w:firstLine="0"/>
+      </w:pPr>
+    </w:p>
+    <w:p>
+      <w:pPr>
+        <w:spacing w:after="0" w:line="480" w:lineRule="auto"/>
+        <w:jc w:val="both"/>
+        <w:rPr>
+          <w:rFonts w:ascii="Arial" w:hAnsi="Arial" w:cs="Arial"/>
+          <w:b/>
+          <w:bCs/>
+          <w:sz w:val="24"/>
+          <w:szCs w:val="24"/>
+        </w:rPr>
+      </w:pPr>
+      <w:r>
+        <w:rPr>
+          <w:rFonts w:ascii="Arial" w:hAnsi="Arial" w:cs="Arial"/>
+          <w:b/>
+          <w:bCs/>
+          <w:sz w:val="24"/>
+          <w:szCs w:val="24"/>
+        </w:rPr>
+        <w:t>2.2. OBJETIVOS ESPECÍFICOS</w:t>
+      </w:r>
+    </w:p>
+    <w:p>
+      <w:pPr>
+        <w:spacing w:after="0" w:line="240" w:lineRule="auto"/>
+        <w:jc w:val="both"/>
+        <w:rPr>
+          <w:rFonts w:ascii="Arial" w:hAnsi="Arial" w:cs="Arial"/>
+          <w:b/>
+          <w:bCs/>
+          <w:sz w:val="24"/>
+          <w:szCs w:val="24"/>
+        </w:rPr>
+      </w:pPr>
+    </w:p>
+    <w:p>
+      <w:pPr>
         <w:pStyle w:val="Tesis"/>
         <w:ind w:firstLine="0"/>
         <w:rPr>
@@ -1248,6 +1223,7 @@
         </w:rPr>
       </w:pPr>
       <w:r>
+        <w:lastRenderedPageBreak/>
         <w:t>En este sentido, el constructivismo se erige como un pilar esencial, sugiriendo que los estudiantes adquieren conocimiento de manera más efectiva cuando interactúan con su entorno y construyen su propio entendimiento a través de experiencias prácticas. La implementación de una aplicación que ofrezca retos interactivos y retroalimentación inmediata no solo facilita la exploración de conceptos complejos, sino que también promueve un aprendizaje significativo y duradero.</w:t>
       </w:r>
     </w:p>
@@ -1268,11 +1244,23 @@
         <w:pStyle w:val="Tesis"/>
       </w:pPr>
       <w:r>
-        <w:t xml:space="preserve">Desde el ámbito de la informática, este proyecto no solo contribuye al desarrollo de competencias digitales en los estudiantes, sino que también promueve la creación de entornos virtuales de aprendizaje que pueden ser adaptados a diversas realidades educativas. La aplicación puede servir como </w:t>
+        <w:t xml:space="preserve">Desde el ámbito de la informática, este proyecto no solo contribuye al desarrollo de competencias digitales en los estudiantes, sino que también promueve la creación de entornos virtuales de aprendizaje que pueden ser adaptados a diversas realidades educativas. La aplicación puede servir como un recurso complementario a la educación tradicional, Además, al fomentar el uso de tecnologías interactivas, se contribuye al desarrollo de habilidades críticas para el siglo XXI, tales como el pensamiento crítico, la resolución de problemas y el trabajo colaborativo. </w:t>
+      </w:r>
+    </w:p>
+    <w:p>
+      <w:pPr>
+        <w:pStyle w:val="Tesis"/>
+        <w:rPr>
+          <w:b/>
+          <w:bCs/>
+        </w:rPr>
+      </w:pPr>
+      <w:r>
+        <w:t xml:space="preserve">Este proyecto tiene el potencial de generar un impacto positivo en la comunidad educativa venezolana al ofrecer una alternativa viable para el </w:t>
       </w:r>
       <w:r>
         <w:lastRenderedPageBreak/>
-        <w:t xml:space="preserve">un recurso complementario a la educación tradicional, Además, al fomentar el uso de tecnologías interactivas, se contribuye al desarrollo de habilidades críticas para el siglo XXI, tales como el pensamiento crítico, la resolución de problemas y el trabajo colaborativo. </w:t>
+        <w:t>aprendizaje en un contexto donde los recursos son limitados. Al proporcionar herramientas accesibles y motivadoras, se busca no solo mejorar el rendimiento académico en materias fundamentales como matemáticas y física, sino también fomentar una cultura de aprendizaje continuo que empodere a los jóvenes para enfrentar los desafíos del futuro.</w:t>
       </w:r>
     </w:p>
     <w:p>
@@ -1284,7 +1272,21 @@
         </w:rPr>
       </w:pPr>
       <w:r>
-        <w:t>Este proyecto tiene el potencial de generar un impacto positivo en la comunidad educativa venezolana al ofrecer una alternativa viable para el aprendizaje en un contexto donde los recursos son limitados. Al proporcionar herramientas accesibles y motivadoras, se busca no solo mejorar el rendimiento académico en materias fundamentales como matemáticas y física, sino también fomentar una cultura de aprendizaje continuo que empodere a los jóvenes para enfrentar los desafíos del futuro.</w:t>
+        <w:t xml:space="preserve">En el apartado práctico, el desarrollo de esta aplicación educativa </w:t>
+      </w:r>
+      <w:proofErr w:type="spellStart"/>
+      <w:r>
+        <w:t>gamificada</w:t>
+      </w:r>
+      <w:proofErr w:type="spellEnd"/>
+      <w:r>
+        <w:t xml:space="preserve"> representa una estrategia concreta para enfrentar los problemas que afectan a los estudiantes venezolanos de</w:t>
+      </w:r>
+      <w:r>
+        <w:t xml:space="preserve"> bachillerato</w:t>
+      </w:r>
+      <w:r>
+        <w:t>, especialmente aquellos que han quedado fuera del sistema escolar o que enfrentan condiciones adversas para continuar sus estudios. Al ofrecer una herramienta digital accesible, autónoma y motivadora, se propone una solución práctica que puede contribuir a reducir la exclusión escolar, mejorar el rendimiento académico y fortalecer el vínculo de los jóvenes con el aprendizaje.</w:t>
       </w:r>
     </w:p>
     <w:p>
@@ -1296,118 +1298,91 @@
         </w:rPr>
       </w:pPr>
       <w:r>
-        <w:t xml:space="preserve">En el apartado práctico, el desarrollo de esta aplicación educativa </w:t>
+        <w:t>La aplicación está diseñada para funcionar sin depender de instituciones educativas, lo que permite que cualquier estudiante con acceso a un</w:t>
+      </w:r>
+      <w:r>
+        <w:t xml:space="preserve">a </w:t>
+      </w:r>
+      <w:r>
+        <w:t>computadora pueda aprender desde casa o desde cualquier entorno informal. Esto responde directamente a la falta de infraestructura escolar, la escasez de docentes y la limitada conectividad que caracterizan el sistema educativo actual. Al integrar contenidos curriculares con dinámicas de juego como retos, niveles, recompensas y seguimiento del progreso se busca aumentar la motivación, la participación activa y la retención del conocimiento.</w:t>
+      </w:r>
+    </w:p>
+    <w:p>
+      <w:pPr>
+        <w:pStyle w:val="Tesis"/>
+        <w:rPr>
+          <w:b/>
+          <w:bCs/>
+        </w:rPr>
+      </w:pPr>
+      <w:r>
+        <w:t xml:space="preserve">Además, al ser una plataforma de libre acceso, la aplicación puede adaptarse a distintos contextos sociales y económicos, ofreciendo una </w:t>
+      </w:r>
+      <w:r>
+        <w:lastRenderedPageBreak/>
+        <w:t>alternativa flexible para estudiantes que no cuentan con apoyo institucional. En este sentido, su desarrollo no solo propone una estrategia viable para enfrentar la crisis educativa, sino que también promueve la inclusión, la autonomía y el aprendizaje significativo en un entorno digital.</w:t>
+      </w:r>
+    </w:p>
+    <w:p>
+      <w:pPr>
+        <w:pStyle w:val="Tesis"/>
+        <w:rPr>
+          <w:b/>
+          <w:bCs/>
+        </w:rPr>
+      </w:pPr>
+      <w:r>
+        <w:t>Y por el lado metodológico, el desarrollo de nuestra aplicación tiene un enfoque tecnológico, orientada al diseño y libre acceso, sin dependencia de instituciones escolares ni pruebas presenciales. El modelo metodológico se basa en el desarrollo iterativo de software, empleando principios del diseño centrado en el usuario (DCU) y metodologías ágiles, que permiten construir una herramienta funcional, escalable y adaptable a diversos contextos educativos.</w:t>
+      </w:r>
+    </w:p>
+    <w:p>
+      <w:pPr>
+        <w:pStyle w:val="Tesis"/>
+        <w:rPr>
+          <w:b/>
+          <w:bCs/>
+        </w:rPr>
+      </w:pPr>
+      <w:r>
+        <w:t xml:space="preserve">La aplicación está concebida como una plataforma autónoma, similar a modelos como Duolingo, donde los estudiantes pueden acceder a contenidos </w:t>
+      </w:r>
+      <w:r>
+        <w:t>educativo</w:t>
+      </w:r>
+      <w:r>
+        <w:t xml:space="preserve">s </w:t>
       </w:r>
       <w:proofErr w:type="spellStart"/>
       <w:r>
-        <w:t>gamificada</w:t>
+        <w:t>gamificados</w:t>
       </w:r>
       <w:proofErr w:type="spellEnd"/>
       <w:r>
-        <w:t xml:space="preserve"> representa una estrategia concreta para enfrentar los problemas que afectan a los estudiantes venezolanos de</w:t>
-      </w:r>
-      <w:r>
-        <w:t xml:space="preserve"> bachillerato</w:t>
-      </w:r>
-      <w:r>
-        <w:t>, especialmente aquellos que han quedado fuera del sistema escolar o que enfrentan condiciones adversas para continuar sus estudios. Al ofrecer una herramienta digital accesible, autónoma y motivadora, se propone una solución práctica que puede contribuir a reducir la exclusión escolar, mejorar el rendimiento académico y fortalecer el vínculo de los jóvenes con el aprendizaje.</w:t>
+        <w:t xml:space="preserve"> desde </w:t>
+      </w:r>
+      <w:r>
+        <w:t xml:space="preserve">un </w:t>
+      </w:r>
+      <w:r>
+        <w:t xml:space="preserve">dispositivo </w:t>
+      </w:r>
+      <w:r>
+        <w:t>con conexión a internet. La validación del producto no se realizará mediante pruebas institucionales, sino a través de métricas internas de uso y análisis de interacción digital (</w:t>
+      </w:r>
+      <w:proofErr w:type="spellStart"/>
+      <w:r>
+        <w:t>engagement</w:t>
+      </w:r>
+      <w:proofErr w:type="spellEnd"/>
+      <w:r>
+        <w:t>, progresión).</w:t>
       </w:r>
     </w:p>
     <w:p>
       <w:pPr>
         <w:pStyle w:val="Tesis"/>
-        <w:rPr>
-          <w:b/>
-          <w:bCs/>
-        </w:rPr>
-      </w:pPr>
-      <w:r>
-        <w:t>La aplicación está diseñada para funcionar sin depender de instituciones educativas, lo que permite que cualquier estudiante con acceso a un</w:t>
-      </w:r>
-      <w:r>
-        <w:t xml:space="preserve">a </w:t>
-      </w:r>
-      <w:r>
-        <w:t xml:space="preserve">computadora pueda aprender desde casa o desde cualquier entorno informal. Esto responde directamente a la falta de infraestructura escolar, la escasez de </w:t>
-      </w:r>
-      <w:r>
-        <w:lastRenderedPageBreak/>
-        <w:t>docentes y la limitada conectividad que caracterizan el sistema educativo actual. Al integrar contenidos curriculares con dinámicas de juego como retos, niveles, recompensas y seguimiento del progreso se busca aumentar la motivación, la participación activa y la retención del conocimiento.</w:t>
-      </w:r>
-    </w:p>
-    <w:p>
-      <w:pPr>
-        <w:pStyle w:val="Tesis"/>
-        <w:rPr>
-          <w:b/>
-          <w:bCs/>
-        </w:rPr>
-      </w:pPr>
-      <w:r>
-        <w:t>Además, al ser una plataforma de libre acceso, la aplicación puede adaptarse a distintos contextos sociales y económicos, ofreciendo una alternativa flexible para estudiantes que no cuentan con apoyo institucional. En este sentido, su desarrollo no solo propone una estrategia viable para enfrentar la crisis educativa, sino que también promueve la inclusión, la autonomía y el aprendizaje significativo en un entorno digital.</w:t>
-      </w:r>
-    </w:p>
-    <w:p>
-      <w:pPr>
-        <w:pStyle w:val="Tesis"/>
-        <w:rPr>
-          <w:b/>
-          <w:bCs/>
-        </w:rPr>
-      </w:pPr>
-      <w:r>
-        <w:t>Y por el lado metodológico, el desarrollo de nuestra aplicación tiene un enfoque tecnológico, orientada al diseño y libre acceso, sin dependencia de instituciones escolares ni pruebas presenciales. El modelo metodológico se basa en el desarrollo iterativo de software, empleando principios del diseño centrado en el usuario (DCU) y metodologías ágiles, que permiten construir una herramienta funcional, escalable y adaptable a diversos contextos educativos.</w:t>
-      </w:r>
-    </w:p>
-    <w:p>
-      <w:pPr>
-        <w:pStyle w:val="Tesis"/>
-        <w:rPr>
-          <w:b/>
-          <w:bCs/>
-        </w:rPr>
-      </w:pPr>
-      <w:r>
-        <w:t xml:space="preserve">La aplicación está concebida como una plataforma autónoma, similar a modelos como Duolingo, donde los estudiantes pueden acceder a contenidos </w:t>
-      </w:r>
-      <w:r>
-        <w:t>educativo</w:t>
-      </w:r>
-      <w:r>
-        <w:t xml:space="preserve">s </w:t>
-      </w:r>
-      <w:proofErr w:type="spellStart"/>
-      <w:r>
-        <w:t>gamificados</w:t>
-      </w:r>
-      <w:proofErr w:type="spellEnd"/>
-      <w:r>
-        <w:t xml:space="preserve"> desde </w:t>
-      </w:r>
-      <w:r>
-        <w:t xml:space="preserve">un </w:t>
-      </w:r>
-      <w:r>
-        <w:t xml:space="preserve">dispositivo </w:t>
-      </w:r>
-      <w:r>
-        <w:t>con conexión a internet. La validación del producto no se realizará mediante pruebas institucionales, sino a través de métricas internas de uso y análisis de interacción digital (</w:t>
-      </w:r>
-      <w:proofErr w:type="spellStart"/>
-      <w:r>
-        <w:t>engagement</w:t>
-      </w:r>
-      <w:proofErr w:type="spellEnd"/>
-      <w:r>
-        <w:t>, progresión).</w:t>
-      </w:r>
-    </w:p>
-    <w:p>
-      <w:pPr>
-        <w:pStyle w:val="Tesis"/>
-      </w:pPr>
-      <w:r>
-        <w:lastRenderedPageBreak/>
+      </w:pPr>
+      <w:r>
         <w:t>Este enfoque metodológico permite responder a las limitaciones del sistema educativo venezolano, donde el acceso a instituciones formales está restringido para millones de estudiantes. Al prescindir de estructuras escolares tradicionales, la aplicación se convierte en una alternativa flexible y descentralizada, capaz de ofrecer experiencias de aprendizaje significativas en entornos vulnerables o informales.</w:t>
       </w:r>
     </w:p>
@@ -1511,14 +1486,7 @@
         <w:rPr>
           <w:shd w:val="clear" w:color="auto" w:fill="FFFFFF"/>
         </w:rPr>
-        <w:t xml:space="preserve">La presente investigación se enmarca en las áreas del desarrollo de software y la tecnología educativa, con énfasis en el uso de la gamificación como estrategia didáctica. Dentro del Plan de la Patria, la investigación se alinea con el Plan de la Patria 2025–2031 con el objetivo 1.5.1, específicamente con el objetivo estratégico de “fortalecer el sistema educativo nacional con herramientas tecnológicas, inclusivas y participativas”. La aplicación propuesta busca contribuir al cumplimiento de este objetivo </w:t>
-      </w:r>
-      <w:r>
-        <w:rPr>
-          <w:shd w:val="clear" w:color="auto" w:fill="FFFFFF"/>
-        </w:rPr>
-        <w:lastRenderedPageBreak/>
-        <w:t>mediante una plataforma accesible y autónoma que promueva el aprendizaje en contextos vulnerables.</w:t>
+        <w:t>La presente investigación se enmarca en las áreas del desarrollo de software y la tecnología educativa, con énfasis en el uso de la gamificación como estrategia didáctica. Dentro del Plan de la Patria, la investigación se alinea con el Plan de la Patria 2025–2031 con el objetivo 1.5.1, específicamente con el objetivo estratégico de “fortalecer el sistema educativo nacional con herramientas tecnológicas, inclusivas y participativas”. La aplicación propuesta busca contribuir al cumplimiento de este objetivo mediante una plataforma accesible y autónoma que promueva el aprendizaje en contextos vulnerables.</w:t>
       </w:r>
       <w:r>
         <w:rPr>
@@ -1539,7 +1507,7 @@
         <w:rPr>
           <w:shd w:val="clear" w:color="auto" w:fill="FFFFFF"/>
         </w:rPr>
-        <w:t>Así mismo, esta investigación se sustenta en los autores Piaget y Vygotsky y su estudio del constructivismo, y se complementa con la teoría de la</w:t>
+        <w:t>Así mismo, esta investigación se sustenta en los autores Piaget y Vygotsky y su estudio del constructivismo, se complementa con la teoría de la</w:t>
       </w:r>
       <w:r>
         <w:rPr>
@@ -1554,6 +1522,12 @@
         </w:rPr>
         <w:t xml:space="preserve">autodeterminación </w:t>
       </w:r>
+      <w:r>
+        <w:rPr>
+          <w:shd w:val="clear" w:color="auto" w:fill="FFFFFF"/>
+        </w:rPr>
+        <w:t xml:space="preserve">de </w:t>
+      </w:r>
       <w:proofErr w:type="spellStart"/>
       <w:r>
         <w:rPr>
@@ -1566,7 +1540,40 @@
         <w:rPr>
           <w:shd w:val="clear" w:color="auto" w:fill="FFFFFF"/>
         </w:rPr>
-        <w:t xml:space="preserve"> y Ryan, desde el enfoque de la gamificación educativa, se incorporan los aportes de autores como </w:t>
+        <w:t xml:space="preserve"> y Ryan,</w:t>
+      </w:r>
+      <w:r>
+        <w:rPr>
+          <w:shd w:val="clear" w:color="auto" w:fill="FFFFFF"/>
+        </w:rPr>
+        <w:t xml:space="preserve"> también se analiza la teoría del aprendizaje multimedia del autor Mayer, la flexibilidad cognitiva propuesta por Spiro y sus colaboradores, la teoría del aprendizaje para el dominio de Bloom y la teoría </w:t>
+      </w:r>
+      <w:r>
+        <w:rPr>
+          <w:shd w:val="clear" w:color="auto" w:fill="FFFFFF"/>
+        </w:rPr>
+        <w:lastRenderedPageBreak/>
+        <w:t xml:space="preserve">de la carga cognitiva de </w:t>
+      </w:r>
+      <w:proofErr w:type="spellStart"/>
+      <w:r>
+        <w:rPr>
+          <w:shd w:val="clear" w:color="auto" w:fill="FFFFFF"/>
+        </w:rPr>
+        <w:t>Sweller</w:t>
+      </w:r>
+      <w:proofErr w:type="spellEnd"/>
+      <w:r>
+        <w:rPr>
+          <w:shd w:val="clear" w:color="auto" w:fill="FFFFFF"/>
+        </w:rPr>
+        <w:t xml:space="preserve">. Además, </w:t>
+      </w:r>
+      <w:r>
+        <w:rPr>
+          <w:shd w:val="clear" w:color="auto" w:fill="FFFFFF"/>
+        </w:rPr>
+        <w:t xml:space="preserve">desde el enfoque de la gamificación educativa, se incorporan los aportes de autores como </w:t>
       </w:r>
       <w:r>
         <w:rPr>

--- a/Capitulos de Tesis/Capítulo 1..docx
+++ b/Capitulos de Tesis/Capítulo 1..docx
@@ -697,10 +697,7 @@
         <w:pStyle w:val="Tesis"/>
       </w:pPr>
       <w:r>
-        <w:t>Es decir, m</w:t>
-      </w:r>
-      <w:r>
-        <w:t xml:space="preserve">ientras que en el primer año de bachillerato las calificaciones </w:t>
+        <w:t xml:space="preserve">Es decir, mientras que en el primer año de bachillerato las calificaciones </w:t>
       </w:r>
       <w:r>
         <w:t xml:space="preserve">de matemáticas </w:t>

--- a/Capitulos de Tesis/Capítulo 1..docx
+++ b/Capitulos de Tesis/Capítulo 1..docx
@@ -736,7 +736,21 @@
         <w:pStyle w:val="Tesis"/>
       </w:pPr>
       <w:r>
-        <w:t>La aplicación se plantea como un proyecto independiente</w:t>
+        <w:t>La aplicación</w:t>
+      </w:r>
+      <w:r>
+        <w:t xml:space="preserve">, llamada </w:t>
+      </w:r>
+      <w:proofErr w:type="spellStart"/>
+      <w:r>
+        <w:t>MathPath</w:t>
+      </w:r>
+      <w:proofErr w:type="spellEnd"/>
+      <w:r>
+        <w:t>,</w:t>
+      </w:r>
+      <w:r>
+        <w:t xml:space="preserve"> se plantea como un proyecto independiente</w:t>
       </w:r>
       <w:r>
         <w:t>, centrada en temas de matemáticas que se enseñan en bachillerato como las fracciones, potencias y raíces cuadradas</w:t>
@@ -775,11 +789,11 @@
       </w:r>
       <w:proofErr w:type="spellEnd"/>
       <w:r>
-        <w:t xml:space="preserve"> puede mejorar la retención de </w:t>
+        <w:t xml:space="preserve"> puede </w:t>
       </w:r>
       <w:r>
         <w:lastRenderedPageBreak/>
-        <w:t>contenidos, aumentar la motivación y fomentar la continuidad educativa, especialmente en contextos de alta vulnerabilidad.</w:t>
+        <w:t>mejorar la retención de contenidos, aumentar la motivación y fomentar la continuidad educativa, especialmente en contextos de alta vulnerabilidad.</w:t>
       </w:r>
     </w:p>
     <w:p>
@@ -787,7 +801,21 @@
         <w:pStyle w:val="Tesis"/>
       </w:pPr>
       <w:r>
-        <w:t>La propuesta busca adaptar estos principios al contexto venezolano, incorporando contenidos alineados con las necesidades locales y elementos de gamificación como niveles, recompensas, retos, avatares y sistemas de progreso</w:t>
+        <w:t xml:space="preserve">La propuesta </w:t>
+      </w:r>
+      <w:r>
+        <w:t xml:space="preserve">de </w:t>
+      </w:r>
+      <w:proofErr w:type="spellStart"/>
+      <w:r>
+        <w:t>MathPath</w:t>
+      </w:r>
+      <w:proofErr w:type="spellEnd"/>
+      <w:r>
+        <w:t xml:space="preserve"> </w:t>
+      </w:r>
+      <w:r>
+        <w:t>busca adaptar estos principios al contexto venezolano, incorporando contenidos alineados con las necesidades locales y elementos de gamificación como niveles, recompensas, retos, avatares y sistemas de progreso</w:t>
       </w:r>
       <w:r>
         <w:t>,</w:t>
@@ -898,6 +926,95 @@
     </w:p>
     <w:p>
       <w:pPr>
+        <w:spacing w:after="0" w:line="480" w:lineRule="auto"/>
+        <w:jc w:val="both"/>
+        <w:rPr>
+          <w:rFonts w:ascii="Arial" w:hAnsi="Arial" w:cs="Arial"/>
+          <w:b/>
+          <w:bCs/>
+          <w:sz w:val="24"/>
+          <w:szCs w:val="24"/>
+        </w:rPr>
+      </w:pPr>
+      <w:r>
+        <w:rPr>
+          <w:rFonts w:ascii="Arial" w:hAnsi="Arial" w:cs="Arial"/>
+          <w:b/>
+          <w:bCs/>
+          <w:sz w:val="24"/>
+          <w:szCs w:val="24"/>
+        </w:rPr>
+        <w:lastRenderedPageBreak/>
+        <w:t>2. OBJETIVOS DE LA INVESTIGACIÓN</w:t>
+      </w:r>
+    </w:p>
+    <w:p>
+      <w:pPr>
+        <w:spacing w:after="0" w:line="240" w:lineRule="auto"/>
+        <w:jc w:val="both"/>
+        <w:rPr>
+          <w:rFonts w:ascii="Arial" w:hAnsi="Arial" w:cs="Arial"/>
+          <w:b/>
+          <w:bCs/>
+          <w:sz w:val="24"/>
+          <w:szCs w:val="24"/>
+        </w:rPr>
+      </w:pPr>
+    </w:p>
+    <w:p>
+      <w:pPr>
+        <w:spacing w:after="0" w:line="480" w:lineRule="auto"/>
+        <w:jc w:val="both"/>
+        <w:rPr>
+          <w:rFonts w:ascii="Arial" w:hAnsi="Arial" w:cs="Arial"/>
+          <w:b/>
+          <w:bCs/>
+          <w:sz w:val="24"/>
+          <w:szCs w:val="24"/>
+        </w:rPr>
+      </w:pPr>
+      <w:r>
+        <w:rPr>
+          <w:rFonts w:ascii="Arial" w:hAnsi="Arial" w:cs="Arial"/>
+          <w:b/>
+          <w:bCs/>
+          <w:sz w:val="24"/>
+          <w:szCs w:val="24"/>
+        </w:rPr>
+        <w:t>2.1. OBJETIVO GENERAL</w:t>
+      </w:r>
+    </w:p>
+    <w:p>
+      <w:pPr>
+        <w:spacing w:after="0" w:line="240" w:lineRule="auto"/>
+        <w:jc w:val="both"/>
+        <w:rPr>
+          <w:rFonts w:ascii="Arial" w:hAnsi="Arial" w:cs="Arial"/>
+          <w:b/>
+          <w:bCs/>
+          <w:sz w:val="24"/>
+          <w:szCs w:val="24"/>
+        </w:rPr>
+      </w:pPr>
+    </w:p>
+    <w:p>
+      <w:pPr>
+        <w:pStyle w:val="Tesis"/>
+      </w:pPr>
+      <w:r>
+        <w:t xml:space="preserve">Desarrollar una Aplicación educativa </w:t>
+      </w:r>
+      <w:proofErr w:type="spellStart"/>
+      <w:r>
+        <w:t>gamificada</w:t>
+      </w:r>
+      <w:proofErr w:type="spellEnd"/>
+      <w:r>
+        <w:t xml:space="preserve"> para potenciar el rendimiento académico en estudiantes de bachillerato en Venezuela.</w:t>
+      </w:r>
+    </w:p>
+    <w:p>
+      <w:pPr>
         <w:pStyle w:val="Tesis"/>
         <w:spacing w:line="240" w:lineRule="auto"/>
         <w:ind w:firstLine="0"/>
@@ -923,7 +1040,7 @@
           <w:sz w:val="24"/>
           <w:szCs w:val="24"/>
         </w:rPr>
-        <w:t>2. OBJETIVOS DE LA INVESTIGACIÓN</w:t>
+        <w:t>2.2. OBJETIVOS ESPECÍFICOS</w:t>
       </w:r>
     </w:p>
     <w:p>
@@ -941,6 +1058,19 @@
     </w:p>
     <w:p>
       <w:pPr>
+        <w:pStyle w:val="Tesis"/>
+        <w:ind w:firstLine="0"/>
+        <w:rPr>
+          <w:b/>
+          <w:bCs/>
+        </w:rPr>
+      </w:pPr>
+      <w:r>
+        <w:t>Analizar la situación actual de los estudiantes de bachillerato.</w:t>
+      </w:r>
+    </w:p>
+    <w:p>
+      <w:pPr>
         <w:spacing w:after="0" w:line="480" w:lineRule="auto"/>
         <w:jc w:val="both"/>
         <w:rPr>
@@ -954,12 +1084,92 @@
       <w:r>
         <w:rPr>
           <w:rFonts w:ascii="Arial" w:hAnsi="Arial" w:cs="Arial"/>
-          <w:b/>
-          <w:bCs/>
-          <w:sz w:val="24"/>
-          <w:szCs w:val="24"/>
-        </w:rPr>
-        <w:t>2.1. OBJETIVO GENERAL</w:t>
+          <w:sz w:val="24"/>
+          <w:szCs w:val="24"/>
+        </w:rPr>
+        <w:t>Determinar los requerimientos necesarios para desarrollar la aplicación.</w:t>
+      </w:r>
+    </w:p>
+    <w:p>
+      <w:pPr>
+        <w:spacing w:after="0" w:line="480" w:lineRule="auto"/>
+        <w:jc w:val="both"/>
+        <w:rPr>
+          <w:rFonts w:ascii="Arial" w:hAnsi="Arial" w:cs="Arial"/>
+          <w:b/>
+          <w:bCs/>
+          <w:sz w:val="24"/>
+          <w:szCs w:val="24"/>
+        </w:rPr>
+      </w:pPr>
+      <w:r>
+        <w:rPr>
+          <w:rFonts w:ascii="Arial" w:hAnsi="Arial" w:cs="Arial"/>
+          <w:sz w:val="24"/>
+          <w:szCs w:val="24"/>
+        </w:rPr>
+        <w:t>Diseñar el prototipo de la aplicación a partir de los requerimientos previamente identificados.</w:t>
+      </w:r>
+    </w:p>
+    <w:p>
+      <w:pPr>
+        <w:spacing w:after="0" w:line="480" w:lineRule="auto"/>
+        <w:jc w:val="both"/>
+        <w:rPr>
+          <w:rFonts w:ascii="Arial" w:hAnsi="Arial" w:cs="Arial"/>
+          <w:b/>
+          <w:bCs/>
+          <w:sz w:val="24"/>
+          <w:szCs w:val="24"/>
+        </w:rPr>
+      </w:pPr>
+      <w:r>
+        <w:rPr>
+          <w:rFonts w:ascii="Arial" w:hAnsi="Arial" w:cs="Arial"/>
+          <w:sz w:val="24"/>
+          <w:szCs w:val="24"/>
+        </w:rPr>
+        <w:t>Construir la aplicación a partir del diseño del prototipo.</w:t>
+      </w:r>
+    </w:p>
+    <w:p>
+      <w:pPr>
+        <w:spacing w:after="0" w:line="480" w:lineRule="auto"/>
+        <w:jc w:val="both"/>
+        <w:rPr>
+          <w:rFonts w:ascii="Arial" w:hAnsi="Arial" w:cs="Arial"/>
+          <w:b/>
+          <w:bCs/>
+          <w:sz w:val="24"/>
+          <w:szCs w:val="24"/>
+        </w:rPr>
+      </w:pPr>
+      <w:r>
+        <w:rPr>
+          <w:rFonts w:ascii="Arial" w:hAnsi="Arial" w:cs="Arial"/>
+          <w:sz w:val="24"/>
+          <w:szCs w:val="24"/>
+        </w:rPr>
+        <w:t>Verificar la funcionalidad del sistema mediante pruebas de funcionamiento.</w:t>
+      </w:r>
+    </w:p>
+    <w:p>
+      <w:pPr>
+        <w:spacing w:after="0" w:line="480" w:lineRule="auto"/>
+        <w:jc w:val="both"/>
+        <w:rPr>
+          <w:rFonts w:ascii="Arial" w:hAnsi="Arial" w:cs="Arial"/>
+          <w:sz w:val="24"/>
+          <w:szCs w:val="24"/>
+        </w:rPr>
+      </w:pPr>
+      <w:r>
+        <w:rPr>
+          <w:rFonts w:ascii="Arial" w:hAnsi="Arial" w:cs="Arial"/>
+          <w:sz w:val="24"/>
+          <w:szCs w:val="24"/>
+        </w:rPr>
+        <w:t>Redactar un manual de usuario de la aplicación.</w:t>
       </w:r>
     </w:p>
     <w:p>
@@ -968,8 +1178,40 @@
         <w:jc w:val="both"/>
         <w:rPr>
           <w:rFonts w:ascii="Arial" w:hAnsi="Arial" w:cs="Arial"/>
-          <w:b/>
-          <w:bCs/>
+          <w:sz w:val="24"/>
+          <w:szCs w:val="24"/>
+        </w:rPr>
+      </w:pPr>
+    </w:p>
+    <w:p>
+      <w:pPr>
+        <w:spacing w:after="0" w:line="480" w:lineRule="auto"/>
+        <w:jc w:val="both"/>
+        <w:rPr>
+          <w:rFonts w:ascii="Arial" w:hAnsi="Arial" w:cs="Arial"/>
+          <w:b/>
+          <w:bCs/>
+          <w:sz w:val="24"/>
+          <w:szCs w:val="24"/>
+        </w:rPr>
+      </w:pPr>
+      <w:r>
+        <w:rPr>
+          <w:rFonts w:ascii="Arial" w:hAnsi="Arial" w:cs="Arial"/>
+          <w:b/>
+          <w:bCs/>
+          <w:sz w:val="24"/>
+          <w:szCs w:val="24"/>
+        </w:rPr>
+        <w:t>3.  JUSTIFICACIÓN DE LA INVESTIGACIÓN</w:t>
+      </w:r>
+    </w:p>
+    <w:p>
+      <w:pPr>
+        <w:spacing w:after="0" w:line="240" w:lineRule="auto"/>
+        <w:jc w:val="both"/>
+        <w:rPr>
+          <w:rFonts w:ascii="Arial" w:hAnsi="Arial" w:cs="Arial"/>
           <w:sz w:val="24"/>
           <w:szCs w:val="24"/>
         </w:rPr>
@@ -980,7 +1222,7 @@
         <w:pStyle w:val="Tesis"/>
       </w:pPr>
       <w:r>
-        <w:t xml:space="preserve">Desarrollar una Aplicación educativa </w:t>
+        <w:t xml:space="preserve">Desde el punto de vista teórico, nuestra propuesta de desarrollar una aplicación educativa </w:t>
       </w:r>
       <w:proofErr w:type="spellStart"/>
       <w:r>
@@ -988,14 +1230,220 @@
       </w:r>
       <w:proofErr w:type="spellEnd"/>
       <w:r>
-        <w:t xml:space="preserve"> para potenciar el rendimiento académico en estudiantes de bachillerato en Venezuela.</w:t>
+        <w:t xml:space="preserve"> para potenciar el conocimiento de matemáticas se fundamenta en teorías educativas que subrayan la importancia de la motivación y la participación activa en el proceso de aprendizaje. </w:t>
+      </w:r>
+    </w:p>
+    <w:p>
+      <w:pPr>
+        <w:pStyle w:val="Tesis"/>
+      </w:pPr>
+    </w:p>
+    <w:p>
+      <w:pPr>
+        <w:pStyle w:val="Tesis"/>
+        <w:rPr>
+          <w:b/>
+          <w:bCs/>
+        </w:rPr>
+      </w:pPr>
+      <w:r>
+        <w:lastRenderedPageBreak/>
+        <w:t>En este sentido, el constructivismo se erige como un pilar esencial, sugiriendo que los estudiantes adquieren conocimiento de manera más efectiva cuando interactúan con su entorno y construyen su propio entendimiento a través de experiencias prácticas</w:t>
+      </w:r>
+      <w:r>
+        <w:t>, apoyado también por el aprendizaje multimedia, la flexibilidad cognitiva y la autodeterminación</w:t>
+      </w:r>
+      <w:r>
+        <w:t>. La implementación de una aplicación que ofrezca retos interactivos y retroalimentación inmediata no solo facilita la exploración de conceptos complejos, sino que también promueve un aprendizaje significativo y duradero.</w:t>
+      </w:r>
+    </w:p>
+    <w:p>
+      <w:pPr>
+        <w:pStyle w:val="Tesis"/>
+        <w:rPr>
+          <w:b/>
+          <w:bCs/>
+        </w:rPr>
+      </w:pPr>
+      <w:r>
+        <w:t>La gamificación, al incorporar elementos lúdicos como niveles, recompensas y desafíos, se convierte en una herramienta poderosa para activar esta motivación intrínseca. En un contexto como el venezolano, donde muchos jóvenes enfrentan desmotivación y barreras para acceder a la educación formal, esta estrategia puede transformar la experiencia de aprendizaje, haciéndola más atractiva y accesible.</w:t>
+      </w:r>
+    </w:p>
+    <w:p>
+      <w:pPr>
+        <w:pStyle w:val="Tesis"/>
+      </w:pPr>
+      <w:r>
+        <w:t xml:space="preserve">Desde el ámbito de la informática, este proyecto no solo contribuye al desarrollo de competencias digitales en los estudiantes, sino que también promueve la creación de entornos virtuales de aprendizaje que pueden ser adaptados a diversas realidades educativas. La aplicación puede servir como un recurso complementario a la educación tradicional, Además, al fomentar el uso de tecnologías interactivas, se contribuye al desarrollo de habilidades críticas para el siglo XXI, tales como el pensamiento crítico, la resolución de problemas y el trabajo colaborativo. </w:t>
+      </w:r>
+    </w:p>
+    <w:p>
+      <w:pPr>
+        <w:pStyle w:val="Tesis"/>
+        <w:rPr>
+          <w:b/>
+          <w:bCs/>
+        </w:rPr>
+      </w:pPr>
+      <w:r>
+        <w:lastRenderedPageBreak/>
+        <w:t>Este proyecto tiene el potencial de generar un impacto positivo en la comunidad educativa venezolana al ofrecer una alternativa viable para el aprendizaje en un contexto donde los recursos son limitados. Al proporcionar herramientas accesibles y motivadoras, se busca no solo mejorar el rendimiento académico en</w:t>
+      </w:r>
+      <w:r>
+        <w:t xml:space="preserve"> matemáticas</w:t>
+      </w:r>
+      <w:r>
+        <w:t>, sino también fomentar una cultura de aprendizaje continuo que empodere a los jóvenes para enfrentar los desafíos del futuro.</w:t>
+      </w:r>
+    </w:p>
+    <w:p>
+      <w:pPr>
+        <w:pStyle w:val="Tesis"/>
+        <w:rPr>
+          <w:b/>
+          <w:bCs/>
+        </w:rPr>
+      </w:pPr>
+      <w:r>
+        <w:t xml:space="preserve">En el apartado práctico, el desarrollo de esta aplicación educativa </w:t>
+      </w:r>
+      <w:proofErr w:type="spellStart"/>
+      <w:r>
+        <w:t>gamificada</w:t>
+      </w:r>
+      <w:proofErr w:type="spellEnd"/>
+      <w:r>
+        <w:t xml:space="preserve"> representa una estrategia concreta para enfrentar los problemas que afectan a los estudiantes venezolanos de</w:t>
+      </w:r>
+      <w:r>
+        <w:t xml:space="preserve"> bachillerato</w:t>
+      </w:r>
+      <w:r>
+        <w:t>, especialmente aquellos que han quedado fuera del sistema escolar o que enfrentan condiciones adversas para continuar sus estudios. Al ofrecer una herramienta digital accesible, autónoma y motivadora, se propone una solución práctica que puede contribuir a reducir la exclusión escolar, mejorar el rendimiento académico y fortalecer el vínculo de los jóvenes con el aprendizaje.</w:t>
+      </w:r>
+    </w:p>
+    <w:p>
+      <w:pPr>
+        <w:pStyle w:val="Tesis"/>
+        <w:rPr>
+          <w:b/>
+          <w:bCs/>
+        </w:rPr>
+      </w:pPr>
+      <w:r>
+        <w:t>La aplicación está diseñada para funcionar sin depender de instituciones educativas, lo que permite que cualquier estudiante con acceso a un</w:t>
+      </w:r>
+      <w:r>
+        <w:t xml:space="preserve">a </w:t>
+      </w:r>
+      <w:r>
+        <w:t>computadora pueda aprender desde casa o desde cualquier entorno informal. Esto responde directamente a la falta de infraestructura escolar, la escasez de docentes y la limitada conectividad que caracterizan el sistema educativo actual. Al integrar contenidos curriculares con dinámicas de juego como retos, niveles, recompensas y seguimiento del progreso se busca aumentar la motivación, la participación activa y la retención del conocimiento.</w:t>
+      </w:r>
+    </w:p>
+    <w:p>
+      <w:pPr>
+        <w:pStyle w:val="Tesis"/>
+        <w:rPr>
+          <w:b/>
+          <w:bCs/>
+        </w:rPr>
+      </w:pPr>
+      <w:r>
+        <w:lastRenderedPageBreak/>
+        <w:t>Además, al ser una plataforma de libre acceso, la aplicación puede adaptarse a distintos contextos sociales y económicos, ofreciendo una alternativa flexible para estudiantes que no cuentan con apoyo institucional. En este sentido, su desarrollo no solo propone una estrategia viable para enfrentar la crisis educativa, sino que también promueve la inclusión, la autonomía y el aprendizaje significativo en un entorno digital.</w:t>
+      </w:r>
+    </w:p>
+    <w:p>
+      <w:pPr>
+        <w:pStyle w:val="Tesis"/>
+        <w:rPr>
+          <w:b/>
+          <w:bCs/>
+        </w:rPr>
+      </w:pPr>
+      <w:r>
+        <w:t xml:space="preserve">Y por el lado metodológico, el desarrollo de </w:t>
+      </w:r>
+      <w:r>
+        <w:t>la</w:t>
+      </w:r>
+      <w:r>
+        <w:t xml:space="preserve"> aplicación tiene un enfoque tecnológico, orientada al diseño y libre acceso, sin dependencia de instituciones escolares ni pruebas presenciales. El modelo metodológico se basa en el desarrollo iterativo de software, empleando principios del diseño centrado en el usuario (DCU), que permit</w:t>
+      </w:r>
+      <w:r>
+        <w:t>iendo</w:t>
+      </w:r>
+      <w:r>
+        <w:t xml:space="preserve"> construir una herramienta funcional, escalable y adaptable a diversos contextos educativos.</w:t>
+      </w:r>
+    </w:p>
+    <w:p>
+      <w:pPr>
+        <w:pStyle w:val="Tesis"/>
+        <w:rPr>
+          <w:b/>
+          <w:bCs/>
+        </w:rPr>
+      </w:pPr>
+      <w:proofErr w:type="spellStart"/>
+      <w:r>
+        <w:t>MathPath</w:t>
+      </w:r>
+      <w:proofErr w:type="spellEnd"/>
+      <w:r>
+        <w:t xml:space="preserve"> </w:t>
+      </w:r>
+      <w:r>
+        <w:t xml:space="preserve">está concebida como una plataforma autónoma, similar a modelos como Duolingo, donde los estudiantes pueden acceder a contenidos </w:t>
+      </w:r>
+      <w:r>
+        <w:t>educativo</w:t>
+      </w:r>
+      <w:r>
+        <w:t xml:space="preserve">s </w:t>
+      </w:r>
+      <w:proofErr w:type="spellStart"/>
+      <w:r>
+        <w:t>gamificados</w:t>
+      </w:r>
+      <w:proofErr w:type="spellEnd"/>
+      <w:r>
+        <w:t xml:space="preserve"> desde </w:t>
+      </w:r>
+      <w:r>
+        <w:t xml:space="preserve">un </w:t>
+      </w:r>
+      <w:r>
+        <w:t xml:space="preserve">dispositivo </w:t>
+      </w:r>
+      <w:r>
+        <w:t>con conexión a internet. La validación del producto no se realizará mediante pruebas institucionales, sino a través de métricas internas de uso y análisis de interacción digital (</w:t>
+      </w:r>
+      <w:proofErr w:type="spellStart"/>
+      <w:r>
+        <w:t>engagement</w:t>
+      </w:r>
+      <w:proofErr w:type="spellEnd"/>
+      <w:r>
+        <w:t>, progresión).</w:t>
+      </w:r>
+    </w:p>
+    <w:p>
+      <w:pPr>
+        <w:pStyle w:val="Tesis"/>
+      </w:pPr>
+      <w:r>
+        <w:t xml:space="preserve">Este enfoque metodológico permite responder a las limitaciones del sistema educativo venezolano, donde el acceso a instituciones formales está restringido para millones de estudiantes. Al prescindir de estructuras escolares tradicionales, la aplicación se convierte en una alternativa flexible y </w:t>
+      </w:r>
+      <w:r>
+        <w:lastRenderedPageBreak/>
+        <w:t>descentralizada, capaz de ofrecer experiencias de aprendizaje significativas en entornos vulnerables o informales.</w:t>
       </w:r>
     </w:p>
     <w:p>
       <w:pPr>
         <w:pStyle w:val="Tesis"/>
         <w:spacing w:line="240" w:lineRule="auto"/>
-        <w:ind w:firstLine="0"/>
       </w:pPr>
     </w:p>
     <w:p>
@@ -1018,7 +1466,27 @@
           <w:sz w:val="24"/>
           <w:szCs w:val="24"/>
         </w:rPr>
-        <w:t>2.2. OBJETIVOS ESPECÍFICOS</w:t>
+        <w:t>4. DELIMITACIÓN DE LA INVESTIGACI</w:t>
+      </w:r>
+      <w:r>
+        <w:rPr>
+          <w:rFonts w:ascii="Arial" w:hAnsi="Arial" w:cs="Arial"/>
+          <w:b/>
+          <w:bCs/>
+          <w:sz w:val="24"/>
+          <w:szCs w:val="24"/>
+        </w:rPr>
+        <w:t>Ó</w:t>
+      </w:r>
+      <w:r>
+        <w:rPr>
+          <w:rFonts w:ascii="Arial" w:hAnsi="Arial" w:cs="Arial"/>
+          <w:b/>
+          <w:bCs/>
+          <w:sz w:val="24"/>
+          <w:szCs w:val="24"/>
+        </w:rPr>
+        <w:t>N</w:t>
       </w:r>
     </w:p>
     <w:p>
@@ -1037,417 +1505,6 @@
     <w:p>
       <w:pPr>
         <w:pStyle w:val="Tesis"/>
-        <w:ind w:firstLine="0"/>
-        <w:rPr>
-          <w:b/>
-          <w:bCs/>
-        </w:rPr>
-      </w:pPr>
-      <w:r>
-        <w:t>Analizar la situación actual de los estudiantes de bachillerato.</w:t>
-      </w:r>
-    </w:p>
-    <w:p>
-      <w:pPr>
-        <w:spacing w:after="0" w:line="480" w:lineRule="auto"/>
-        <w:jc w:val="both"/>
-        <w:rPr>
-          <w:rFonts w:ascii="Arial" w:hAnsi="Arial" w:cs="Arial"/>
-          <w:b/>
-          <w:bCs/>
-          <w:sz w:val="24"/>
-          <w:szCs w:val="24"/>
-        </w:rPr>
-      </w:pPr>
-      <w:r>
-        <w:rPr>
-          <w:rFonts w:ascii="Arial" w:hAnsi="Arial" w:cs="Arial"/>
-          <w:sz w:val="24"/>
-          <w:szCs w:val="24"/>
-        </w:rPr>
-        <w:t>Determinar los requerimientos necesarios para desarrollar la aplicación.</w:t>
-      </w:r>
-    </w:p>
-    <w:p>
-      <w:pPr>
-        <w:spacing w:after="0" w:line="480" w:lineRule="auto"/>
-        <w:jc w:val="both"/>
-        <w:rPr>
-          <w:rFonts w:ascii="Arial" w:hAnsi="Arial" w:cs="Arial"/>
-          <w:b/>
-          <w:bCs/>
-          <w:sz w:val="24"/>
-          <w:szCs w:val="24"/>
-        </w:rPr>
-      </w:pPr>
-      <w:r>
-        <w:rPr>
-          <w:rFonts w:ascii="Arial" w:hAnsi="Arial" w:cs="Arial"/>
-          <w:sz w:val="24"/>
-          <w:szCs w:val="24"/>
-        </w:rPr>
-        <w:t>Diseñar el prototipo de la aplicación a partir de los requerimientos previamente identificados.</w:t>
-      </w:r>
-    </w:p>
-    <w:p>
-      <w:pPr>
-        <w:spacing w:after="0" w:line="480" w:lineRule="auto"/>
-        <w:jc w:val="both"/>
-        <w:rPr>
-          <w:rFonts w:ascii="Arial" w:hAnsi="Arial" w:cs="Arial"/>
-          <w:b/>
-          <w:bCs/>
-          <w:sz w:val="24"/>
-          <w:szCs w:val="24"/>
-        </w:rPr>
-      </w:pPr>
-      <w:r>
-        <w:rPr>
-          <w:rFonts w:ascii="Arial" w:hAnsi="Arial" w:cs="Arial"/>
-          <w:sz w:val="24"/>
-          <w:szCs w:val="24"/>
-        </w:rPr>
-        <w:t>Construir la aplicación a partir del diseño del prototipo.</w:t>
-      </w:r>
-    </w:p>
-    <w:p>
-      <w:pPr>
-        <w:spacing w:after="0" w:line="480" w:lineRule="auto"/>
-        <w:jc w:val="both"/>
-        <w:rPr>
-          <w:rFonts w:ascii="Arial" w:hAnsi="Arial" w:cs="Arial"/>
-          <w:b/>
-          <w:bCs/>
-          <w:sz w:val="24"/>
-          <w:szCs w:val="24"/>
-        </w:rPr>
-      </w:pPr>
-      <w:r>
-        <w:rPr>
-          <w:rFonts w:ascii="Arial" w:hAnsi="Arial" w:cs="Arial"/>
-          <w:sz w:val="24"/>
-          <w:szCs w:val="24"/>
-        </w:rPr>
-        <w:t>Verificar la funcionalidad del sistema mediante pruebas de funcionamiento.</w:t>
-      </w:r>
-    </w:p>
-    <w:p>
-      <w:pPr>
-        <w:spacing w:after="0" w:line="480" w:lineRule="auto"/>
-        <w:jc w:val="both"/>
-        <w:rPr>
-          <w:rFonts w:ascii="Arial" w:hAnsi="Arial" w:cs="Arial"/>
-          <w:sz w:val="24"/>
-          <w:szCs w:val="24"/>
-        </w:rPr>
-      </w:pPr>
-      <w:r>
-        <w:rPr>
-          <w:rFonts w:ascii="Arial" w:hAnsi="Arial" w:cs="Arial"/>
-          <w:sz w:val="24"/>
-          <w:szCs w:val="24"/>
-        </w:rPr>
-        <w:t>Redactar un manual de usuario de la aplicación.</w:t>
-      </w:r>
-    </w:p>
-    <w:p>
-      <w:pPr>
-        <w:spacing w:after="0" w:line="240" w:lineRule="auto"/>
-        <w:jc w:val="both"/>
-        <w:rPr>
-          <w:rFonts w:ascii="Arial" w:hAnsi="Arial" w:cs="Arial"/>
-          <w:sz w:val="24"/>
-          <w:szCs w:val="24"/>
-        </w:rPr>
-      </w:pPr>
-    </w:p>
-    <w:p>
-      <w:pPr>
-        <w:spacing w:after="0" w:line="480" w:lineRule="auto"/>
-        <w:jc w:val="both"/>
-        <w:rPr>
-          <w:rFonts w:ascii="Arial" w:hAnsi="Arial" w:cs="Arial"/>
-          <w:b/>
-          <w:bCs/>
-          <w:sz w:val="24"/>
-          <w:szCs w:val="24"/>
-        </w:rPr>
-      </w:pPr>
-      <w:r>
-        <w:rPr>
-          <w:rFonts w:ascii="Arial" w:hAnsi="Arial" w:cs="Arial"/>
-          <w:b/>
-          <w:bCs/>
-          <w:sz w:val="24"/>
-          <w:szCs w:val="24"/>
-        </w:rPr>
-        <w:t>3.  JUSTIFICACIÓN DE LA INVESTIGACIÓN</w:t>
-      </w:r>
-    </w:p>
-    <w:p>
-      <w:pPr>
-        <w:spacing w:after="0" w:line="240" w:lineRule="auto"/>
-        <w:jc w:val="both"/>
-        <w:rPr>
-          <w:rFonts w:ascii="Arial" w:hAnsi="Arial" w:cs="Arial"/>
-          <w:sz w:val="24"/>
-          <w:szCs w:val="24"/>
-        </w:rPr>
-      </w:pPr>
-    </w:p>
-    <w:p>
-      <w:pPr>
-        <w:pStyle w:val="Tesis"/>
-      </w:pPr>
-      <w:r>
-        <w:t xml:space="preserve">Desde el punto de vista teórico, nuestra propuesta de desarrollar una aplicación educativa </w:t>
-      </w:r>
-      <w:proofErr w:type="spellStart"/>
-      <w:r>
-        <w:t>gamificada</w:t>
-      </w:r>
-      <w:proofErr w:type="spellEnd"/>
-      <w:r>
-        <w:t xml:space="preserve"> para potenciar el conocimiento de matemáticas se fundamenta en teorías educativas que subrayan la importancia de la motivación y la participación activa en el proceso de aprendizaje. </w:t>
-      </w:r>
-    </w:p>
-    <w:p>
-      <w:pPr>
-        <w:pStyle w:val="Tesis"/>
-        <w:rPr>
-          <w:b/>
-          <w:bCs/>
-        </w:rPr>
-      </w:pPr>
-      <w:r>
-        <w:lastRenderedPageBreak/>
-        <w:t>En este sentido, el constructivismo se erige como un pilar esencial, sugiriendo que los estudiantes adquieren conocimiento de manera más efectiva cuando interactúan con su entorno y construyen su propio entendimiento a través de experiencias prácticas. La implementación de una aplicación que ofrezca retos interactivos y retroalimentación inmediata no solo facilita la exploración de conceptos complejos, sino que también promueve un aprendizaje significativo y duradero.</w:t>
-      </w:r>
-    </w:p>
-    <w:p>
-      <w:pPr>
-        <w:pStyle w:val="Tesis"/>
-        <w:rPr>
-          <w:b/>
-          <w:bCs/>
-        </w:rPr>
-      </w:pPr>
-      <w:r>
-        <w:t>La gamificación, al incorporar elementos lúdicos como niveles, recompensas y desafíos, se convierte en una herramienta poderosa para activar esta motivación intrínseca. En un contexto como el venezolano, donde muchos jóvenes enfrentan desmotivación y barreras para acceder a la educación formal, esta estrategia puede transformar la experiencia de aprendizaje, haciéndola más atractiva y accesible.</w:t>
-      </w:r>
-    </w:p>
-    <w:p>
-      <w:pPr>
-        <w:pStyle w:val="Tesis"/>
-      </w:pPr>
-      <w:r>
-        <w:t xml:space="preserve">Desde el ámbito de la informática, este proyecto no solo contribuye al desarrollo de competencias digitales en los estudiantes, sino que también promueve la creación de entornos virtuales de aprendizaje que pueden ser adaptados a diversas realidades educativas. La aplicación puede servir como un recurso complementario a la educación tradicional, Además, al fomentar el uso de tecnologías interactivas, se contribuye al desarrollo de habilidades críticas para el siglo XXI, tales como el pensamiento crítico, la resolución de problemas y el trabajo colaborativo. </w:t>
-      </w:r>
-    </w:p>
-    <w:p>
-      <w:pPr>
-        <w:pStyle w:val="Tesis"/>
-        <w:rPr>
-          <w:b/>
-          <w:bCs/>
-        </w:rPr>
-      </w:pPr>
-      <w:r>
-        <w:t xml:space="preserve">Este proyecto tiene el potencial de generar un impacto positivo en la comunidad educativa venezolana al ofrecer una alternativa viable para el </w:t>
-      </w:r>
-      <w:r>
-        <w:lastRenderedPageBreak/>
-        <w:t>aprendizaje en un contexto donde los recursos son limitados. Al proporcionar herramientas accesibles y motivadoras, se busca no solo mejorar el rendimiento académico en materias fundamentales como matemáticas y física, sino también fomentar una cultura de aprendizaje continuo que empodere a los jóvenes para enfrentar los desafíos del futuro.</w:t>
-      </w:r>
-    </w:p>
-    <w:p>
-      <w:pPr>
-        <w:pStyle w:val="Tesis"/>
-        <w:rPr>
-          <w:b/>
-          <w:bCs/>
-        </w:rPr>
-      </w:pPr>
-      <w:r>
-        <w:t xml:space="preserve">En el apartado práctico, el desarrollo de esta aplicación educativa </w:t>
-      </w:r>
-      <w:proofErr w:type="spellStart"/>
-      <w:r>
-        <w:t>gamificada</w:t>
-      </w:r>
-      <w:proofErr w:type="spellEnd"/>
-      <w:r>
-        <w:t xml:space="preserve"> representa una estrategia concreta para enfrentar los problemas que afectan a los estudiantes venezolanos de</w:t>
-      </w:r>
-      <w:r>
-        <w:t xml:space="preserve"> bachillerato</w:t>
-      </w:r>
-      <w:r>
-        <w:t>, especialmente aquellos que han quedado fuera del sistema escolar o que enfrentan condiciones adversas para continuar sus estudios. Al ofrecer una herramienta digital accesible, autónoma y motivadora, se propone una solución práctica que puede contribuir a reducir la exclusión escolar, mejorar el rendimiento académico y fortalecer el vínculo de los jóvenes con el aprendizaje.</w:t>
-      </w:r>
-    </w:p>
-    <w:p>
-      <w:pPr>
-        <w:pStyle w:val="Tesis"/>
-        <w:rPr>
-          <w:b/>
-          <w:bCs/>
-        </w:rPr>
-      </w:pPr>
-      <w:r>
-        <w:t>La aplicación está diseñada para funcionar sin depender de instituciones educativas, lo que permite que cualquier estudiante con acceso a un</w:t>
-      </w:r>
-      <w:r>
-        <w:t xml:space="preserve">a </w:t>
-      </w:r>
-      <w:r>
-        <w:t>computadora pueda aprender desde casa o desde cualquier entorno informal. Esto responde directamente a la falta de infraestructura escolar, la escasez de docentes y la limitada conectividad que caracterizan el sistema educativo actual. Al integrar contenidos curriculares con dinámicas de juego como retos, niveles, recompensas y seguimiento del progreso se busca aumentar la motivación, la participación activa y la retención del conocimiento.</w:t>
-      </w:r>
-    </w:p>
-    <w:p>
-      <w:pPr>
-        <w:pStyle w:val="Tesis"/>
-        <w:rPr>
-          <w:b/>
-          <w:bCs/>
-        </w:rPr>
-      </w:pPr>
-      <w:r>
-        <w:t xml:space="preserve">Además, al ser una plataforma de libre acceso, la aplicación puede adaptarse a distintos contextos sociales y económicos, ofreciendo una </w:t>
-      </w:r>
-      <w:r>
-        <w:lastRenderedPageBreak/>
-        <w:t>alternativa flexible para estudiantes que no cuentan con apoyo institucional. En este sentido, su desarrollo no solo propone una estrategia viable para enfrentar la crisis educativa, sino que también promueve la inclusión, la autonomía y el aprendizaje significativo en un entorno digital.</w:t>
-      </w:r>
-    </w:p>
-    <w:p>
-      <w:pPr>
-        <w:pStyle w:val="Tesis"/>
-        <w:rPr>
-          <w:b/>
-          <w:bCs/>
-        </w:rPr>
-      </w:pPr>
-      <w:r>
-        <w:t>Y por el lado metodológico, el desarrollo de nuestra aplicación tiene un enfoque tecnológico, orientada al diseño y libre acceso, sin dependencia de instituciones escolares ni pruebas presenciales. El modelo metodológico se basa en el desarrollo iterativo de software, empleando principios del diseño centrado en el usuario (DCU) y metodologías ágiles, que permiten construir una herramienta funcional, escalable y adaptable a diversos contextos educativos.</w:t>
-      </w:r>
-    </w:p>
-    <w:p>
-      <w:pPr>
-        <w:pStyle w:val="Tesis"/>
-        <w:rPr>
-          <w:b/>
-          <w:bCs/>
-        </w:rPr>
-      </w:pPr>
-      <w:r>
-        <w:t xml:space="preserve">La aplicación está concebida como una plataforma autónoma, similar a modelos como Duolingo, donde los estudiantes pueden acceder a contenidos </w:t>
-      </w:r>
-      <w:r>
-        <w:t>educativo</w:t>
-      </w:r>
-      <w:r>
-        <w:t xml:space="preserve">s </w:t>
-      </w:r>
-      <w:proofErr w:type="spellStart"/>
-      <w:r>
-        <w:t>gamificados</w:t>
-      </w:r>
-      <w:proofErr w:type="spellEnd"/>
-      <w:r>
-        <w:t xml:space="preserve"> desde </w:t>
-      </w:r>
-      <w:r>
-        <w:t xml:space="preserve">un </w:t>
-      </w:r>
-      <w:r>
-        <w:t xml:space="preserve">dispositivo </w:t>
-      </w:r>
-      <w:r>
-        <w:t>con conexión a internet. La validación del producto no se realizará mediante pruebas institucionales, sino a través de métricas internas de uso y análisis de interacción digital (</w:t>
-      </w:r>
-      <w:proofErr w:type="spellStart"/>
-      <w:r>
-        <w:t>engagement</w:t>
-      </w:r>
-      <w:proofErr w:type="spellEnd"/>
-      <w:r>
-        <w:t>, progresión).</w:t>
-      </w:r>
-    </w:p>
-    <w:p>
-      <w:pPr>
-        <w:pStyle w:val="Tesis"/>
-      </w:pPr>
-      <w:r>
-        <w:t>Este enfoque metodológico permite responder a las limitaciones del sistema educativo venezolano, donde el acceso a instituciones formales está restringido para millones de estudiantes. Al prescindir de estructuras escolares tradicionales, la aplicación se convierte en una alternativa flexible y descentralizada, capaz de ofrecer experiencias de aprendizaje significativas en entornos vulnerables o informales.</w:t>
-      </w:r>
-    </w:p>
-    <w:p>
-      <w:pPr>
-        <w:pStyle w:val="Tesis"/>
-        <w:spacing w:line="240" w:lineRule="auto"/>
-      </w:pPr>
-    </w:p>
-    <w:p>
-      <w:pPr>
-        <w:spacing w:after="0" w:line="480" w:lineRule="auto"/>
-        <w:jc w:val="both"/>
-        <w:rPr>
-          <w:rFonts w:ascii="Arial" w:hAnsi="Arial" w:cs="Arial"/>
-          <w:b/>
-          <w:bCs/>
-          <w:sz w:val="24"/>
-          <w:szCs w:val="24"/>
-        </w:rPr>
-      </w:pPr>
-      <w:r>
-        <w:rPr>
-          <w:rFonts w:ascii="Arial" w:hAnsi="Arial" w:cs="Arial"/>
-          <w:b/>
-          <w:bCs/>
-          <w:sz w:val="24"/>
-          <w:szCs w:val="24"/>
-        </w:rPr>
-        <w:t>4. DELIMITACIÓN DE LA INVESTIGACI</w:t>
-      </w:r>
-      <w:r>
-        <w:rPr>
-          <w:rFonts w:ascii="Arial" w:hAnsi="Arial" w:cs="Arial"/>
-          <w:b/>
-          <w:bCs/>
-          <w:sz w:val="24"/>
-          <w:szCs w:val="24"/>
-        </w:rPr>
-        <w:t>Ó</w:t>
-      </w:r>
-      <w:r>
-        <w:rPr>
-          <w:rFonts w:ascii="Arial" w:hAnsi="Arial" w:cs="Arial"/>
-          <w:b/>
-          <w:bCs/>
-          <w:sz w:val="24"/>
-          <w:szCs w:val="24"/>
-        </w:rPr>
-        <w:t>N</w:t>
-      </w:r>
-    </w:p>
-    <w:p>
-      <w:pPr>
-        <w:spacing w:after="0" w:line="240" w:lineRule="auto"/>
-        <w:jc w:val="both"/>
-        <w:rPr>
-          <w:rFonts w:ascii="Arial" w:hAnsi="Arial" w:cs="Arial"/>
-          <w:b/>
-          <w:bCs/>
-          <w:sz w:val="24"/>
-          <w:szCs w:val="24"/>
-        </w:rPr>
-      </w:pPr>
-    </w:p>
-    <w:p>
-      <w:pPr>
-        <w:pStyle w:val="Tesis"/>
         <w:rPr>
           <w:b/>
         </w:rPr>
@@ -1543,14 +1600,14 @@
         <w:rPr>
           <w:shd w:val="clear" w:color="auto" w:fill="FFFFFF"/>
         </w:rPr>
-        <w:t xml:space="preserve"> también se analiza la teoría del aprendizaje multimedia del autor Mayer, la flexibilidad cognitiva propuesta por Spiro y sus colaboradores, la teoría del aprendizaje para el dominio de Bloom y la teoría </w:t>
+        <w:t xml:space="preserve"> también se analiza la teoría del aprendizaje </w:t>
       </w:r>
       <w:r>
         <w:rPr>
           <w:shd w:val="clear" w:color="auto" w:fill="FFFFFF"/>
         </w:rPr>
         <w:lastRenderedPageBreak/>
-        <w:t xml:space="preserve">de la carga cognitiva de </w:t>
+        <w:t xml:space="preserve">multimedia del autor Mayer, la flexibilidad cognitiva propuesta por Spiro y sus colaboradores, la teoría del aprendizaje para el dominio de Bloom y la teoría de la carga cognitiva de </w:t>
       </w:r>
       <w:proofErr w:type="spellStart"/>
       <w:r>

--- a/Capitulos de Tesis/Capítulo 1..docx
+++ b/Capitulos de Tesis/Capítulo 1..docx
@@ -659,15 +659,7 @@
         <w:t xml:space="preserve">El impacto de este déficit pedagógico </w:t>
       </w:r>
       <w:r>
-        <w:t xml:space="preserve">en el </w:t>
-      </w:r>
-      <w:proofErr w:type="spellStart"/>
-      <w:r>
-        <w:t>redimiento</w:t>
-      </w:r>
-      <w:proofErr w:type="spellEnd"/>
-      <w:r>
-        <w:t xml:space="preserve"> académico se evidencia</w:t>
+        <w:t>en el redimiento académico se evidencia</w:t>
       </w:r>
       <w:r>
         <w:t xml:space="preserve"> en los informes del Sistema de Evaluación de Conocimientos en Línea (SECEL), coordinado por la UCAB</w:t>
@@ -720,15 +712,7 @@
         <w:t xml:space="preserve"> </w:t>
       </w:r>
       <w:r>
-        <w:t xml:space="preserve">Ante este panorama, el presente trabajo de investigación propone el desarrollo de una aplicación educativa </w:t>
-      </w:r>
-      <w:proofErr w:type="spellStart"/>
-      <w:r>
-        <w:t>gamificada</w:t>
-      </w:r>
-      <w:proofErr w:type="spellEnd"/>
-      <w:r>
-        <w:t xml:space="preserve"> para potenciar el rendimiento académico en estudiantes de bachillerato en Venezuela. </w:t>
+        <w:t xml:space="preserve">Ante este panorama, el presente trabajo de investigación propone el desarrollo de una aplicación educativa gamificada para potenciar el rendimiento académico en estudiantes de bachillerato en Venezuela. </w:t>
       </w:r>
     </w:p>
     <w:p>
@@ -739,15 +723,7 @@
         <w:t>La aplicación</w:t>
       </w:r>
       <w:r>
-        <w:t xml:space="preserve">, llamada </w:t>
-      </w:r>
-      <w:proofErr w:type="spellStart"/>
-      <w:r>
-        <w:t>MathPath</w:t>
-      </w:r>
-      <w:proofErr w:type="spellEnd"/>
-      <w:r>
-        <w:t>,</w:t>
+        <w:t>, llamada MathPath,</w:t>
       </w:r>
       <w:r>
         <w:t xml:space="preserve"> se plantea como un proyecto independiente</w:t>
@@ -759,37 +735,13 @@
         <w:t xml:space="preserve"> e inspirada</w:t>
       </w:r>
       <w:r>
-        <w:t xml:space="preserve"> en modelos exitosos como Duolingo, Khan Academy </w:t>
-      </w:r>
-      <w:proofErr w:type="spellStart"/>
-      <w:r>
-        <w:t>Kids</w:t>
-      </w:r>
-      <w:proofErr w:type="spellEnd"/>
-      <w:r>
-        <w:t xml:space="preserve"> y </w:t>
-      </w:r>
-      <w:proofErr w:type="spellStart"/>
-      <w:r>
-        <w:t>CodeCombat</w:t>
-      </w:r>
-      <w:proofErr w:type="spellEnd"/>
-      <w:r>
-        <w:t xml:space="preserve">, donde los usuarios pueden acceder libremente desde sus </w:t>
+        <w:t xml:space="preserve"> en modelos exitosos como Duolingo, Khan Academy Kids y CodeCombat, donde los usuarios pueden acceder libremente desde sus </w:t>
       </w:r>
       <w:r>
         <w:t xml:space="preserve">computadores </w:t>
       </w:r>
       <w:r>
-        <w:t xml:space="preserve">sin necesidad de estar vinculados a instituciones educativas. Estas plataformas han demostrado que el aprendizaje autónomo, flexible y </w:t>
-      </w:r>
-      <w:proofErr w:type="spellStart"/>
-      <w:r>
-        <w:t>gamificado</w:t>
-      </w:r>
-      <w:proofErr w:type="spellEnd"/>
-      <w:r>
-        <w:t xml:space="preserve"> puede </w:t>
+        <w:t xml:space="preserve">sin necesidad de estar vinculados a instituciones educativas. Estas plataformas han demostrado que el aprendizaje autónomo, flexible y gamificado puede </w:t>
       </w:r>
       <w:r>
         <w:lastRenderedPageBreak/>
@@ -804,15 +756,7 @@
         <w:t xml:space="preserve">La propuesta </w:t>
       </w:r>
       <w:r>
-        <w:t xml:space="preserve">de </w:t>
-      </w:r>
-      <w:proofErr w:type="spellStart"/>
-      <w:r>
-        <w:t>MathPath</w:t>
-      </w:r>
-      <w:proofErr w:type="spellEnd"/>
-      <w:r>
-        <w:t xml:space="preserve"> </w:t>
+        <w:t xml:space="preserve">de MathPath </w:t>
       </w:r>
       <w:r>
         <w:t>busca adaptar estos principios al contexto venezolano, incorporando contenidos alineados con las necesidades locales y elementos de gamificación como niveles, recompensas, retos, avatares y sistemas de progreso</w:t>
@@ -907,13 +851,8 @@
         <w:pStyle w:val="Tesis"/>
       </w:pPr>
       <w:r>
-        <w:t xml:space="preserve">Continuando con lo previamente expuesto, no hacemos la siguiente pregunta: ¿Cómo Desarrollar una Aplicación educativa </w:t>
-      </w:r>
-      <w:proofErr w:type="spellStart"/>
-      <w:r>
-        <w:t>gamificada</w:t>
-      </w:r>
-      <w:proofErr w:type="spellEnd"/>
+        <w:t>Continuando con lo previamente expuesto, no hacemos la siguiente pregunta: ¿Cómo Desarrollar una Aplicación educativa gamificada</w:t>
+      </w:r>
       <w:r>
         <w:t xml:space="preserve"> para potenciar el rendimiento académico en estudiantes de</w:t>
       </w:r>
@@ -1002,15 +941,7 @@
         <w:pStyle w:val="Tesis"/>
       </w:pPr>
       <w:r>
-        <w:t xml:space="preserve">Desarrollar una Aplicación educativa </w:t>
-      </w:r>
-      <w:proofErr w:type="spellStart"/>
-      <w:r>
-        <w:t>gamificada</w:t>
-      </w:r>
-      <w:proofErr w:type="spellEnd"/>
-      <w:r>
-        <w:t xml:space="preserve"> para potenciar el rendimiento académico en estudiantes de bachillerato en Venezuela.</w:t>
+        <w:t>Desarrollar una Aplicación educativa gamificada para potenciar el rendimiento académico en estudiantes de bachillerato en Venezuela.</w:t>
       </w:r>
     </w:p>
     <w:p>
@@ -1222,15 +1153,7 @@
         <w:pStyle w:val="Tesis"/>
       </w:pPr>
       <w:r>
-        <w:t xml:space="preserve">Desde el punto de vista teórico, nuestra propuesta de desarrollar una aplicación educativa </w:t>
-      </w:r>
-      <w:proofErr w:type="spellStart"/>
-      <w:r>
-        <w:t>gamificada</w:t>
-      </w:r>
-      <w:proofErr w:type="spellEnd"/>
-      <w:r>
-        <w:t xml:space="preserve"> para potenciar el conocimiento de matemáticas se fundamenta en teorías educativas que subrayan la importancia de la motivación y la participación activa en el proceso de aprendizaje. </w:t>
+        <w:t xml:space="preserve">Desde el punto de vista teórico, nuestra propuesta de desarrollar una aplicación educativa gamificada para potenciar el conocimiento de matemáticas se fundamenta en teorías educativas que subrayan la importancia de la motivación y la participación activa en el proceso de aprendizaje. </w:t>
       </w:r>
     </w:p>
     <w:p>
@@ -1305,15 +1228,7 @@
         </w:rPr>
       </w:pPr>
       <w:r>
-        <w:t xml:space="preserve">En el apartado práctico, el desarrollo de esta aplicación educativa </w:t>
-      </w:r>
-      <w:proofErr w:type="spellStart"/>
-      <w:r>
-        <w:t>gamificada</w:t>
-      </w:r>
-      <w:proofErr w:type="spellEnd"/>
-      <w:r>
-        <w:t xml:space="preserve"> representa una estrategia concreta para enfrentar los problemas que afectan a los estudiantes venezolanos de</w:t>
+        <w:t>En el apartado práctico, el desarrollo de esta aplicación educativa gamificada representa una estrategia concreta para enfrentar los problemas que afectan a los estudiantes venezolanos de</w:t>
       </w:r>
       <w:r>
         <w:t xml:space="preserve"> bachillerato</w:t>
@@ -1385,13 +1300,8 @@
           <w:bCs/>
         </w:rPr>
       </w:pPr>
-      <w:proofErr w:type="spellStart"/>
-      <w:r>
-        <w:t>MathPath</w:t>
-      </w:r>
-      <w:proofErr w:type="spellEnd"/>
-      <w:r>
-        <w:t xml:space="preserve"> </w:t>
+      <w:r>
+        <w:t xml:space="preserve">MathPath </w:t>
       </w:r>
       <w:r>
         <w:t xml:space="preserve">está concebida como una plataforma autónoma, similar a modelos como Duolingo, donde los estudiantes pueden acceder a contenidos </w:t>
@@ -1400,15 +1310,7 @@
         <w:t>educativo</w:t>
       </w:r>
       <w:r>
-        <w:t xml:space="preserve">s </w:t>
-      </w:r>
-      <w:proofErr w:type="spellStart"/>
-      <w:r>
-        <w:t>gamificados</w:t>
-      </w:r>
-      <w:proofErr w:type="spellEnd"/>
-      <w:r>
-        <w:t xml:space="preserve"> desde </w:t>
+        <w:t xml:space="preserve">s gamificados desde </w:t>
       </w:r>
       <w:r>
         <w:t xml:space="preserve">un </w:t>
@@ -1417,15 +1319,7 @@
         <w:t xml:space="preserve">dispositivo </w:t>
       </w:r>
       <w:r>
-        <w:t>con conexión a internet. La validación del producto no se realizará mediante pruebas institucionales, sino a través de métricas internas de uso y análisis de interacción digital (</w:t>
-      </w:r>
-      <w:proofErr w:type="spellStart"/>
-      <w:r>
-        <w:t>engagement</w:t>
-      </w:r>
-      <w:proofErr w:type="spellEnd"/>
-      <w:r>
-        <w:t>, progresión).</w:t>
+        <w:t>con conexión a internet. La validación del producto no se realizará mediante pruebas institucionales, sino a través de métricas internas de uso y análisis de interacción digital (engagement, progresión).</w:t>
       </w:r>
     </w:p>
     <w:p>
@@ -1582,46 +1476,24 @@
         </w:rPr>
         <w:t xml:space="preserve">de </w:t>
       </w:r>
-      <w:proofErr w:type="spellStart"/>
       <w:r>
         <w:rPr>
           <w:shd w:val="clear" w:color="auto" w:fill="FFFFFF"/>
         </w:rPr>
-        <w:t>Deci</w:t>
-      </w:r>
-      <w:proofErr w:type="spellEnd"/>
+        <w:t>Deci y Ryan,</w:t>
+      </w:r>
       <w:r>
         <w:rPr>
           <w:shd w:val="clear" w:color="auto" w:fill="FFFFFF"/>
         </w:rPr>
-        <w:t xml:space="preserve"> y Ryan,</w:t>
+        <w:t xml:space="preserve"> también la teoría del aprendizaje </w:t>
       </w:r>
       <w:r>
         <w:rPr>
           <w:shd w:val="clear" w:color="auto" w:fill="FFFFFF"/>
         </w:rPr>
-        <w:t xml:space="preserve"> también se analiza la teoría del aprendizaje </w:t>
-      </w:r>
-      <w:r>
-        <w:rPr>
-          <w:shd w:val="clear" w:color="auto" w:fill="FFFFFF"/>
-        </w:rPr>
         <w:lastRenderedPageBreak/>
-        <w:t xml:space="preserve">multimedia del autor Mayer, la flexibilidad cognitiva propuesta por Spiro y sus colaboradores, la teoría del aprendizaje para el dominio de Bloom y la teoría de la carga cognitiva de </w:t>
-      </w:r>
-      <w:proofErr w:type="spellStart"/>
-      <w:r>
-        <w:rPr>
-          <w:shd w:val="clear" w:color="auto" w:fill="FFFFFF"/>
-        </w:rPr>
-        <w:t>Sweller</w:t>
-      </w:r>
-      <w:proofErr w:type="spellEnd"/>
-      <w:r>
-        <w:rPr>
-          <w:shd w:val="clear" w:color="auto" w:fill="FFFFFF"/>
-        </w:rPr>
-        <w:t xml:space="preserve">. Además, </w:t>
+        <w:t xml:space="preserve">multimedia del autor Mayer, la flexibilidad cognitiva propuesta por Spiro y sus colaboradores, la teoría del aprendizaje para el dominio de Bloom y la teoría de la carga cognitiva de Sweller. Además, </w:t>
       </w:r>
       <w:r>
         <w:rPr>
